--- a/fuentes/633400_CF01_CFA.docx
+++ b/fuentes/633400_CF01_CFA.docx
@@ -1,6 +1,6 @@
 
 <file path=word/document.xml><?xml version="1.0" encoding="utf-8"?>
-<w:document xmlns:wpc="http://schemas.microsoft.com/office/word/2010/wordprocessingCanvas" xmlns:cx="http://schemas.microsoft.com/office/drawing/2014/chartex" xmlns:cx1="http://schemas.microsoft.com/office/drawing/2015/9/8/chartex" xmlns:cx2="http://schemas.microsoft.com/office/drawing/2015/10/21/chartex" xmlns:cx3="http://schemas.microsoft.com/office/drawing/2016/5/9/chartex" xmlns:cx4="http://schemas.microsoft.com/office/drawing/2016/5/10/chartex" xmlns:cx5="http://schemas.microsoft.com/office/drawing/2016/5/11/chartex" xmlns:cx6="http://schemas.microsoft.com/office/drawing/2016/5/12/chartex" xmlns:cx7="http://schemas.microsoft.com/office/drawing/2016/5/13/chartex" xmlns:cx8="http://schemas.microsoft.com/office/drawing/2016/5/14/chartex" xmlns:mc="http://schemas.openxmlformats.org/markup-compatibility/2006" xmlns:aink="http://schemas.microsoft.com/office/drawing/2016/ink" xmlns:am3d="http://schemas.microsoft.com/office/drawing/2017/model3d" xmlns:o="urn:schemas-microsoft-com:office:office" xmlns:r="http://schemas.openxmlformats.org/officeDocument/2006/relationships" xmlns:m="http://schemas.openxmlformats.org/officeDocument/2006/math" xmlns:v="urn:schemas-microsoft-com:vml" xmlns:wp14="http://schemas.microsoft.com/office/word/2010/wordprocessingDrawing" xmlns:wp="http://schemas.openxmlformats.org/drawingml/2006/wordprocessingDrawing" xmlns:w10="urn:schemas-microsoft-com:office:word" xmlns:w="http://schemas.openxmlformats.org/wordprocessingml/2006/main" xmlns:w14="http://schemas.microsoft.com/office/word/2010/wordml" xmlns:w15="http://schemas.microsoft.com/office/word/2012/wordml" xmlns:w16cex="http://schemas.microsoft.com/office/word/2018/wordml/cex" xmlns:w16cid="http://schemas.microsoft.com/office/word/2016/wordml/cid" xmlns:w16="http://schemas.microsoft.com/office/word/2018/wordml" xmlns:w16sdtdh="http://schemas.microsoft.com/office/word/2020/wordml/sdtdatahash" xmlns:w16se="http://schemas.microsoft.com/office/word/2015/wordml/symex" xmlns:wpg="http://schemas.microsoft.com/office/word/2010/wordprocessingGroup" xmlns:wpi="http://schemas.microsoft.com/office/word/2010/wordprocessingInk" xmlns:wne="http://schemas.microsoft.com/office/word/2006/wordml" xmlns:wps="http://schemas.microsoft.com/office/word/2010/wordprocessingShape" mc:Ignorable="w14 w15 w16se w16cid w16 w16cex w16sdtdh wp14">
+<w:document xmlns:wpc="http://schemas.microsoft.com/office/word/2010/wordprocessingCanvas" xmlns:cx="http://schemas.microsoft.com/office/drawing/2014/chartex" xmlns:cx1="http://schemas.microsoft.com/office/drawing/2015/9/8/chartex" xmlns:cx2="http://schemas.microsoft.com/office/drawing/2015/10/21/chartex" xmlns:cx3="http://schemas.microsoft.com/office/drawing/2016/5/9/chartex" xmlns:cx4="http://schemas.microsoft.com/office/drawing/2016/5/10/chartex" xmlns:cx5="http://schemas.microsoft.com/office/drawing/2016/5/11/chartex" xmlns:cx6="http://schemas.microsoft.com/office/drawing/2016/5/12/chartex" xmlns:cx7="http://schemas.microsoft.com/office/drawing/2016/5/13/chartex" xmlns:cx8="http://schemas.microsoft.com/office/drawing/2016/5/14/chartex" xmlns:mc="http://schemas.openxmlformats.org/markup-compatibility/2006" xmlns:m="http://schemas.openxmlformats.org/officeDocument/2006/math" xmlns:aink="http://schemas.microsoft.com/office/drawing/2016/ink" xmlns:am3d="http://schemas.microsoft.com/office/drawing/2017/model3d" xmlns:oel="http://schemas.microsoft.com/office/2019/extlst" xmlns:r="http://schemas.openxmlformats.org/officeDocument/2006/relationships" xmlns:wp14="http://schemas.microsoft.com/office/word/2010/wordprocessingDrawing" xmlns:wp="http://schemas.openxmlformats.org/drawingml/2006/wordprocessingDrawing" xmlns:wpg="http://schemas.microsoft.com/office/word/2010/wordprocessingGroup" xmlns:wpi="http://schemas.microsoft.com/office/word/2010/wordprocessingInk" xmlns:wps="http://schemas.microsoft.com/office/word/2010/wordprocessingShape" xmlns:o="urn:schemas-microsoft-com:office:office" xmlns:v="urn:schemas-microsoft-com:vml" xmlns:w10="urn:schemas-microsoft-com:office:word" xmlns:w="http://schemas.openxmlformats.org/wordprocessingml/2006/main" xmlns:w14="http://schemas.microsoft.com/office/word/2010/wordml" xmlns:w15="http://schemas.microsoft.com/office/word/2012/wordml" xmlns:w16cex="http://schemas.microsoft.com/office/word/2018/wordml/cex" xmlns:w16cid="http://schemas.microsoft.com/office/word/2016/wordml/cid" xmlns:w16="http://schemas.microsoft.com/office/word/2018/wordml" xmlns:w16sdtdh="http://schemas.microsoft.com/office/word/2020/wordml/sdtdatahash" xmlns:w16sdtfl="http://schemas.microsoft.com/office/word/2024/wordml/sdtformatlock" xmlns:w16se="http://schemas.microsoft.com/office/word/2015/wordml/symex" xmlns:w16du="http://schemas.microsoft.com/office/word/2023/wordml/word16du" xmlns:wne="http://schemas.microsoft.com/office/word/2006/wordml" mc:Ignorable="w14 w15 w16se w16cid w16 w16cex w16sdtdh w16sdtfl w16du wp14">
   <w:body>
     <w:p>
       <w:pPr>
@@ -203,7 +203,7 @@
                 <v:stroke joinstyle="miter"/>
                 <v:path gradientshapeok="t" o:connecttype="rect"/>
               </v:shapetype>
-              <v:shape id="Cuadro de texto 2" o:spid="_x0000_s1026" type="#_x0000_t202" alt="&quot;&quot;" style="position:absolute;left:0;text-align:left;margin-left:-19.05pt;margin-top:34.1pt;width:499.8pt;height:189.2pt;z-index:251663360;visibility:visible;mso-wrap-style:square;mso-width-percent:0;mso-height-percent:0;mso-wrap-distance-left:9pt;mso-wrap-distance-top:3.6pt;mso-wrap-distance-right:9pt;mso-wrap-distance-bottom:3.6pt;mso-position-horizontal:absolute;mso-position-horizontal-relative:text;mso-position-vertical:absolute;mso-position-vertical-relative:text;mso-width-percent:0;mso-height-percent:0;mso-width-relative:margin;mso-height-relative:margin;v-text-anchor:top" o:gfxdata="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" filled="f" stroked="f">
+              <v:shape id="Cuadro de texto 2" o:spid="_x0000_s1026" type="#_x0000_t202" alt="&quot;&quot;" style="position:absolute;left:0;text-align:left;margin-left:-19.05pt;margin-top:34.1pt;width:499.8pt;height:189.2pt;z-index:251663360;visibility:visible;mso-wrap-style:square;mso-width-percent:0;mso-height-percent:0;mso-wrap-distance-left:9pt;mso-wrap-distance-top:3.6pt;mso-wrap-distance-right:9pt;mso-wrap-distance-bottom:3.6pt;mso-position-horizontal:absolute;mso-position-horizontal-relative:text;mso-position-vertical:absolute;mso-position-vertical-relative:text;mso-width-percent:0;mso-height-percent:0;mso-width-relative:margin;mso-height-relative:margin;v-text-anchor:top" o:gfxdata="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" filled="f" stroked="f">
                 <v:textbox>
                   <w:txbxContent>
                     <w:p>
@@ -557,7 +557,6 @@
           <w:docPartUnique/>
         </w:docPartObj>
       </w:sdtPr>
-      <w:sdtEndPr/>
       <w:sdtContent>
         <w:p>
           <w:pPr>
@@ -576,10 +575,9 @@
             <w:rPr>
               <w:rFonts w:eastAsiaTheme="minorEastAsia"/>
               <w:noProof/>
-              <w:kern w:val="0"/>
-              <w:sz w:val="22"/>
-              <w:lang w:eastAsia="es-CO"/>
-              <w14:ligatures w14:val="none"/>
+              <w:sz w:val="24"/>
+              <w:szCs w:val="24"/>
+              <w:lang w:eastAsia="es-MX"/>
             </w:rPr>
           </w:pPr>
           <w:r>
@@ -591,7 +589,7 @@
           <w:r>
             <w:fldChar w:fldCharType="separate"/>
           </w:r>
-          <w:hyperlink w:anchor="_Toc240622547" w:history="1">
+          <w:hyperlink w:anchor="_Toc242269696" w:history="1">
             <w:r>
               <w:rPr>
                 <w:rStyle w:val="Hipervnculo"/>
@@ -618,7 +616,7 @@
                 <w:noProof/>
                 <w:webHidden/>
               </w:rPr>
-              <w:instrText xml:space="preserve"> PAGEREF _Toc240622547 \h </w:instrText>
+              <w:instrText xml:space="preserve"> PAGEREF _Toc242269696 \h </w:instrText>
             </w:r>
             <w:r>
               <w:rPr>
@@ -655,13 +653,12 @@
             <w:rPr>
               <w:rFonts w:eastAsiaTheme="minorEastAsia"/>
               <w:noProof/>
-              <w:kern w:val="0"/>
-              <w:sz w:val="22"/>
-              <w:lang w:eastAsia="es-CO"/>
-              <w14:ligatures w14:val="none"/>
+              <w:sz w:val="24"/>
+              <w:szCs w:val="24"/>
+              <w:lang w:eastAsia="es-MX"/>
             </w:rPr>
           </w:pPr>
-          <w:hyperlink w:anchor="_Toc240622548" w:history="1">
+          <w:hyperlink w:anchor="_Toc242269697" w:history="1">
             <w:r>
               <w:rPr>
                 <w:rStyle w:val="Hipervnculo"/>
@@ -673,10 +670,9 @@
               <w:rPr>
                 <w:rFonts w:eastAsiaTheme="minorEastAsia"/>
                 <w:noProof/>
-                <w:kern w:val="0"/>
-                <w:sz w:val="22"/>
-                <w:lang w:eastAsia="es-CO"/>
-                <w14:ligatures w14:val="none"/>
+                <w:sz w:val="24"/>
+                <w:szCs w:val="24"/>
+                <w:lang w:eastAsia="es-MX"/>
               </w:rPr>
               <w:tab/>
             </w:r>
@@ -706,7 +702,7 @@
                 <w:noProof/>
                 <w:webHidden/>
               </w:rPr>
-              <w:instrText xml:space="preserve"> PAGEREF _Toc240622548 \h </w:instrText>
+              <w:instrText xml:space="preserve"> PAGEREF _Toc242269697 \h </w:instrText>
             </w:r>
             <w:r>
               <w:rPr>
@@ -743,13 +739,12 @@
             <w:rPr>
               <w:rFonts w:eastAsiaTheme="minorEastAsia"/>
               <w:noProof/>
-              <w:kern w:val="0"/>
-              <w:sz w:val="22"/>
-              <w:lang w:eastAsia="es-CO"/>
-              <w14:ligatures w14:val="none"/>
+              <w:sz w:val="24"/>
+              <w:szCs w:val="24"/>
+              <w:lang w:eastAsia="es-MX"/>
             </w:rPr>
           </w:pPr>
-          <w:hyperlink w:anchor="_Toc240622549" w:history="1">
+          <w:hyperlink w:anchor="_Toc242269698" w:history="1">
             <w:r>
               <w:rPr>
                 <w:rStyle w:val="Hipervnculo"/>
@@ -761,10 +756,9 @@
               <w:rPr>
                 <w:rFonts w:eastAsiaTheme="minorEastAsia"/>
                 <w:noProof/>
-                <w:kern w:val="0"/>
-                <w:sz w:val="22"/>
-                <w:lang w:eastAsia="es-CO"/>
-                <w14:ligatures w14:val="none"/>
+                <w:sz w:val="24"/>
+                <w:szCs w:val="24"/>
+                <w:lang w:eastAsia="es-MX"/>
               </w:rPr>
               <w:tab/>
             </w:r>
@@ -794,7 +788,7 @@
                 <w:noProof/>
                 <w:webHidden/>
               </w:rPr>
-              <w:instrText xml:space="preserve"> PAGEREF _Toc240622549 \h </w:instrText>
+              <w:instrText xml:space="preserve"> PAGEREF _Toc242269698 \h </w:instrText>
             </w:r>
             <w:r>
               <w:rPr>
@@ -831,13 +825,12 @@
             <w:rPr>
               <w:rFonts w:eastAsiaTheme="minorEastAsia"/>
               <w:noProof/>
-              <w:kern w:val="0"/>
-              <w:sz w:val="22"/>
-              <w:lang w:eastAsia="es-CO"/>
-              <w14:ligatures w14:val="none"/>
+              <w:sz w:val="24"/>
+              <w:szCs w:val="24"/>
+              <w:lang w:eastAsia="es-MX"/>
             </w:rPr>
           </w:pPr>
-          <w:hyperlink w:anchor="_Toc240622550" w:history="1">
+          <w:hyperlink w:anchor="_Toc242269699" w:history="1">
             <w:r>
               <w:rPr>
                 <w:rStyle w:val="Hipervnculo"/>
@@ -849,10 +842,9 @@
               <w:rPr>
                 <w:rFonts w:eastAsiaTheme="minorEastAsia"/>
                 <w:noProof/>
-                <w:kern w:val="0"/>
-                <w:sz w:val="22"/>
-                <w:lang w:eastAsia="es-CO"/>
-                <w14:ligatures w14:val="none"/>
+                <w:sz w:val="24"/>
+                <w:szCs w:val="24"/>
+                <w:lang w:eastAsia="es-MX"/>
               </w:rPr>
               <w:tab/>
             </w:r>
@@ -882,7 +874,7 @@
                 <w:noProof/>
                 <w:webHidden/>
               </w:rPr>
-              <w:instrText xml:space="preserve"> PAGEREF _Toc240622550 \h </w:instrText>
+              <w:instrText xml:space="preserve"> PAGEREF _Toc242269699 \h </w:instrText>
             </w:r>
             <w:r>
               <w:rPr>
@@ -919,13 +911,12 @@
             <w:rPr>
               <w:rFonts w:eastAsiaTheme="minorEastAsia"/>
               <w:noProof/>
-              <w:kern w:val="0"/>
-              <w:sz w:val="22"/>
-              <w:lang w:eastAsia="es-CO"/>
-              <w14:ligatures w14:val="none"/>
+              <w:sz w:val="24"/>
+              <w:szCs w:val="24"/>
+              <w:lang w:eastAsia="es-MX"/>
             </w:rPr>
           </w:pPr>
-          <w:hyperlink w:anchor="_Toc240622551" w:history="1">
+          <w:hyperlink w:anchor="_Toc242269700" w:history="1">
             <w:r>
               <w:rPr>
                 <w:rStyle w:val="Hipervnculo"/>
@@ -937,10 +928,9 @@
               <w:rPr>
                 <w:rFonts w:eastAsiaTheme="minorEastAsia"/>
                 <w:noProof/>
-                <w:kern w:val="0"/>
-                <w:sz w:val="22"/>
-                <w:lang w:eastAsia="es-CO"/>
-                <w14:ligatures w14:val="none"/>
+                <w:sz w:val="24"/>
+                <w:szCs w:val="24"/>
+                <w:lang w:eastAsia="es-MX"/>
               </w:rPr>
               <w:tab/>
             </w:r>
@@ -970,7 +960,7 @@
                 <w:noProof/>
                 <w:webHidden/>
               </w:rPr>
-              <w:instrText xml:space="preserve"> PAGEREF _Toc240622551 \h </w:instrText>
+              <w:instrText xml:space="preserve"> PAGEREF _Toc242269700 \h </w:instrText>
             </w:r>
             <w:r>
               <w:rPr>
@@ -1007,13 +997,12 @@
             <w:rPr>
               <w:rFonts w:eastAsiaTheme="minorEastAsia"/>
               <w:noProof/>
-              <w:kern w:val="0"/>
-              <w:sz w:val="22"/>
-              <w:lang w:eastAsia="es-CO"/>
-              <w14:ligatures w14:val="none"/>
+              <w:sz w:val="24"/>
+              <w:szCs w:val="24"/>
+              <w:lang w:eastAsia="es-MX"/>
             </w:rPr>
           </w:pPr>
-          <w:hyperlink w:anchor="_Toc240622552" w:history="1">
+          <w:hyperlink w:anchor="_Toc242269701" w:history="1">
             <w:r>
               <w:rPr>
                 <w:rStyle w:val="Hipervnculo"/>
@@ -1025,10 +1014,9 @@
               <w:rPr>
                 <w:rFonts w:eastAsiaTheme="minorEastAsia"/>
                 <w:noProof/>
-                <w:kern w:val="0"/>
-                <w:sz w:val="22"/>
-                <w:lang w:eastAsia="es-CO"/>
-                <w14:ligatures w14:val="none"/>
+                <w:sz w:val="24"/>
+                <w:szCs w:val="24"/>
+                <w:lang w:eastAsia="es-MX"/>
               </w:rPr>
               <w:tab/>
             </w:r>
@@ -1037,7 +1025,7 @@
                 <w:rStyle w:val="Hipervnculo"/>
                 <w:noProof/>
               </w:rPr>
-              <w:t>Establecimientos de alojamiento y hospedaje</w:t>
+              <w:t>Establecimientos de alojamiento y hospedajes</w:t>
             </w:r>
             <w:r>
               <w:rPr>
@@ -1058,7 +1046,7 @@
                 <w:noProof/>
                 <w:webHidden/>
               </w:rPr>
-              <w:instrText xml:space="preserve"> PAGEREF _Toc240622552 \h </w:instrText>
+              <w:instrText xml:space="preserve"> PAGEREF _Toc242269701 \h </w:instrText>
             </w:r>
             <w:r>
               <w:rPr>
@@ -1095,13 +1083,12 @@
             <w:rPr>
               <w:rFonts w:eastAsiaTheme="minorEastAsia"/>
               <w:noProof/>
-              <w:kern w:val="0"/>
-              <w:sz w:val="22"/>
-              <w:lang w:eastAsia="es-CO"/>
-              <w14:ligatures w14:val="none"/>
+              <w:sz w:val="24"/>
+              <w:szCs w:val="24"/>
+              <w:lang w:eastAsia="es-MX"/>
             </w:rPr>
           </w:pPr>
-          <w:hyperlink w:anchor="_Toc240622553" w:history="1">
+          <w:hyperlink w:anchor="_Toc242269702" w:history="1">
             <w:r>
               <w:rPr>
                 <w:rStyle w:val="Hipervnculo"/>
@@ -1113,10 +1100,9 @@
               <w:rPr>
                 <w:rFonts w:eastAsiaTheme="minorEastAsia"/>
                 <w:noProof/>
-                <w:kern w:val="0"/>
-                <w:sz w:val="22"/>
-                <w:lang w:eastAsia="es-CO"/>
-                <w14:ligatures w14:val="none"/>
+                <w:sz w:val="24"/>
+                <w:szCs w:val="24"/>
+                <w:lang w:eastAsia="es-MX"/>
               </w:rPr>
               <w:tab/>
             </w:r>
@@ -1146,7 +1132,7 @@
                 <w:noProof/>
                 <w:webHidden/>
               </w:rPr>
-              <w:instrText xml:space="preserve"> PAGEREF _Toc240622553 \h </w:instrText>
+              <w:instrText xml:space="preserve"> PAGEREF _Toc242269702 \h </w:instrText>
             </w:r>
             <w:r>
               <w:rPr>
@@ -1183,13 +1169,12 @@
             <w:rPr>
               <w:rFonts w:eastAsiaTheme="minorEastAsia"/>
               <w:noProof/>
-              <w:kern w:val="0"/>
-              <w:sz w:val="22"/>
-              <w:lang w:eastAsia="es-CO"/>
-              <w14:ligatures w14:val="none"/>
+              <w:sz w:val="24"/>
+              <w:szCs w:val="24"/>
+              <w:lang w:eastAsia="es-MX"/>
             </w:rPr>
           </w:pPr>
-          <w:hyperlink w:anchor="_Toc240622554" w:history="1">
+          <w:hyperlink w:anchor="_Toc242269703" w:history="1">
             <w:r>
               <w:rPr>
                 <w:rStyle w:val="Hipervnculo"/>
@@ -1201,10 +1186,9 @@
               <w:rPr>
                 <w:rFonts w:eastAsiaTheme="minorEastAsia"/>
                 <w:noProof/>
-                <w:kern w:val="0"/>
-                <w:sz w:val="22"/>
-                <w:lang w:eastAsia="es-CO"/>
-                <w14:ligatures w14:val="none"/>
+                <w:sz w:val="24"/>
+                <w:szCs w:val="24"/>
+                <w:lang w:eastAsia="es-MX"/>
               </w:rPr>
               <w:tab/>
             </w:r>
@@ -1234,7 +1218,7 @@
                 <w:noProof/>
                 <w:webHidden/>
               </w:rPr>
-              <w:instrText xml:space="preserve"> PAGEREF _Toc240622554 \h </w:instrText>
+              <w:instrText xml:space="preserve"> PAGEREF _Toc242269703 \h </w:instrText>
             </w:r>
             <w:r>
               <w:rPr>
@@ -1271,13 +1255,12 @@
             <w:rPr>
               <w:rFonts w:eastAsiaTheme="minorEastAsia"/>
               <w:noProof/>
-              <w:kern w:val="0"/>
-              <w:sz w:val="22"/>
-              <w:lang w:eastAsia="es-CO"/>
-              <w14:ligatures w14:val="none"/>
+              <w:sz w:val="24"/>
+              <w:szCs w:val="24"/>
+              <w:lang w:eastAsia="es-MX"/>
             </w:rPr>
           </w:pPr>
-          <w:hyperlink w:anchor="_Toc240622555" w:history="1">
+          <w:hyperlink w:anchor="_Toc242269704" w:history="1">
             <w:r>
               <w:rPr>
                 <w:rStyle w:val="Hipervnculo"/>
@@ -1289,10 +1272,9 @@
               <w:rPr>
                 <w:rFonts w:eastAsiaTheme="minorEastAsia"/>
                 <w:noProof/>
-                <w:kern w:val="0"/>
-                <w:sz w:val="22"/>
-                <w:lang w:eastAsia="es-CO"/>
-                <w14:ligatures w14:val="none"/>
+                <w:sz w:val="24"/>
+                <w:szCs w:val="24"/>
+                <w:lang w:eastAsia="es-MX"/>
               </w:rPr>
               <w:tab/>
             </w:r>
@@ -1322,7 +1304,7 @@
                 <w:noProof/>
                 <w:webHidden/>
               </w:rPr>
-              <w:instrText xml:space="preserve"> PAGEREF _Toc240622555 \h </w:instrText>
+              <w:instrText xml:space="preserve"> PAGEREF _Toc242269704 \h </w:instrText>
             </w:r>
             <w:r>
               <w:rPr>
@@ -1359,13 +1341,12 @@
             <w:rPr>
               <w:rFonts w:eastAsiaTheme="minorEastAsia"/>
               <w:noProof/>
-              <w:kern w:val="0"/>
-              <w:sz w:val="22"/>
-              <w:lang w:eastAsia="es-CO"/>
-              <w14:ligatures w14:val="none"/>
+              <w:sz w:val="24"/>
+              <w:szCs w:val="24"/>
+              <w:lang w:eastAsia="es-MX"/>
             </w:rPr>
           </w:pPr>
-          <w:hyperlink w:anchor="_Toc240622556" w:history="1">
+          <w:hyperlink w:anchor="_Toc242269705" w:history="1">
             <w:r>
               <w:rPr>
                 <w:rStyle w:val="Hipervnculo"/>
@@ -1377,10 +1358,9 @@
               <w:rPr>
                 <w:rFonts w:eastAsiaTheme="minorEastAsia"/>
                 <w:noProof/>
-                <w:kern w:val="0"/>
-                <w:sz w:val="22"/>
-                <w:lang w:eastAsia="es-CO"/>
-                <w14:ligatures w14:val="none"/>
+                <w:sz w:val="24"/>
+                <w:szCs w:val="24"/>
+                <w:lang w:eastAsia="es-MX"/>
               </w:rPr>
               <w:tab/>
             </w:r>
@@ -1389,7 +1369,7 @@
                 <w:rStyle w:val="Hipervnculo"/>
                 <w:noProof/>
               </w:rPr>
-              <w:t>Tipo de habitaciones y acomodación</w:t>
+              <w:t>Tipos de habitaciones y acomodación</w:t>
             </w:r>
             <w:r>
               <w:rPr>
@@ -1410,7 +1390,7 @@
                 <w:noProof/>
                 <w:webHidden/>
               </w:rPr>
-              <w:instrText xml:space="preserve"> PAGEREF _Toc240622556 \h </w:instrText>
+              <w:instrText xml:space="preserve"> PAGEREF _Toc242269705 \h </w:instrText>
             </w:r>
             <w:r>
               <w:rPr>
@@ -1447,13 +1427,12 @@
             <w:rPr>
               <w:rFonts w:eastAsiaTheme="minorEastAsia"/>
               <w:noProof/>
-              <w:kern w:val="0"/>
-              <w:sz w:val="22"/>
-              <w:lang w:eastAsia="es-CO"/>
-              <w14:ligatures w14:val="none"/>
+              <w:sz w:val="24"/>
+              <w:szCs w:val="24"/>
+              <w:lang w:eastAsia="es-MX"/>
             </w:rPr>
           </w:pPr>
-          <w:hyperlink w:anchor="_Toc240622557" w:history="1">
+          <w:hyperlink w:anchor="_Toc242269706" w:history="1">
             <w:r>
               <w:rPr>
                 <w:rStyle w:val="Hipervnculo"/>
@@ -1465,10 +1444,9 @@
               <w:rPr>
                 <w:rFonts w:eastAsiaTheme="minorEastAsia"/>
                 <w:noProof/>
-                <w:kern w:val="0"/>
-                <w:sz w:val="22"/>
-                <w:lang w:eastAsia="es-CO"/>
-                <w14:ligatures w14:val="none"/>
+                <w:sz w:val="24"/>
+                <w:szCs w:val="24"/>
+                <w:lang w:eastAsia="es-MX"/>
               </w:rPr>
               <w:tab/>
             </w:r>
@@ -1498,7 +1476,7 @@
                 <w:noProof/>
                 <w:webHidden/>
               </w:rPr>
-              <w:instrText xml:space="preserve"> PAGEREF _Toc240622557 \h </w:instrText>
+              <w:instrText xml:space="preserve"> PAGEREF _Toc242269706 \h </w:instrText>
             </w:r>
             <w:r>
               <w:rPr>
@@ -1535,13 +1513,12 @@
             <w:rPr>
               <w:rFonts w:eastAsiaTheme="minorEastAsia"/>
               <w:noProof/>
-              <w:kern w:val="0"/>
-              <w:sz w:val="22"/>
-              <w:lang w:eastAsia="es-CO"/>
-              <w14:ligatures w14:val="none"/>
+              <w:sz w:val="24"/>
+              <w:szCs w:val="24"/>
+              <w:lang w:eastAsia="es-MX"/>
             </w:rPr>
           </w:pPr>
-          <w:hyperlink w:anchor="_Toc240622558" w:history="1">
+          <w:hyperlink w:anchor="_Toc242269707" w:history="1">
             <w:r>
               <w:rPr>
                 <w:rStyle w:val="Hipervnculo"/>
@@ -1553,10 +1530,9 @@
               <w:rPr>
                 <w:rFonts w:eastAsiaTheme="minorEastAsia"/>
                 <w:noProof/>
-                <w:kern w:val="0"/>
-                <w:sz w:val="22"/>
-                <w:lang w:eastAsia="es-CO"/>
-                <w14:ligatures w14:val="none"/>
+                <w:sz w:val="24"/>
+                <w:szCs w:val="24"/>
+                <w:lang w:eastAsia="es-MX"/>
               </w:rPr>
               <w:tab/>
             </w:r>
@@ -1586,7 +1562,7 @@
                 <w:noProof/>
                 <w:webHidden/>
               </w:rPr>
-              <w:instrText xml:space="preserve"> PAGEREF _Toc240622558 \h </w:instrText>
+              <w:instrText xml:space="preserve"> PAGEREF _Toc242269707 \h </w:instrText>
             </w:r>
             <w:r>
               <w:rPr>
@@ -1623,13 +1599,12 @@
             <w:rPr>
               <w:rFonts w:eastAsiaTheme="minorEastAsia"/>
               <w:noProof/>
-              <w:kern w:val="0"/>
-              <w:sz w:val="22"/>
-              <w:lang w:eastAsia="es-CO"/>
-              <w14:ligatures w14:val="none"/>
+              <w:sz w:val="24"/>
+              <w:szCs w:val="24"/>
+              <w:lang w:eastAsia="es-MX"/>
             </w:rPr>
           </w:pPr>
-          <w:hyperlink w:anchor="_Toc240622559" w:history="1">
+          <w:hyperlink w:anchor="_Toc242269708" w:history="1">
             <w:r>
               <w:rPr>
                 <w:rStyle w:val="Hipervnculo"/>
@@ -1641,10 +1616,9 @@
               <w:rPr>
                 <w:rFonts w:eastAsiaTheme="minorEastAsia"/>
                 <w:noProof/>
-                <w:kern w:val="0"/>
-                <w:sz w:val="22"/>
-                <w:lang w:eastAsia="es-CO"/>
-                <w14:ligatures w14:val="none"/>
+                <w:sz w:val="24"/>
+                <w:szCs w:val="24"/>
+                <w:lang w:eastAsia="es-MX"/>
               </w:rPr>
               <w:tab/>
             </w:r>
@@ -1674,7 +1648,7 @@
                 <w:noProof/>
                 <w:webHidden/>
               </w:rPr>
-              <w:instrText xml:space="preserve"> PAGEREF _Toc240622559 \h </w:instrText>
+              <w:instrText xml:space="preserve"> PAGEREF _Toc242269708 \h </w:instrText>
             </w:r>
             <w:r>
               <w:rPr>
@@ -1711,13 +1685,12 @@
             <w:rPr>
               <w:rFonts w:eastAsiaTheme="minorEastAsia"/>
               <w:noProof/>
-              <w:kern w:val="0"/>
-              <w:sz w:val="22"/>
-              <w:lang w:eastAsia="es-CO"/>
-              <w14:ligatures w14:val="none"/>
+              <w:sz w:val="24"/>
+              <w:szCs w:val="24"/>
+              <w:lang w:eastAsia="es-MX"/>
             </w:rPr>
           </w:pPr>
-          <w:hyperlink w:anchor="_Toc240622560" w:history="1">
+          <w:hyperlink w:anchor="_Toc242269709" w:history="1">
             <w:r>
               <w:rPr>
                 <w:rStyle w:val="Hipervnculo"/>
@@ -1729,10 +1702,9 @@
               <w:rPr>
                 <w:rFonts w:eastAsiaTheme="minorEastAsia"/>
                 <w:noProof/>
-                <w:kern w:val="0"/>
-                <w:sz w:val="22"/>
-                <w:lang w:eastAsia="es-CO"/>
-                <w14:ligatures w14:val="none"/>
+                <w:sz w:val="24"/>
+                <w:szCs w:val="24"/>
+                <w:lang w:eastAsia="es-MX"/>
               </w:rPr>
               <w:tab/>
             </w:r>
@@ -1762,7 +1734,7 @@
                 <w:noProof/>
                 <w:webHidden/>
               </w:rPr>
-              <w:instrText xml:space="preserve"> PAGEREF _Toc240622560 \h </w:instrText>
+              <w:instrText xml:space="preserve"> PAGEREF _Toc242269709 \h </w:instrText>
             </w:r>
             <w:r>
               <w:rPr>
@@ -1799,13 +1771,12 @@
             <w:rPr>
               <w:rFonts w:eastAsiaTheme="minorEastAsia"/>
               <w:noProof/>
-              <w:kern w:val="0"/>
-              <w:sz w:val="22"/>
-              <w:lang w:eastAsia="es-CO"/>
-              <w14:ligatures w14:val="none"/>
+              <w:sz w:val="24"/>
+              <w:szCs w:val="24"/>
+              <w:lang w:eastAsia="es-MX"/>
             </w:rPr>
           </w:pPr>
-          <w:hyperlink w:anchor="_Toc240622561" w:history="1">
+          <w:hyperlink w:anchor="_Toc242269710" w:history="1">
             <w:r>
               <w:rPr>
                 <w:rStyle w:val="Hipervnculo"/>
@@ -1817,10 +1788,9 @@
               <w:rPr>
                 <w:rFonts w:eastAsiaTheme="minorEastAsia"/>
                 <w:noProof/>
-                <w:kern w:val="0"/>
-                <w:sz w:val="22"/>
-                <w:lang w:eastAsia="es-CO"/>
-                <w14:ligatures w14:val="none"/>
+                <w:sz w:val="24"/>
+                <w:szCs w:val="24"/>
+                <w:lang w:eastAsia="es-MX"/>
               </w:rPr>
               <w:tab/>
             </w:r>
@@ -1850,7 +1820,7 @@
                 <w:noProof/>
                 <w:webHidden/>
               </w:rPr>
-              <w:instrText xml:space="preserve"> PAGEREF _Toc240622561 \h </w:instrText>
+              <w:instrText xml:space="preserve"> PAGEREF _Toc242269710 \h </w:instrText>
             </w:r>
             <w:r>
               <w:rPr>
@@ -1887,13 +1857,12 @@
             <w:rPr>
               <w:rFonts w:eastAsiaTheme="minorEastAsia"/>
               <w:noProof/>
-              <w:kern w:val="0"/>
-              <w:sz w:val="22"/>
-              <w:lang w:eastAsia="es-CO"/>
-              <w14:ligatures w14:val="none"/>
+              <w:sz w:val="24"/>
+              <w:szCs w:val="24"/>
+              <w:lang w:eastAsia="es-MX"/>
             </w:rPr>
           </w:pPr>
-          <w:hyperlink w:anchor="_Toc240622562" w:history="1">
+          <w:hyperlink w:anchor="_Toc242269711" w:history="1">
             <w:r>
               <w:rPr>
                 <w:rStyle w:val="Hipervnculo"/>
@@ -1905,10 +1874,9 @@
               <w:rPr>
                 <w:rFonts w:eastAsiaTheme="minorEastAsia"/>
                 <w:noProof/>
-                <w:kern w:val="0"/>
-                <w:sz w:val="22"/>
-                <w:lang w:eastAsia="es-CO"/>
-                <w14:ligatures w14:val="none"/>
+                <w:sz w:val="24"/>
+                <w:szCs w:val="24"/>
+                <w:lang w:eastAsia="es-MX"/>
               </w:rPr>
               <w:tab/>
             </w:r>
@@ -1938,7 +1906,7 @@
                 <w:noProof/>
                 <w:webHidden/>
               </w:rPr>
-              <w:instrText xml:space="preserve"> PAGEREF _Toc240622562 \h </w:instrText>
+              <w:instrText xml:space="preserve"> PAGEREF _Toc242269711 \h </w:instrText>
             </w:r>
             <w:r>
               <w:rPr>
@@ -1975,13 +1943,12 @@
             <w:rPr>
               <w:rFonts w:eastAsiaTheme="minorEastAsia"/>
               <w:noProof/>
-              <w:kern w:val="0"/>
-              <w:sz w:val="22"/>
-              <w:lang w:eastAsia="es-CO"/>
-              <w14:ligatures w14:val="none"/>
+              <w:sz w:val="24"/>
+              <w:szCs w:val="24"/>
+              <w:lang w:eastAsia="es-MX"/>
             </w:rPr>
           </w:pPr>
-          <w:hyperlink w:anchor="_Toc240622563" w:history="1">
+          <w:hyperlink w:anchor="_Toc242269712" w:history="1">
             <w:r>
               <w:rPr>
                 <w:rStyle w:val="Hipervnculo"/>
@@ -1993,10 +1960,9 @@
               <w:rPr>
                 <w:rFonts w:eastAsiaTheme="minorEastAsia"/>
                 <w:noProof/>
-                <w:kern w:val="0"/>
-                <w:sz w:val="22"/>
-                <w:lang w:eastAsia="es-CO"/>
-                <w14:ligatures w14:val="none"/>
+                <w:sz w:val="24"/>
+                <w:szCs w:val="24"/>
+                <w:lang w:eastAsia="es-MX"/>
               </w:rPr>
               <w:tab/>
             </w:r>
@@ -2026,7 +1992,7 @@
                 <w:noProof/>
                 <w:webHidden/>
               </w:rPr>
-              <w:instrText xml:space="preserve"> PAGEREF _Toc240622563 \h </w:instrText>
+              <w:instrText xml:space="preserve"> PAGEREF _Toc242269712 \h </w:instrText>
             </w:r>
             <w:r>
               <w:rPr>
@@ -2063,13 +2029,12 @@
             <w:rPr>
               <w:rFonts w:eastAsiaTheme="minorEastAsia"/>
               <w:noProof/>
-              <w:kern w:val="0"/>
-              <w:sz w:val="22"/>
-              <w:lang w:eastAsia="es-CO"/>
-              <w14:ligatures w14:val="none"/>
+              <w:sz w:val="24"/>
+              <w:szCs w:val="24"/>
+              <w:lang w:eastAsia="es-MX"/>
             </w:rPr>
           </w:pPr>
-          <w:hyperlink w:anchor="_Toc240622564" w:history="1">
+          <w:hyperlink w:anchor="_Toc242269713" w:history="1">
             <w:r>
               <w:rPr>
                 <w:rStyle w:val="Hipervnculo"/>
@@ -2096,7 +2061,7 @@
                 <w:noProof/>
                 <w:webHidden/>
               </w:rPr>
-              <w:instrText xml:space="preserve"> PAGEREF _Toc240622564 \h </w:instrText>
+              <w:instrText xml:space="preserve"> PAGEREF _Toc242269713 \h </w:instrText>
             </w:r>
             <w:r>
               <w:rPr>
@@ -2133,13 +2098,12 @@
             <w:rPr>
               <w:rFonts w:eastAsiaTheme="minorEastAsia"/>
               <w:noProof/>
-              <w:kern w:val="0"/>
-              <w:sz w:val="22"/>
-              <w:lang w:eastAsia="es-CO"/>
-              <w14:ligatures w14:val="none"/>
+              <w:sz w:val="24"/>
+              <w:szCs w:val="24"/>
+              <w:lang w:eastAsia="es-MX"/>
             </w:rPr>
           </w:pPr>
-          <w:hyperlink w:anchor="_Toc240622565" w:history="1">
+          <w:hyperlink w:anchor="_Toc242269714" w:history="1">
             <w:r>
               <w:rPr>
                 <w:rStyle w:val="Hipervnculo"/>
@@ -2166,7 +2130,7 @@
                 <w:noProof/>
                 <w:webHidden/>
               </w:rPr>
-              <w:instrText xml:space="preserve"> PAGEREF _Toc240622565 \h </w:instrText>
+              <w:instrText xml:space="preserve"> PAGEREF _Toc242269714 \h </w:instrText>
             </w:r>
             <w:r>
               <w:rPr>
@@ -2203,13 +2167,12 @@
             <w:rPr>
               <w:rFonts w:eastAsiaTheme="minorEastAsia"/>
               <w:noProof/>
-              <w:kern w:val="0"/>
-              <w:sz w:val="22"/>
-              <w:lang w:eastAsia="es-CO"/>
-              <w14:ligatures w14:val="none"/>
+              <w:sz w:val="24"/>
+              <w:szCs w:val="24"/>
+              <w:lang w:eastAsia="es-MX"/>
             </w:rPr>
           </w:pPr>
-          <w:hyperlink w:anchor="_Toc240622566" w:history="1">
+          <w:hyperlink w:anchor="_Toc242269715" w:history="1">
             <w:r>
               <w:rPr>
                 <w:rStyle w:val="Hipervnculo"/>
@@ -2236,7 +2199,7 @@
                 <w:noProof/>
                 <w:webHidden/>
               </w:rPr>
-              <w:instrText xml:space="preserve"> PAGEREF _Toc240622566 \h </w:instrText>
+              <w:instrText xml:space="preserve"> PAGEREF _Toc242269715 \h </w:instrText>
             </w:r>
             <w:r>
               <w:rPr>
@@ -2273,13 +2236,12 @@
             <w:rPr>
               <w:rFonts w:eastAsiaTheme="minorEastAsia"/>
               <w:noProof/>
-              <w:kern w:val="0"/>
-              <w:sz w:val="22"/>
-              <w:lang w:eastAsia="es-CO"/>
-              <w14:ligatures w14:val="none"/>
+              <w:sz w:val="24"/>
+              <w:szCs w:val="24"/>
+              <w:lang w:eastAsia="es-MX"/>
             </w:rPr>
           </w:pPr>
-          <w:hyperlink w:anchor="_Toc240622567" w:history="1">
+          <w:hyperlink w:anchor="_Toc242269716" w:history="1">
             <w:r>
               <w:rPr>
                 <w:rStyle w:val="Hipervnculo"/>
@@ -2306,7 +2268,7 @@
                 <w:noProof/>
                 <w:webHidden/>
               </w:rPr>
-              <w:instrText xml:space="preserve"> PAGEREF _Toc240622567 \h </w:instrText>
+              <w:instrText xml:space="preserve"> PAGEREF _Toc242269716 \h </w:instrText>
             </w:r>
             <w:r>
               <w:rPr>
@@ -2356,7 +2318,7 @@
       <w:pPr>
         <w:pStyle w:val="Titulosgenerales"/>
       </w:pPr>
-      <w:bookmarkStart w:id="0" w:name="_Toc240622547"/>
+      <w:bookmarkStart w:id="0" w:name="_Toc242269696"/>
       <w:r>
         <w:lastRenderedPageBreak/>
         <w:t>Introducción</w:t>
@@ -2386,7 +2348,7 @@
       <w:pPr>
         <w:pStyle w:val="Ttulo1"/>
       </w:pPr>
-      <w:bookmarkStart w:id="1" w:name="_Toc240622548"/>
+      <w:bookmarkStart w:id="1" w:name="_Toc242269697"/>
       <w:r>
         <w:lastRenderedPageBreak/>
         <w:t>Hotelería</w:t>
@@ -2414,7 +2376,7 @@
       <w:pPr>
         <w:pStyle w:val="Ttulo2"/>
       </w:pPr>
-      <w:bookmarkStart w:id="2" w:name="_Toc240622549"/>
+      <w:bookmarkStart w:id="2" w:name="_Toc242269698"/>
       <w:r>
         <w:t>Historia de la hotelería y su evolución</w:t>
       </w:r>
@@ -2670,7 +2632,7 @@
       <w:pPr>
         <w:pStyle w:val="Ttulo2"/>
       </w:pPr>
-      <w:bookmarkStart w:id="3" w:name="_Toc240622550"/>
+      <w:bookmarkStart w:id="3" w:name="_Toc242269699"/>
       <w:r>
         <w:lastRenderedPageBreak/>
         <w:t>Normativa de formalización</w:t>
@@ -3350,14 +3312,65 @@
       <w:r>
         <w:t xml:space="preserve"> </w:t>
       </w:r>
+      <w:r>
+        <w:fldChar w:fldCharType="begin"/>
+      </w:r>
+      <w:r>
+        <w:instrText>HYPERLINK "</w:instrText>
+      </w:r>
+      <w:r>
+        <w:instrText>http://www.secretariasenado.gov.co/senado/basedoc/ley_0300_1996.html</w:instrText>
+      </w:r>
+      <w:r>
+        <w:instrText>"</w:instrText>
+      </w:r>
+      <w:r>
+        <w:fldChar w:fldCharType="separate"/>
+      </w:r>
+      <w:r>
+        <w:rPr>
+          <w:rStyle w:val="Hipervnculo"/>
+        </w:rPr>
+        <w:t>http://www.secretariasenado.gov.co/senado/basedoc/ley_0300_1996.html</w:t>
+      </w:r>
+      <w:r>
+        <w:fldChar w:fldCharType="end"/>
+      </w:r>
+    </w:p>
+    <w:p>
+      <w:r>
+        <w:t xml:space="preserve">Por su parte, la Resolución 657 de 2005 del Ministerio de Comercio, Industria y Turismo, reglamenta la categorización por estrellas de los establecimientos hoteleros o de hospedaje que prestan sus servicios en Colombia, disponiendo que sólo podrán ser categorizados por estrellas los establecimientos hoteleros o de hospedaje que en los términos del artículo 78 de la Ley 300 de 1996, se consideren como hoteles, según la definición de la norma técnica sectorial </w:t>
+      </w:r>
+      <w:proofErr w:type="spellStart"/>
+      <w:r>
+        <w:t>NTSH</w:t>
+      </w:r>
+      <w:proofErr w:type="spellEnd"/>
+      <w:r>
+        <w:t xml:space="preserve"> 006, para lo cual deben obtener el </w:t>
+      </w:r>
+      <w:r>
+        <w:lastRenderedPageBreak/>
+        <w:t>certificado de calidad turística, expedido por un organismo certificador debidamente acreditado por la Superintendencia de Industria y Comercio, que cuente con visto bueno de la Dirección de Turismo del Ministerio de Comercio, Industria y Turismo, sin cuya certificación no podrán utilizar en su publicidad la categorización por estrellas, so pena de ser sancionados.</w:t>
+      </w:r>
+    </w:p>
+    <w:p>
+      <w:pPr>
+        <w:rPr>
+          <w:b/>
+          <w:bCs/>
+          <w:u w:val="single"/>
+        </w:rPr>
+      </w:pPr>
+      <w:r>
+        <w:t xml:space="preserve">Para profundizar sobre las disposiciones que realiza la Resolución 657 de 2005 en Colombia, lo invitamos a ingresar al enlace a continuación: </w:t>
+      </w:r>
       <w:hyperlink r:id="rId15" w:history="1">
         <w:r>
           <w:rPr>
             <w:rStyle w:val="Hipervnculo"/>
-            <w:b/>
-            <w:bCs/>
           </w:rPr>
-          <w:t>Enlace</w:t>
+          <w:t>https://www.alcaldiabogota.gov.co/sisjur/normas/Norma1.jsp?i=16635</w:t>
         </w:r>
       </w:hyperlink>
       <w:r>
@@ -3365,41 +3378,10 @@
       </w:r>
     </w:p>
     <w:p>
-      <w:r>
-        <w:t xml:space="preserve">Por su parte, la Resolución 657 de 2005 del Ministerio de Comercio, Industria y Turismo, reglamenta la categorización por estrellas de los establecimientos hoteleros o de hospedaje que prestan sus servicios en Colombia, disponiendo que sólo podrán ser categorizados por estrellas los establecimientos hoteleros o de hospedaje que en los términos del artículo 78 de la Ley 300 de 1996, se consideren como hoteles, según la definición de la norma técnica sectorial NTSH 006, para lo cual deben obtener el certificado de calidad turística, expedido por un organismo certificador debidamente </w:t>
-      </w:r>
-      <w:r>
-        <w:lastRenderedPageBreak/>
-        <w:t>acreditado por la Superintendencia de Industria y Comercio, que cuente con visto bueno de la Dirección de Turismo del Ministerio de Comercio, Industria y Turismo, sin cuya certificación no podrán utilizar en su publicidad la categorización por estrellas, so pena de ser sancionados.</w:t>
-      </w:r>
-    </w:p>
-    <w:p>
-      <w:pPr>
-        <w:rPr>
-          <w:b/>
-          <w:bCs/>
-          <w:u w:val="single"/>
-        </w:rPr>
-      </w:pPr>
-      <w:r>
-        <w:t xml:space="preserve">Para profundizar sobre las disposiciones que realiza la Resolución 657 de 2005 en Colombia, lo invitamos a ingresar al enlace a continuación: </w:t>
-      </w:r>
-      <w:hyperlink r:id="rId16" w:history="1">
-        <w:r>
-          <w:rPr>
-            <w:rStyle w:val="Hipervnculo"/>
-            <w:b/>
-            <w:bCs/>
-          </w:rPr>
-          <w:t>Enlace</w:t>
-        </w:r>
-      </w:hyperlink>
-    </w:p>
-    <w:p>
       <w:pPr>
         <w:pStyle w:val="Ttulo2"/>
       </w:pPr>
-      <w:bookmarkStart w:id="4" w:name="_Toc240622551"/>
+      <w:bookmarkStart w:id="4" w:name="_Toc242269700"/>
       <w:r>
         <w:t>Normas técnicas sectoriales hoteleras para establecimientos de alojamiento y hospedaje</w:t>
       </w:r>
@@ -3439,6 +3421,7 @@
         </w:numPr>
       </w:pPr>
       <w:r>
+        <w:lastRenderedPageBreak/>
         <w:t>Establecimientos de alojamiento y hospedaje. Norma de competencia laboral.</w:t>
       </w:r>
     </w:p>
@@ -3451,7 +3434,6 @@
         </w:numPr>
       </w:pPr>
       <w:r>
-        <w:lastRenderedPageBreak/>
         <w:t>Realización de actividades básicas para la prestación del servicio.</w:t>
       </w:r>
     </w:p>
@@ -3624,7 +3606,6 @@
           <w:b/>
           <w:bCs/>
         </w:rPr>
-        <w:lastRenderedPageBreak/>
         <w:t>NORMA TÉCNICA NTSH SECTORIAL COLOMBIANA 006</w:t>
       </w:r>
     </w:p>
@@ -3654,7 +3635,13 @@
     </w:p>
     <w:p>
       <w:r>
-        <w:t>Lo invitamos a consultar en la sección de Anexos, el contenido completo de cada una de estas normas</w:t>
+        <w:t xml:space="preserve">Lo invitamos a consultar en la </w:t>
+      </w:r>
+      <w:r>
+        <w:t>carpeta</w:t>
+      </w:r>
+      <w:r>
+        <w:t xml:space="preserve"> de Anexos, el contenido completo de cada una de estas normas</w:t>
       </w:r>
       <w:r>
         <w:t>.</w:t>
@@ -3740,15 +3727,15 @@
       <w:pPr>
         <w:pStyle w:val="Ttulo1"/>
       </w:pPr>
-      <w:bookmarkStart w:id="5" w:name="_Toc240622552"/>
+      <w:bookmarkStart w:id="5" w:name="_Toc242269701"/>
       <w:r>
         <w:lastRenderedPageBreak/>
-        <w:t>Establecimientos de alojamiento y hospedaje</w:t>
+        <w:t xml:space="preserve">Establecimientos de alojamiento y </w:t>
+      </w:r>
+      <w:r>
+        <w:t>hospedajes</w:t>
       </w:r>
       <w:bookmarkEnd w:id="5"/>
-      <w:r>
-        <w:t xml:space="preserve"> </w:t>
-      </w:r>
     </w:p>
     <w:p>
       <w:pPr>
@@ -3847,9 +3834,9 @@
           <w:noProof/>
         </w:rPr>
         <w:drawing>
-          <wp:inline distT="0" distB="0" distL="0" distR="0" wp14:anchorId="275D6123" wp14:editId="2E1E773A">
-            <wp:extent cx="4680000" cy="2624400"/>
-            <wp:effectExtent l="0" t="0" r="6350" b="5080"/>
+          <wp:inline distT="0" distB="0" distL="0" distR="0" wp14:anchorId="275D6123" wp14:editId="132377D8">
+            <wp:extent cx="4678175" cy="2302933"/>
+            <wp:effectExtent l="0" t="0" r="0" b="0"/>
             <wp:docPr id="3" name="Imagen 3">
               <a:extLst xmlns:a="http://schemas.openxmlformats.org/drawingml/2006/main">
                 <a:ext uri="{C183D7F6-B498-43B3-948B-1728B52AA6E4}">
@@ -3873,20 +3860,29 @@
                     </pic:cNvPr>
                     <pic:cNvPicPr/>
                   </pic:nvPicPr>
-                  <pic:blipFill>
-                    <a:blip r:embed="rId17"/>
+                  <pic:blipFill rotWithShape="1">
+                    <a:blip r:embed="rId16"/>
+                    <a:srcRect t="5227" b="5890"/>
                     <a:stretch>
                       <a:fillRect/>
                     </a:stretch>
                   </pic:blipFill>
-                  <pic:spPr>
+                  <pic:spPr bwMode="auto">
                     <a:xfrm>
                       <a:off x="0" y="0"/>
-                      <a:ext cx="4680000" cy="2624400"/>
+                      <a:ext cx="4680000" cy="2303831"/>
                     </a:xfrm>
                     <a:prstGeom prst="rect">
                       <a:avLst/>
                     </a:prstGeom>
+                    <a:ln>
+                      <a:noFill/>
+                    </a:ln>
+                    <a:extLst>
+                      <a:ext uri="{53640926-AAD7-44D8-BBD7-CCE9431645EC}">
+                        <a14:shadowObscured xmlns:a14="http://schemas.microsoft.com/office/drawing/2010/main"/>
+                      </a:ext>
+                    </a:extLst>
                   </pic:spPr>
                 </pic:pic>
               </a:graphicData>
@@ -3897,13 +3893,9 @@
     </w:p>
     <w:p>
       <w:pPr>
-        <w:ind w:firstLine="0"/>
         <w:jc w:val="center"/>
-        <w:rPr>
-          <w:bCs/>
-        </w:rPr>
-      </w:pPr>
-      <w:hyperlink r:id="rId18" w:history="1">
+      </w:pPr>
+      <w:hyperlink r:id="rId17" w:history="1">
         <w:r>
           <w:rPr>
             <w:rStyle w:val="Hipervnculo"/>
@@ -3938,6 +3930,7 @@
               <w:rPr>
                 <w:b/>
               </w:rPr>
+              <w:lastRenderedPageBreak/>
               <w:t>Transcripción del video. Establecimiento de alojamiento y hospedajes</w:t>
             </w:r>
           </w:p>
@@ -3970,11 +3963,11 @@
           </w:p>
           <w:p>
             <w:r>
-              <w:t xml:space="preserve">Dentro de los factores de servicio encontramos: espacios públicos, habitaciones, baños de habitaciones, restaurantes y comedores, servicios complementarios, servicio al cliente, servicio de reservas, servicio de conserjería y </w:t>
+              <w:t xml:space="preserve">Dentro de los factores de servicio encontramos: espacios públicos, habitaciones, baños de habitaciones, restaurantes y comedores, servicios complementarios, servicio al cliente, servicio de reservas, servicio de conserjería y portería, registro y acomodación, servicio al cliente en recepción, cancelación de </w:t>
             </w:r>
             <w:r>
               <w:lastRenderedPageBreak/>
-              <w:t>portería, registro y acomodación, servicio al cliente en recepción, cancelación de cuenta y salida, servicio de teléfono, seguridad, requisitos del personal, evaluación del servicio y acciones correctivas.</w:t>
+              <w:t>cuenta y salida, servicio de teléfono, seguridad, requisitos del personal, evaluación del servicio y acciones correctivas.</w:t>
             </w:r>
           </w:p>
           <w:p/>
@@ -3985,7 +3978,7 @@
       <w:pPr>
         <w:pStyle w:val="Ttulo2"/>
       </w:pPr>
-      <w:bookmarkStart w:id="6" w:name="_Toc240622553"/>
+      <w:bookmarkStart w:id="6" w:name="_Toc242269702"/>
       <w:r>
         <w:lastRenderedPageBreak/>
         <w:t>Clasificación de hoteles</w:t>
@@ -4015,14 +4008,14 @@
         <w:rPr>
           <w:bCs/>
         </w:rPr>
-        <w:t xml:space="preserve">Asimismo, la clasificación de los establecimientos de alojamiento también se relaciona con sistemas de categorización, como la asignación de estrellas para hoteles, que responde a estándares de calidad definidos en normas técnicas sectoriales como las NTSH. Estos criterios consideran aspectos como el confort de las instalaciones, la variedad de servicios, la atención al cliente y la gestión operativa del establecimiento. De esta manera, la categorización no solo orienta al huésped en la elección del servicio, </w:t>
+        <w:t xml:space="preserve">Asimismo, la clasificación de los establecimientos de alojamiento también se relaciona con sistemas de categorización, como la asignación de estrellas para hoteles, que responde a estándares de calidad definidos en normas técnicas sectoriales como las NTSH. Estos criterios consideran aspectos como el confort de las instalaciones, la variedad de servicios, la atención al cliente y la gestión operativa del establecimiento. De esta manera, la categorización no solo orienta al huésped en la elección del servicio, sino que también impulsa a los prestadores a mejorar continuamente sus procesos y a </w:t>
       </w:r>
       <w:r>
         <w:rPr>
           <w:bCs/>
         </w:rPr>
         <w:lastRenderedPageBreak/>
-        <w:t>sino que también impulsa a los prestadores a mejorar continuamente sus procesos y a cumplir con los requisitos establecidos para fortalecer la competitividad del sector turístico en el país (ICONTEC, 2015).</w:t>
+        <w:t>cumplir con los requisitos establecidos para fortalecer la competitividad del sector turístico en el país (ICONTEC, 2015).</w:t>
       </w:r>
     </w:p>
     <w:p>
@@ -4076,7 +4069,7 @@
           <w:lang w:eastAsia="es-CO"/>
         </w:rPr>
         <w:drawing>
-          <wp:inline distT="0" distB="0" distL="0" distR="0" wp14:anchorId="50C1000D" wp14:editId="28C4BA84">
+          <wp:inline distT="0" distB="0" distL="0" distR="0" wp14:anchorId="50C1000D" wp14:editId="6675F4AA">
             <wp:extent cx="4680000" cy="1638000"/>
             <wp:effectExtent l="0" t="0" r="6350" b="635"/>
             <wp:docPr id="13" name="Imagen 13" descr="En la figura 2 se enuncian los criterios de evaluación para el otorgamiento y categorización de estrellas en los hoteles de acuerdo a la norma NTSH006. "/>
@@ -4091,7 +4084,7 @@
                     <pic:cNvPicPr/>
                   </pic:nvPicPr>
                   <pic:blipFill>
-                    <a:blip r:embed="rId19" cstate="print">
+                    <a:blip r:embed="rId18" cstate="print">
                       <a:extLst>
                         <a:ext uri="{28A0092B-C50C-407E-A947-70E740481C1C}">
                           <a14:useLocalDpi xmlns:a14="http://schemas.microsoft.com/office/drawing/2010/main" val="0"/>
@@ -4131,21 +4124,23 @@
         </w:rPr>
         <w:t xml:space="preserve">Lo invitamos a consultar el siguiente video para ampliar su conocimiento sobre cómo se otorga la clasificación de estrellas a los hoteles: </w:t>
       </w:r>
-      <w:hyperlink r:id="rId20" w:history="1">
+      <w:hyperlink r:id="rId19" w:history="1">
         <w:r>
           <w:rPr>
             <w:rStyle w:val="Hipervnculo"/>
-            <w:b/>
           </w:rPr>
-          <w:t>Enlace</w:t>
+          <w:t>https://www.youtube.com/watch?v=oHZnQTBtnws</w:t>
         </w:r>
       </w:hyperlink>
+      <w:r>
+        <w:t xml:space="preserve"> </w:t>
+      </w:r>
     </w:p>
     <w:p>
       <w:pPr>
         <w:pStyle w:val="Ttulo2"/>
       </w:pPr>
-      <w:bookmarkStart w:id="7" w:name="_Toc240622554"/>
+      <w:bookmarkStart w:id="7" w:name="_Toc242269703"/>
       <w:r>
         <w:t>Tipos de alojamiento y hospedajes</w:t>
       </w:r>
@@ -4212,7 +4207,7 @@
       <w:pPr>
         <w:pStyle w:val="Ttulo1"/>
       </w:pPr>
-      <w:bookmarkStart w:id="8" w:name="_Toc240622555"/>
+      <w:bookmarkStart w:id="8" w:name="_Toc242269704"/>
       <w:r>
         <w:lastRenderedPageBreak/>
         <w:t>Habitaciones hoteleras</w:t>
@@ -4272,9 +4267,15 @@
       <w:pPr>
         <w:pStyle w:val="Ttulo2"/>
       </w:pPr>
-      <w:bookmarkStart w:id="9" w:name="_Toc240622556"/>
-      <w:r>
-        <w:t>Tipo de habitaciones y acomodación</w:t>
+      <w:bookmarkStart w:id="9" w:name="_Toc242269705"/>
+      <w:r>
+        <w:t>Tipo</w:t>
+      </w:r>
+      <w:r>
+        <w:t>s</w:t>
+      </w:r>
+      <w:r>
+        <w:t xml:space="preserve"> de habitaciones y acomodación</w:t>
       </w:r>
       <w:bookmarkEnd w:id="9"/>
     </w:p>
@@ -4466,17 +4467,8 @@
           <w:rStyle w:val="Extranjerismo"/>
           <w:lang w:val="es-419" w:eastAsia="es-CO"/>
         </w:rPr>
-        <w:t xml:space="preserve">Queen </w:t>
-      </w:r>
-      <w:proofErr w:type="spellStart"/>
-      <w:r>
-        <w:rPr>
-          <w:rStyle w:val="Extranjerismo"/>
-          <w:lang w:val="es-419" w:eastAsia="es-CO"/>
-        </w:rPr>
-        <w:t>Size</w:t>
-      </w:r>
-      <w:proofErr w:type="spellEnd"/>
+        <w:t>Queen Size</w:t>
+      </w:r>
       <w:r>
         <w:rPr>
           <w:lang w:val="es-419" w:eastAsia="es-CO"/>
@@ -4545,45 +4537,39 @@
           <w:rStyle w:val="Extranjerismo"/>
           <w:lang w:val="es-419" w:eastAsia="es-CO"/>
         </w:rPr>
-        <w:t xml:space="preserve">King </w:t>
-      </w:r>
-      <w:proofErr w:type="spellStart"/>
+        <w:t>King Size</w:t>
+      </w:r>
+      <w:r>
+        <w:rPr>
+          <w:lang w:val="es-419" w:eastAsia="es-CO"/>
+        </w:rPr>
+        <w:t>.</w:t>
+      </w:r>
+      <w:r>
+        <w:rPr>
+          <w:lang w:val="es-419" w:eastAsia="es-CO"/>
+        </w:rPr>
+        <w:t xml:space="preserve"> </w:t>
+      </w:r>
+      <w:r>
+        <w:rPr>
+          <w:lang w:val="es-419" w:eastAsia="es-CO"/>
+        </w:rPr>
+        <w:t>L</w:t>
+      </w:r>
+      <w:r>
+        <w:rPr>
+          <w:lang w:val="es-419" w:eastAsia="es-CO"/>
+        </w:rPr>
+        <w:t xml:space="preserve">as medidas de las camas </w:t>
+      </w:r>
       <w:r>
         <w:rPr>
           <w:rStyle w:val="Extranjerismo"/>
           <w:lang w:val="es-419" w:eastAsia="es-CO"/>
         </w:rPr>
-        <w:t>Size</w:t>
-      </w:r>
-      <w:proofErr w:type="spellEnd"/>
-      <w:r>
-        <w:rPr>
-          <w:lang w:val="es-419" w:eastAsia="es-CO"/>
-        </w:rPr>
-        <w:t>,</w:t>
-      </w:r>
-      <w:r>
-        <w:rPr>
-          <w:lang w:val="es-419" w:eastAsia="es-CO"/>
-        </w:rPr>
-        <w:t xml:space="preserve"> las medidas de las camas </w:t>
-      </w:r>
-      <w:r>
-        <w:rPr>
-          <w:rStyle w:val="Extranjerismo"/>
-          <w:lang w:val="es-419" w:eastAsia="es-CO"/>
-        </w:rPr>
-        <w:t xml:space="preserve">King </w:t>
-      </w:r>
-      <w:proofErr w:type="spellStart"/>
-      <w:r>
-        <w:rPr>
-          <w:rStyle w:val="Extranjerismo"/>
-          <w:lang w:val="es-419" w:eastAsia="es-CO"/>
-        </w:rPr>
-        <w:t>Size</w:t>
-      </w:r>
-      <w:proofErr w:type="spellEnd"/>
+        <w:t>King Size</w:t>
+      </w:r>
       <w:r>
         <w:rPr>
           <w:lang w:val="es-419" w:eastAsia="es-CO"/>
@@ -4876,7 +4862,7 @@
       <w:pPr>
         <w:pStyle w:val="Ttulo2"/>
       </w:pPr>
-      <w:bookmarkStart w:id="10" w:name="_Toc240622557"/>
+      <w:bookmarkStart w:id="10" w:name="_Toc242269706"/>
       <w:r>
         <w:lastRenderedPageBreak/>
         <w:t>Servicios complementarios</w:t>
@@ -5030,31 +5016,13 @@
         <w:lastRenderedPageBreak/>
         <w:t xml:space="preserve">Servicios de restaurante y </w:t>
       </w:r>
-      <w:proofErr w:type="spellStart"/>
       <w:r>
         <w:rPr>
           <w:rStyle w:val="Extranjerismo"/>
           <w:lang w:val="es-419" w:eastAsia="es-CO"/>
         </w:rPr>
-        <w:t>room</w:t>
-      </w:r>
-      <w:proofErr w:type="spellEnd"/>
-      <w:r>
-        <w:rPr>
-          <w:rStyle w:val="Extranjerismo"/>
-          <w:lang w:val="es-419" w:eastAsia="es-CO"/>
-        </w:rPr>
-        <w:t xml:space="preserve"> </w:t>
-      </w:r>
-      <w:proofErr w:type="spellStart"/>
-      <w:r>
-        <w:rPr>
-          <w:rStyle w:val="Extranjerismo"/>
-          <w:lang w:val="es-419" w:eastAsia="es-CO"/>
-        </w:rPr>
-        <w:t>service</w:t>
-      </w:r>
-      <w:proofErr w:type="spellEnd"/>
+        <w:t>room service</w:t>
+      </w:r>
       <w:r>
         <w:rPr>
           <w:lang w:val="es-419" w:eastAsia="es-CO"/>
@@ -5196,6 +5164,7 @@
         <w:tc>
           <w:tcPr>
             <w:tcW w:w="2689" w:type="dxa"/>
+            <w:vMerge w:val="restart"/>
             <w:vAlign w:val="center"/>
           </w:tcPr>
           <w:p>
@@ -5240,15 +5209,13 @@
         <w:tc>
           <w:tcPr>
             <w:tcW w:w="2689" w:type="dxa"/>
+            <w:vMerge/>
             <w:vAlign w:val="center"/>
           </w:tcPr>
           <w:p>
             <w:pPr>
               <w:pStyle w:val="TextoTablas"/>
             </w:pPr>
-            <w:r>
-              <w:t>Servicios de atención y apoyo al huésped</w:t>
-            </w:r>
           </w:p>
         </w:tc>
         <w:tc>
@@ -5291,15 +5258,13 @@
         <w:tc>
           <w:tcPr>
             <w:tcW w:w="2689" w:type="dxa"/>
+            <w:vMerge/>
             <w:vAlign w:val="center"/>
           </w:tcPr>
           <w:p>
             <w:pPr>
               <w:pStyle w:val="TextoTablas"/>
             </w:pPr>
-            <w:r>
-              <w:t>Servicios de atención y apoyo al huésped</w:t>
-            </w:r>
           </w:p>
         </w:tc>
         <w:tc>
@@ -5350,6 +5315,7 @@
         <w:tc>
           <w:tcPr>
             <w:tcW w:w="2689" w:type="dxa"/>
+            <w:vMerge w:val="restart"/>
             <w:vAlign w:val="center"/>
           </w:tcPr>
           <w:p>
@@ -5408,26 +5374,13 @@
         <w:tc>
           <w:tcPr>
             <w:tcW w:w="2689" w:type="dxa"/>
+            <w:vMerge/>
             <w:vAlign w:val="center"/>
           </w:tcPr>
           <w:p>
             <w:pPr>
               <w:pStyle w:val="TextoTablas"/>
             </w:pPr>
-            <w:r>
-              <w:t xml:space="preserve">Servicios de </w:t>
-            </w:r>
-            <w:proofErr w:type="spellStart"/>
-            <w:r>
-              <w:rPr>
-                <w:rStyle w:val="Extranjerismo"/>
-              </w:rPr>
-              <w:t>confort</w:t>
-            </w:r>
-            <w:proofErr w:type="spellEnd"/>
-            <w:r>
-              <w:t xml:space="preserve"> y mantenimiento</w:t>
-            </w:r>
           </w:p>
         </w:tc>
         <w:tc>
@@ -5463,27 +5416,13 @@
         <w:tc>
           <w:tcPr>
             <w:tcW w:w="2689" w:type="dxa"/>
+            <w:vMerge/>
             <w:vAlign w:val="center"/>
           </w:tcPr>
           <w:p>
             <w:pPr>
               <w:pStyle w:val="TextoTablas"/>
             </w:pPr>
-            <w:r>
-              <w:lastRenderedPageBreak/>
-              <w:t xml:space="preserve">Servicios de </w:t>
-            </w:r>
-            <w:proofErr w:type="spellStart"/>
-            <w:r>
-              <w:rPr>
-                <w:rStyle w:val="Extranjerismo"/>
-              </w:rPr>
-              <w:t>confort</w:t>
-            </w:r>
-            <w:proofErr w:type="spellEnd"/>
-            <w:r>
-              <w:t xml:space="preserve"> y mantenimiento</w:t>
-            </w:r>
           </w:p>
         </w:tc>
         <w:tc>
@@ -5522,6 +5461,7 @@
         <w:tc>
           <w:tcPr>
             <w:tcW w:w="2689" w:type="dxa"/>
+            <w:vMerge w:val="restart"/>
             <w:vAlign w:val="center"/>
           </w:tcPr>
           <w:p>
@@ -5566,26 +5506,13 @@
         <w:tc>
           <w:tcPr>
             <w:tcW w:w="2689" w:type="dxa"/>
+            <w:vMerge/>
             <w:vAlign w:val="center"/>
           </w:tcPr>
           <w:p>
             <w:pPr>
               <w:pStyle w:val="TextoTablas"/>
             </w:pPr>
-            <w:r>
-              <w:t xml:space="preserve">Servicios de </w:t>
-            </w:r>
-            <w:proofErr w:type="spellStart"/>
-            <w:r>
-              <w:rPr>
-                <w:rStyle w:val="Extranjerismo"/>
-              </w:rPr>
-              <w:t>confort</w:t>
-            </w:r>
-            <w:proofErr w:type="spellEnd"/>
-            <w:r>
-              <w:t xml:space="preserve"> y mantenimiento</w:t>
-            </w:r>
           </w:p>
         </w:tc>
         <w:tc>
@@ -5630,26 +5557,13 @@
         <w:tc>
           <w:tcPr>
             <w:tcW w:w="2689" w:type="dxa"/>
+            <w:vMerge/>
             <w:vAlign w:val="center"/>
           </w:tcPr>
           <w:p>
             <w:pPr>
               <w:pStyle w:val="TextoTablas"/>
             </w:pPr>
-            <w:r>
-              <w:t xml:space="preserve">Servicios de </w:t>
-            </w:r>
-            <w:proofErr w:type="spellStart"/>
-            <w:r>
-              <w:rPr>
-                <w:rStyle w:val="Extranjerismo"/>
-              </w:rPr>
-              <w:t>confort</w:t>
-            </w:r>
-            <w:proofErr w:type="spellEnd"/>
-            <w:r>
-              <w:t xml:space="preserve"> y mantenimiento</w:t>
-            </w:r>
           </w:p>
         </w:tc>
         <w:tc>
@@ -5685,6 +5599,7 @@
         <w:tc>
           <w:tcPr>
             <w:tcW w:w="2689" w:type="dxa"/>
+            <w:vMerge w:val="restart"/>
             <w:vAlign w:val="center"/>
           </w:tcPr>
           <w:p>
@@ -5694,6 +5609,11 @@
             <w:r>
               <w:t>Servicios de bienestar, recreación y ocio</w:t>
             </w:r>
+          </w:p>
+          <w:p>
+            <w:pPr>
+              <w:pStyle w:val="TextoTablas"/>
+            </w:pPr>
           </w:p>
         </w:tc>
         <w:tc>
@@ -5738,15 +5658,13 @@
         <w:tc>
           <w:tcPr>
             <w:tcW w:w="2689" w:type="dxa"/>
+            <w:vMerge/>
             <w:vAlign w:val="center"/>
           </w:tcPr>
           <w:p>
             <w:pPr>
               <w:pStyle w:val="TextoTablas"/>
             </w:pPr>
-            <w:r>
-              <w:t>Servicios de bienestar, recreación y ocio</w:t>
-            </w:r>
           </w:p>
         </w:tc>
         <w:tc>
@@ -5782,15 +5700,13 @@
         <w:tc>
           <w:tcPr>
             <w:tcW w:w="2689" w:type="dxa"/>
+            <w:vMerge/>
             <w:vAlign w:val="center"/>
           </w:tcPr>
           <w:p>
             <w:pPr>
               <w:pStyle w:val="TextoTablas"/>
             </w:pPr>
-            <w:r>
-              <w:t>Servicios de bienestar, recreación y ocio</w:t>
-            </w:r>
           </w:p>
         </w:tc>
         <w:tc>
@@ -5829,6 +5745,7 @@
         <w:tc>
           <w:tcPr>
             <w:tcW w:w="2689" w:type="dxa"/>
+            <w:vMerge w:val="restart"/>
             <w:vAlign w:val="center"/>
           </w:tcPr>
           <w:p>
@@ -5873,16 +5790,13 @@
         <w:tc>
           <w:tcPr>
             <w:tcW w:w="2689" w:type="dxa"/>
+            <w:vMerge/>
             <w:vAlign w:val="center"/>
           </w:tcPr>
           <w:p>
             <w:pPr>
               <w:pStyle w:val="TextoTablas"/>
             </w:pPr>
-            <w:r>
-              <w:lastRenderedPageBreak/>
-              <w:t>Servicios empresariales y para eventos</w:t>
-            </w:r>
           </w:p>
         </w:tc>
         <w:tc>
@@ -5921,6 +5835,8 @@
         <w:tc>
           <w:tcPr>
             <w:tcW w:w="2689" w:type="dxa"/>
+            <w:vMerge w:val="restart"/>
+            <w:shd w:val="clear" w:color="auto" w:fill="auto"/>
             <w:vAlign w:val="center"/>
           </w:tcPr>
           <w:p>
@@ -5965,15 +5881,13 @@
         <w:tc>
           <w:tcPr>
             <w:tcW w:w="2689" w:type="dxa"/>
+            <w:vMerge/>
             <w:vAlign w:val="center"/>
           </w:tcPr>
           <w:p>
             <w:pPr>
               <w:pStyle w:val="TextoTablas"/>
             </w:pPr>
-            <w:r>
-              <w:t>Servicios comerciales y adicionales</w:t>
-            </w:r>
           </w:p>
         </w:tc>
         <w:tc>
@@ -6012,6 +5926,7 @@
         <w:tc>
           <w:tcPr>
             <w:tcW w:w="2689" w:type="dxa"/>
+            <w:vMerge w:val="restart"/>
             <w:vAlign w:val="center"/>
           </w:tcPr>
           <w:p>
@@ -6056,15 +5971,13 @@
         <w:tc>
           <w:tcPr>
             <w:tcW w:w="2689" w:type="dxa"/>
+            <w:vMerge/>
             <w:vAlign w:val="center"/>
           </w:tcPr>
           <w:p>
             <w:pPr>
               <w:pStyle w:val="TextoTablas"/>
             </w:pPr>
-            <w:r>
-              <w:t>Servicios de apoyo a la movilidad</w:t>
-            </w:r>
           </w:p>
         </w:tc>
         <w:tc>
@@ -6123,7 +6036,7 @@
       <w:pPr>
         <w:pStyle w:val="Ttulo2"/>
       </w:pPr>
-      <w:bookmarkStart w:id="11" w:name="_Toc240622558"/>
+      <w:bookmarkStart w:id="11" w:name="_Toc242269707"/>
       <w:r>
         <w:lastRenderedPageBreak/>
         <w:t>Convenciones</w:t>
@@ -6327,53 +6240,12 @@
         </w:rPr>
         <w:t xml:space="preserve">VIP = </w:t>
       </w:r>
-      <w:proofErr w:type="spellStart"/>
       <w:r>
         <w:rPr>
           <w:rStyle w:val="Extranjerismo"/>
           <w:lang w:val="es-419" w:eastAsia="es-CO"/>
         </w:rPr>
-        <w:t>Very</w:t>
-      </w:r>
-      <w:proofErr w:type="spellEnd"/>
-      <w:r>
-        <w:rPr>
-          <w:rStyle w:val="Extranjerismo"/>
-          <w:lang w:val="es-419" w:eastAsia="es-CO"/>
-        </w:rPr>
-        <w:t xml:space="preserve"> </w:t>
-      </w:r>
-      <w:proofErr w:type="spellStart"/>
-      <w:r>
-        <w:rPr>
-          <w:rStyle w:val="Extranjerismo"/>
-          <w:lang w:val="es-419" w:eastAsia="es-CO"/>
-        </w:rPr>
-        <w:t>important</w:t>
-      </w:r>
-      <w:proofErr w:type="spellEnd"/>
-      <w:r>
-        <w:rPr>
-          <w:rStyle w:val="Extranjerismo"/>
-          <w:lang w:val="es-419" w:eastAsia="es-CO"/>
-        </w:rPr>
-        <w:t xml:space="preserve"> </w:t>
-      </w:r>
-      <w:proofErr w:type="spellStart"/>
-      <w:r>
-        <w:rPr>
-          <w:rStyle w:val="Extranjerismo"/>
-          <w:lang w:val="es-419" w:eastAsia="es-CO"/>
-        </w:rPr>
-        <w:t>person</w:t>
-      </w:r>
-      <w:proofErr w:type="spellEnd"/>
-      <w:r>
-        <w:rPr>
-          <w:rStyle w:val="Extranjerismo"/>
-          <w:lang w:val="es-419" w:eastAsia="es-CO"/>
-        </w:rPr>
-        <w:t xml:space="preserve"> / People.</w:t>
+        <w:t>Very important person / People.</w:t>
       </w:r>
     </w:p>
     <w:p>
@@ -6398,33 +6270,8 @@
           <w:rStyle w:val="Extranjerismo"/>
           <w:lang w:val="es-419" w:eastAsia="es-CO"/>
         </w:rPr>
-        <w:t xml:space="preserve">Do </w:t>
-      </w:r>
-      <w:proofErr w:type="spellStart"/>
-      <w:r>
-        <w:rPr>
-          <w:rStyle w:val="Extranjerismo"/>
-          <w:lang w:val="es-419" w:eastAsia="es-CO"/>
-        </w:rPr>
-        <w:t>not</w:t>
-      </w:r>
-      <w:proofErr w:type="spellEnd"/>
-      <w:r>
-        <w:rPr>
-          <w:rStyle w:val="Extranjerismo"/>
-          <w:lang w:val="es-419" w:eastAsia="es-CO"/>
-        </w:rPr>
-        <w:t xml:space="preserve"> </w:t>
-      </w:r>
-      <w:proofErr w:type="spellStart"/>
-      <w:r>
-        <w:rPr>
-          <w:rStyle w:val="Extranjerismo"/>
-          <w:lang w:val="es-419" w:eastAsia="es-CO"/>
-        </w:rPr>
-        <w:t>disturb</w:t>
-      </w:r>
-      <w:proofErr w:type="spellEnd"/>
+        <w:t>Do not disturb</w:t>
+      </w:r>
       <w:r>
         <w:rPr>
           <w:lang w:val="es-419" w:eastAsia="es-CO"/>
@@ -6461,19 +6308,23 @@
           <w:lang w:val="es-419" w:eastAsia="es-CO"/>
         </w:rPr>
       </w:pPr>
-      <w:proofErr w:type="spellStart"/>
-      <w:r>
-        <w:rPr>
-          <w:lang w:val="es-419" w:eastAsia="es-CO"/>
-        </w:rPr>
-        <w:t>CEx</w:t>
-      </w:r>
-      <w:proofErr w:type="spellEnd"/>
-      <w:r>
-        <w:rPr>
-          <w:lang w:val="es-419" w:eastAsia="es-CO"/>
-        </w:rPr>
-        <w:t xml:space="preserve"> – Cama extra.</w:t>
+      <w:r>
+        <w:rPr>
+          <w:lang w:val="es-419" w:eastAsia="es-CO"/>
+        </w:rPr>
+        <w:t xml:space="preserve">CEx </w:t>
+      </w:r>
+      <w:r>
+        <w:rPr>
+          <w:lang w:val="es-419" w:eastAsia="es-CO"/>
+        </w:rPr>
+        <w:t>=</w:t>
+      </w:r>
+      <w:r>
+        <w:rPr>
+          <w:lang w:val="es-419" w:eastAsia="es-CO"/>
+        </w:rPr>
+        <w:t xml:space="preserve"> Cama extra.</w:t>
       </w:r>
     </w:p>
     <w:p>
@@ -6533,7 +6384,7 @@
       <w:pPr>
         <w:pStyle w:val="Ttulo1"/>
       </w:pPr>
-      <w:bookmarkStart w:id="12" w:name="_Toc240622559"/>
+      <w:bookmarkStart w:id="12" w:name="_Toc242269708"/>
       <w:r>
         <w:lastRenderedPageBreak/>
         <w:t>Estructura organizacional</w:t>
@@ -6554,7 +6405,7 @@
       <w:pPr>
         <w:pStyle w:val="Ttulo2"/>
       </w:pPr>
-      <w:bookmarkStart w:id="13" w:name="_Toc240622560"/>
+      <w:bookmarkStart w:id="13" w:name="_Toc242269709"/>
       <w:r>
         <w:t>Principios de la organización hotelera</w:t>
       </w:r>
@@ -6578,7 +6429,7 @@
       <w:pPr>
         <w:pStyle w:val="Ttulo2"/>
       </w:pPr>
-      <w:bookmarkStart w:id="14" w:name="_Toc240622561"/>
+      <w:bookmarkStart w:id="14" w:name="_Toc242269710"/>
       <w:r>
         <w:t>Departamentos que conforman la estructura organizacional</w:t>
       </w:r>
@@ -6601,7 +6452,6 @@
         </w:rPr>
         <w:t xml:space="preserve">El departamento de recepción cumple un papel estratégico dentro de la organización hotelera, ya que constituye el principal punto de contacto entre el hotel y el huésped. Es responsable de procesos clave como el </w:t>
       </w:r>
-      <w:proofErr w:type="spellStart"/>
       <w:r>
         <w:rPr>
           <w:rStyle w:val="Extranjerismo"/>
@@ -6609,7 +6459,6 @@
         </w:rPr>
         <w:t>check</w:t>
       </w:r>
-      <w:proofErr w:type="spellEnd"/>
       <w:r>
         <w:rPr>
           <w:rStyle w:val="Extranjerismo"/>
@@ -6630,7 +6479,6 @@
         </w:rPr>
         <w:t xml:space="preserve">, el </w:t>
       </w:r>
-      <w:proofErr w:type="spellStart"/>
       <w:r>
         <w:rPr>
           <w:rStyle w:val="Extranjerismo"/>
@@ -6652,7 +6500,6 @@
         </w:rPr>
         <w:t>out</w:t>
       </w:r>
-      <w:proofErr w:type="spellEnd"/>
       <w:r>
         <w:rPr>
           <w:lang w:val="es-419" w:eastAsia="es-CO"/>
@@ -6744,31 +6591,13 @@
         </w:rPr>
         <w:t xml:space="preserve">El departamento de alimentos y bebidas, cuando el establecimiento lo incluye, se encarga de la prestación de servicios de restaurante, bar, </w:t>
       </w:r>
-      <w:proofErr w:type="spellStart"/>
       <w:r>
         <w:rPr>
           <w:rStyle w:val="Extranjerismo"/>
           <w:lang w:val="es-419" w:eastAsia="es-CO"/>
         </w:rPr>
-        <w:t>room</w:t>
-      </w:r>
-      <w:proofErr w:type="spellEnd"/>
-      <w:r>
-        <w:rPr>
-          <w:rStyle w:val="Extranjerismo"/>
-          <w:lang w:val="es-419" w:eastAsia="es-CO"/>
-        </w:rPr>
-        <w:t xml:space="preserve"> </w:t>
-      </w:r>
-      <w:proofErr w:type="spellStart"/>
-      <w:r>
-        <w:rPr>
-          <w:rStyle w:val="Extranjerismo"/>
-          <w:lang w:val="es-419" w:eastAsia="es-CO"/>
-        </w:rPr>
-        <w:t>service</w:t>
-      </w:r>
-      <w:proofErr w:type="spellEnd"/>
+        <w:t>room service</w:t>
+      </w:r>
       <w:r>
         <w:rPr>
           <w:lang w:val="es-419" w:eastAsia="es-CO"/>
@@ -6793,7 +6622,7 @@
       <w:pPr>
         <w:pStyle w:val="Ttulo2"/>
       </w:pPr>
-      <w:bookmarkStart w:id="15" w:name="_Toc240622562"/>
+      <w:bookmarkStart w:id="15" w:name="_Toc242269711"/>
       <w:r>
         <w:t>El organigrama como herramienta de gestión</w:t>
       </w:r>
@@ -6898,7 +6727,7 @@
                     <pic:cNvPicPr/>
                   </pic:nvPicPr>
                   <pic:blipFill>
-                    <a:blip r:embed="rId21"/>
+                    <a:blip r:embed="rId20"/>
                     <a:stretch>
                       <a:fillRect/>
                     </a:stretch>
@@ -7089,7 +6918,19 @@
         <w:rPr>
           <w:lang w:val="es-419" w:eastAsia="es-CO"/>
         </w:rPr>
-        <w:t xml:space="preserve">Para la optimización de prestación en el servicio. </w:t>
+        <w:t xml:space="preserve">Para la </w:t>
+      </w:r>
+      <w:r>
+        <w:rPr>
+          <w:lang w:val="es-419" w:eastAsia="es-CO"/>
+        </w:rPr>
+        <w:t>optimización de la prestación del servicio</w:t>
+      </w:r>
+      <w:r>
+        <w:rPr>
+          <w:lang w:val="es-419" w:eastAsia="es-CO"/>
+        </w:rPr>
+        <w:t xml:space="preserve">. </w:t>
       </w:r>
     </w:p>
     <w:p>
@@ -7109,7 +6950,7 @@
       <w:pPr>
         <w:pStyle w:val="Ttulo2"/>
       </w:pPr>
-      <w:bookmarkStart w:id="16" w:name="_Toc240622563"/>
+      <w:bookmarkStart w:id="16" w:name="_Toc242269712"/>
       <w:r>
         <w:t>Importancia de la estructura organizacional para la calidad del servicio</w:t>
       </w:r>
@@ -7202,7 +7043,7 @@
       <w:pPr>
         <w:pStyle w:val="Titulosgenerales"/>
       </w:pPr>
-      <w:bookmarkStart w:id="17" w:name="_Toc240622564"/>
+      <w:bookmarkStart w:id="17" w:name="_Toc242269713"/>
       <w:r>
         <w:lastRenderedPageBreak/>
         <w:t>S</w:t>
@@ -7271,13 +7112,13 @@
                     <pic:cNvPicPr/>
                   </pic:nvPicPr>
                   <pic:blipFill>
-                    <a:blip r:embed="rId22">
+                    <a:blip r:embed="rId21">
                       <a:extLst>
                         <a:ext uri="{28A0092B-C50C-407E-A947-70E740481C1C}">
                           <a14:useLocalDpi xmlns:a14="http://schemas.microsoft.com/office/drawing/2010/main" val="0"/>
                         </a:ext>
                         <a:ext uri="{96DAC541-7B7A-43D3-8B79-37D633B846F1}">
-                          <asvg:svgBlip xmlns:asvg="http://schemas.microsoft.com/office/drawing/2016/SVG/main" r:embed="rId23"/>
+                          <asvg:svgBlip xmlns:asvg="http://schemas.microsoft.com/office/drawing/2016/SVG/main" r:embed="rId22"/>
                         </a:ext>
                       </a:extLst>
                     </a:blip>
@@ -7351,7 +7192,7 @@
       <w:pPr>
         <w:pStyle w:val="Titulosgenerales"/>
       </w:pPr>
-      <w:bookmarkStart w:id="18" w:name="_Toc240622565"/>
+      <w:bookmarkStart w:id="18" w:name="_Toc242269714"/>
       <w:r>
         <w:lastRenderedPageBreak/>
         <w:t>Glosario</w:t>
@@ -7539,7 +7380,6 @@
         </w:rPr>
         <w:t xml:space="preserve"> anticipado (</w:t>
       </w:r>
-      <w:proofErr w:type="spellStart"/>
       <w:r>
         <w:rPr>
           <w:rStyle w:val="Extranjerismo"/>
@@ -7547,9 +7387,43 @@
           <w:bCs/>
           <w:lang w:val="es-419"/>
         </w:rPr>
-        <w:t>Early</w:t>
-      </w:r>
-      <w:proofErr w:type="spellEnd"/>
+        <w:t>Early check-in</w:t>
+      </w:r>
+      <w:r>
+        <w:rPr>
+          <w:rFonts w:ascii="Calibri" w:hAnsi="Calibri" w:cs="Calibri"/>
+          <w:b/>
+          <w:bCs/>
+          <w:szCs w:val="28"/>
+          <w:lang w:val="es-419"/>
+        </w:rPr>
+        <w:t>):</w:t>
+      </w:r>
+      <w:r>
+        <w:rPr>
+          <w:rFonts w:ascii="Calibri" w:hAnsi="Calibri" w:cs="Calibri"/>
+          <w:szCs w:val="28"/>
+          <w:lang w:val="es-419"/>
+        </w:rPr>
+        <w:t xml:space="preserve"> s</w:t>
+      </w:r>
+      <w:r>
+        <w:rPr>
+          <w:rFonts w:ascii="Calibri" w:hAnsi="Calibri" w:cs="Calibri"/>
+          <w:szCs w:val="28"/>
+          <w:lang w:val="es-419"/>
+        </w:rPr>
+        <w:t>ervicio que permite el ingreso del huésped antes de la hora establecida, sujeto a disponibilidad y a las políticas del establecimiento.</w:t>
+      </w:r>
+    </w:p>
+    <w:p>
+      <w:pPr>
+        <w:rPr>
+          <w:rFonts w:ascii="Calibri" w:hAnsi="Calibri" w:cs="Calibri"/>
+          <w:szCs w:val="28"/>
+          <w:lang w:val="es-419"/>
+        </w:rPr>
+      </w:pPr>
       <w:r>
         <w:rPr>
           <w:rStyle w:val="Extranjerismo"/>
@@ -7557,9 +7431,33 @@
           <w:bCs/>
           <w:lang w:val="es-419"/>
         </w:rPr>
-        <w:t xml:space="preserve"> </w:t>
-      </w:r>
-      <w:proofErr w:type="spellStart"/>
+        <w:t>Check-out</w:t>
+      </w:r>
+      <w:r>
+        <w:rPr>
+          <w:rFonts w:ascii="Calibri" w:hAnsi="Calibri" w:cs="Calibri"/>
+          <w:szCs w:val="28"/>
+          <w:lang w:val="es-419"/>
+        </w:rPr>
+        <w:t>: p</w:t>
+      </w:r>
+      <w:r>
+        <w:rPr>
+          <w:rFonts w:ascii="Calibri" w:hAnsi="Calibri" w:cs="Calibri"/>
+          <w:szCs w:val="28"/>
+          <w:lang w:val="es-419"/>
+        </w:rPr>
+        <w:t>roceso mediante el cual el huésped entrega la habitación ocupada, se revisa y liquida la cuenta por los servicios consumidos y se formaliza la salida del establecimiento.</w:t>
+      </w:r>
+    </w:p>
+    <w:p>
+      <w:pPr>
+        <w:rPr>
+          <w:rFonts w:ascii="Calibri" w:hAnsi="Calibri" w:cs="Calibri"/>
+          <w:szCs w:val="28"/>
+          <w:lang w:val="es-419"/>
+        </w:rPr>
+      </w:pPr>
       <w:r>
         <w:rPr>
           <w:rStyle w:val="Extranjerismo"/>
@@ -7567,9 +7465,19 @@
           <w:bCs/>
           <w:lang w:val="es-419"/>
         </w:rPr>
-        <w:t>check</w:t>
-      </w:r>
-      <w:proofErr w:type="spellEnd"/>
+        <w:lastRenderedPageBreak/>
+        <w:t>Check-out</w:t>
+      </w:r>
+      <w:r>
+        <w:rPr>
+          <w:rFonts w:ascii="Calibri" w:hAnsi="Calibri" w:cs="Calibri"/>
+          <w:b/>
+          <w:bCs/>
+          <w:szCs w:val="28"/>
+          <w:lang w:val="es-419"/>
+        </w:rPr>
+        <w:t xml:space="preserve"> tardío (</w:t>
+      </w:r>
       <w:r>
         <w:rPr>
           <w:rStyle w:val="Extranjerismo"/>
@@ -7577,7 +7485,7 @@
           <w:bCs/>
           <w:lang w:val="es-419"/>
         </w:rPr>
-        <w:t>-in</w:t>
+        <w:t>Late check-out</w:t>
       </w:r>
       <w:r>
         <w:rPr>
@@ -7603,7 +7511,142 @@
           <w:szCs w:val="28"/>
           <w:lang w:val="es-419"/>
         </w:rPr>
-        <w:t>ervicio que permite el ingreso del huésped antes de la hora establecida, sujeto a disponibilidad y a las políticas del establecimiento.</w:t>
+        <w:t>ervicio que autoriza al huésped a permanecer en la habitación después de la hora de salida establecida, de acuerdo con la disponibilidad y las condiciones del hotel.</w:t>
+      </w:r>
+    </w:p>
+    <w:p>
+      <w:pPr>
+        <w:rPr>
+          <w:rFonts w:ascii="Calibri" w:hAnsi="Calibri" w:cs="Calibri"/>
+          <w:szCs w:val="28"/>
+          <w:lang w:val="es-419"/>
+        </w:rPr>
+      </w:pPr>
+      <w:r>
+        <w:rPr>
+          <w:rFonts w:ascii="Calibri" w:hAnsi="Calibri" w:cs="Calibri"/>
+          <w:b/>
+          <w:bCs/>
+          <w:szCs w:val="28"/>
+          <w:lang w:val="es-419"/>
+        </w:rPr>
+        <w:t>Conserjería</w:t>
+      </w:r>
+      <w:r>
+        <w:rPr>
+          <w:rFonts w:ascii="Calibri" w:hAnsi="Calibri" w:cs="Calibri"/>
+          <w:szCs w:val="28"/>
+          <w:lang w:val="es-419"/>
+        </w:rPr>
+        <w:t>: á</w:t>
+      </w:r>
+      <w:r>
+        <w:rPr>
+          <w:rFonts w:ascii="Calibri" w:hAnsi="Calibri" w:cs="Calibri"/>
+          <w:szCs w:val="28"/>
+          <w:lang w:val="es-419"/>
+        </w:rPr>
+        <w:t>rea del hotel encargada de ofrecer información, asistencia y servicios personalizados al huésped, contribuyendo a mejorar su experiencia durante la estadía.</w:t>
+      </w:r>
+    </w:p>
+    <w:p>
+      <w:pPr>
+        <w:rPr>
+          <w:rFonts w:ascii="Calibri" w:hAnsi="Calibri" w:cs="Calibri"/>
+          <w:szCs w:val="28"/>
+          <w:lang w:val="es-419"/>
+        </w:rPr>
+      </w:pPr>
+      <w:r>
+        <w:rPr>
+          <w:rFonts w:ascii="Calibri" w:hAnsi="Calibri" w:cs="Calibri"/>
+          <w:b/>
+          <w:bCs/>
+          <w:szCs w:val="28"/>
+          <w:lang w:val="es-419"/>
+        </w:rPr>
+        <w:t>Disponibilidad:</w:t>
+      </w:r>
+      <w:r>
+        <w:rPr>
+          <w:rFonts w:ascii="Calibri" w:hAnsi="Calibri" w:cs="Calibri"/>
+          <w:szCs w:val="28"/>
+          <w:lang w:val="es-419"/>
+        </w:rPr>
+        <w:t xml:space="preserve"> c</w:t>
+      </w:r>
+      <w:r>
+        <w:rPr>
+          <w:rFonts w:ascii="Calibri" w:hAnsi="Calibri" w:cs="Calibri"/>
+          <w:szCs w:val="28"/>
+          <w:lang w:val="es-419"/>
+        </w:rPr>
+        <w:t>apacidad real del establecimiento para ofrecer habitaciones o servicios en una fecha determinada, de acuerdo con el nivel de ocupación y las reservas existentes.</w:t>
+      </w:r>
+    </w:p>
+    <w:p>
+      <w:pPr>
+        <w:rPr>
+          <w:rFonts w:ascii="Calibri" w:hAnsi="Calibri" w:cs="Calibri"/>
+          <w:szCs w:val="28"/>
+          <w:lang w:val="es-419"/>
+        </w:rPr>
+      </w:pPr>
+      <w:r>
+        <w:rPr>
+          <w:rFonts w:ascii="Calibri" w:hAnsi="Calibri" w:cs="Calibri"/>
+          <w:b/>
+          <w:bCs/>
+          <w:szCs w:val="28"/>
+          <w:lang w:val="es-419"/>
+        </w:rPr>
+        <w:t>Estancia</w:t>
+      </w:r>
+      <w:r>
+        <w:rPr>
+          <w:rFonts w:ascii="Calibri" w:hAnsi="Calibri" w:cs="Calibri"/>
+          <w:szCs w:val="28"/>
+          <w:lang w:val="es-419"/>
+        </w:rPr>
+        <w:t>: p</w:t>
+      </w:r>
+      <w:r>
+        <w:rPr>
+          <w:rFonts w:ascii="Calibri" w:hAnsi="Calibri" w:cs="Calibri"/>
+          <w:szCs w:val="28"/>
+          <w:lang w:val="es-419"/>
+        </w:rPr>
+        <w:t xml:space="preserve">eriodo comprendido entre el </w:t>
+      </w:r>
+      <w:r>
+        <w:rPr>
+          <w:rStyle w:val="Extranjerismo"/>
+          <w:lang w:val="es-419"/>
+        </w:rPr>
+        <w:t>check-in</w:t>
+      </w:r>
+      <w:r>
+        <w:rPr>
+          <w:rFonts w:ascii="Calibri" w:hAnsi="Calibri" w:cs="Calibri"/>
+          <w:szCs w:val="28"/>
+          <w:lang w:val="es-419"/>
+        </w:rPr>
+        <w:t xml:space="preserve"> y el </w:t>
+      </w:r>
+      <w:r>
+        <w:rPr>
+          <w:rStyle w:val="Extranjerismo"/>
+          <w:lang w:val="es-419"/>
+        </w:rPr>
+        <w:t>check-out</w:t>
+      </w:r>
+      <w:r>
+        <w:rPr>
+          <w:rFonts w:ascii="Calibri" w:hAnsi="Calibri" w:cs="Calibri"/>
+          <w:szCs w:val="28"/>
+          <w:lang w:val="es-419"/>
+        </w:rPr>
+        <w:t>, durante el cual el huésped permanece alojado en el establecimiento.</w:t>
       </w:r>
     </w:p>
     <w:p>
@@ -7621,9 +7664,173 @@
           <w:bCs/>
           <w:lang w:val="es-419"/>
         </w:rPr>
-        <w:t>Check-</w:t>
-      </w:r>
-      <w:proofErr w:type="spellStart"/>
+        <w:t>Housekeeping</w:t>
+      </w:r>
+      <w:r>
+        <w:rPr>
+          <w:rFonts w:ascii="Calibri" w:hAnsi="Calibri" w:cs="Calibri"/>
+          <w:szCs w:val="28"/>
+          <w:lang w:val="es-419"/>
+        </w:rPr>
+        <w:t>: d</w:t>
+      </w:r>
+      <w:r>
+        <w:rPr>
+          <w:rFonts w:ascii="Calibri" w:hAnsi="Calibri" w:cs="Calibri"/>
+          <w:szCs w:val="28"/>
+          <w:lang w:val="es-419"/>
+        </w:rPr>
+        <w:t>epartamento operativo responsable de la limpieza, orden, presentación y mantenimiento básico de habitaciones y áreas comunes del hotel.</w:t>
+      </w:r>
+    </w:p>
+    <w:p>
+      <w:pPr>
+        <w:rPr>
+          <w:rFonts w:ascii="Calibri" w:hAnsi="Calibri" w:cs="Calibri"/>
+          <w:szCs w:val="28"/>
+          <w:lang w:val="es-419"/>
+        </w:rPr>
+      </w:pPr>
+      <w:r>
+        <w:rPr>
+          <w:rFonts w:ascii="Calibri" w:hAnsi="Calibri" w:cs="Calibri"/>
+          <w:b/>
+          <w:bCs/>
+          <w:szCs w:val="28"/>
+          <w:lang w:val="es-419"/>
+        </w:rPr>
+        <w:t>Inventario hotelero</w:t>
+      </w:r>
+      <w:r>
+        <w:rPr>
+          <w:rFonts w:ascii="Calibri" w:hAnsi="Calibri" w:cs="Calibri"/>
+          <w:szCs w:val="28"/>
+          <w:lang w:val="es-419"/>
+        </w:rPr>
+        <w:t>: c</w:t>
+      </w:r>
+      <w:r>
+        <w:rPr>
+          <w:rFonts w:ascii="Calibri" w:hAnsi="Calibri" w:cs="Calibri"/>
+          <w:szCs w:val="28"/>
+          <w:lang w:val="es-419"/>
+        </w:rPr>
+        <w:t>onjunto de habitaciones, servicios y recursos físicos disponibles para la operación y comercialización del establecimiento de alojamiento.</w:t>
+      </w:r>
+    </w:p>
+    <w:p>
+      <w:pPr>
+        <w:rPr>
+          <w:rFonts w:ascii="Calibri" w:hAnsi="Calibri" w:cs="Calibri"/>
+          <w:szCs w:val="28"/>
+          <w:lang w:val="es-419"/>
+        </w:rPr>
+      </w:pPr>
+      <w:r>
+        <w:rPr>
+          <w:rFonts w:ascii="Calibri" w:hAnsi="Calibri" w:cs="Calibri"/>
+          <w:b/>
+          <w:bCs/>
+          <w:szCs w:val="28"/>
+          <w:lang w:val="es-419"/>
+        </w:rPr>
+        <w:t>Norma de competencia</w:t>
+      </w:r>
+      <w:r>
+        <w:rPr>
+          <w:rFonts w:ascii="Calibri" w:hAnsi="Calibri" w:cs="Calibri"/>
+          <w:szCs w:val="28"/>
+          <w:lang w:val="es-419"/>
+        </w:rPr>
+        <w:t>: c</w:t>
+      </w:r>
+      <w:r>
+        <w:rPr>
+          <w:rFonts w:ascii="Calibri" w:hAnsi="Calibri" w:cs="Calibri"/>
+          <w:szCs w:val="28"/>
+          <w:lang w:val="es-419"/>
+        </w:rPr>
+        <w:t>onjunto de funciones laborales que describen el desempeño esperado en un proceso de trabajo, con valor y significado para el ejercicio profesional.</w:t>
+      </w:r>
+    </w:p>
+    <w:p>
+      <w:pPr>
+        <w:rPr>
+          <w:rFonts w:ascii="Calibri" w:hAnsi="Calibri" w:cs="Calibri"/>
+          <w:szCs w:val="28"/>
+          <w:lang w:val="es-419"/>
+        </w:rPr>
+      </w:pPr>
+      <w:r>
+        <w:rPr>
+          <w:rFonts w:ascii="Calibri" w:hAnsi="Calibri" w:cs="Calibri"/>
+          <w:b/>
+          <w:bCs/>
+          <w:szCs w:val="28"/>
+          <w:lang w:val="es-419"/>
+        </w:rPr>
+        <w:t>Objetivos de calidad</w:t>
+      </w:r>
+      <w:r>
+        <w:rPr>
+          <w:rFonts w:ascii="Calibri" w:hAnsi="Calibri" w:cs="Calibri"/>
+          <w:szCs w:val="28"/>
+          <w:lang w:val="es-419"/>
+        </w:rPr>
+        <w:t>: r</w:t>
+      </w:r>
+      <w:r>
+        <w:rPr>
+          <w:rFonts w:ascii="Calibri" w:hAnsi="Calibri" w:cs="Calibri"/>
+          <w:szCs w:val="28"/>
+          <w:lang w:val="es-419"/>
+        </w:rPr>
+        <w:t>esultados esperados relacionados con la calidad del servicio, definidos a partir de la política de calidad de la organización.</w:t>
+      </w:r>
+    </w:p>
+    <w:p>
+      <w:pPr>
+        <w:rPr>
+          <w:rFonts w:ascii="Calibri" w:hAnsi="Calibri" w:cs="Calibri"/>
+          <w:szCs w:val="28"/>
+          <w:lang w:val="es-419"/>
+        </w:rPr>
+      </w:pPr>
+      <w:r>
+        <w:rPr>
+          <w:rFonts w:ascii="Calibri" w:hAnsi="Calibri" w:cs="Calibri"/>
+          <w:b/>
+          <w:bCs/>
+          <w:szCs w:val="28"/>
+          <w:lang w:val="es-419"/>
+        </w:rPr>
+        <w:t>Ocupación</w:t>
+      </w:r>
+      <w:r>
+        <w:rPr>
+          <w:rFonts w:ascii="Calibri" w:hAnsi="Calibri" w:cs="Calibri"/>
+          <w:szCs w:val="28"/>
+          <w:lang w:val="es-419"/>
+        </w:rPr>
+        <w:t>: i</w:t>
+      </w:r>
+      <w:r>
+        <w:rPr>
+          <w:rFonts w:ascii="Calibri" w:hAnsi="Calibri" w:cs="Calibri"/>
+          <w:szCs w:val="28"/>
+          <w:lang w:val="es-419"/>
+        </w:rPr>
+        <w:t>ndicador que refleja el uso efectivo de las habitaciones disponibles durante un periodo determinado, generalmente expresado en porcentaje.</w:t>
+      </w:r>
+    </w:p>
+    <w:p>
+      <w:pPr>
+        <w:rPr>
+          <w:rFonts w:ascii="Calibri" w:hAnsi="Calibri" w:cs="Calibri"/>
+          <w:szCs w:val="28"/>
+          <w:lang w:val="es-419"/>
+        </w:rPr>
+      </w:pPr>
       <w:r>
         <w:rPr>
           <w:rStyle w:val="Extranjerismo"/>
@@ -7631,12 +7838,232 @@
           <w:bCs/>
           <w:lang w:val="es-419"/>
         </w:rPr>
-        <w:t>out</w:t>
-      </w:r>
-      <w:proofErr w:type="spellEnd"/>
+        <w:lastRenderedPageBreak/>
+        <w:t>Par stock</w:t>
+      </w:r>
       <w:r>
         <w:rPr>
           <w:rFonts w:ascii="Calibri" w:hAnsi="Calibri" w:cs="Calibri"/>
+          <w:b/>
+          <w:bCs/>
+          <w:szCs w:val="28"/>
+          <w:lang w:val="es-419"/>
+        </w:rPr>
+        <w:t>:</w:t>
+      </w:r>
+      <w:r>
+        <w:rPr>
+          <w:rFonts w:ascii="Calibri" w:hAnsi="Calibri" w:cs="Calibri"/>
+          <w:szCs w:val="28"/>
+          <w:lang w:val="es-419"/>
+        </w:rPr>
+        <w:t xml:space="preserve"> c</w:t>
+      </w:r>
+      <w:r>
+        <w:rPr>
+          <w:rFonts w:ascii="Calibri" w:hAnsi="Calibri" w:cs="Calibri"/>
+          <w:szCs w:val="28"/>
+          <w:lang w:val="es-419"/>
+        </w:rPr>
+        <w:t>antidad mínima de elementos operativos (lencería, vajilla, utensilios, entre otros) necesarios para garantizar la continuidad del servicio según la capacidad instalada.</w:t>
+      </w:r>
+    </w:p>
+    <w:p>
+      <w:pPr>
+        <w:rPr>
+          <w:rFonts w:ascii="Calibri" w:hAnsi="Calibri" w:cs="Calibri"/>
+          <w:szCs w:val="28"/>
+          <w:lang w:val="es-419"/>
+        </w:rPr>
+      </w:pPr>
+      <w:r>
+        <w:rPr>
+          <w:rFonts w:ascii="Calibri" w:hAnsi="Calibri" w:cs="Calibri"/>
+          <w:b/>
+          <w:bCs/>
+          <w:szCs w:val="28"/>
+          <w:lang w:val="es-419"/>
+        </w:rPr>
+        <w:t>Plan de emergencia</w:t>
+      </w:r>
+      <w:r>
+        <w:rPr>
+          <w:rFonts w:ascii="Calibri" w:hAnsi="Calibri" w:cs="Calibri"/>
+          <w:szCs w:val="28"/>
+          <w:lang w:val="es-419"/>
+        </w:rPr>
+        <w:t>: c</w:t>
+      </w:r>
+      <w:r>
+        <w:rPr>
+          <w:rFonts w:ascii="Calibri" w:hAnsi="Calibri" w:cs="Calibri"/>
+          <w:szCs w:val="28"/>
+          <w:lang w:val="es-419"/>
+        </w:rPr>
+        <w:t>onjunto de medidas y procedimientos destinados a salvaguardar la vida de las personas y los bienes del establecimiento ante situaciones de riesgo o desastre.</w:t>
+      </w:r>
+    </w:p>
+    <w:p>
+      <w:pPr>
+        <w:rPr>
+          <w:rFonts w:ascii="Calibri" w:hAnsi="Calibri" w:cs="Calibri"/>
+          <w:szCs w:val="28"/>
+          <w:lang w:val="es-419"/>
+        </w:rPr>
+      </w:pPr>
+      <w:r>
+        <w:rPr>
+          <w:rFonts w:ascii="Calibri" w:hAnsi="Calibri" w:cs="Calibri"/>
+          <w:b/>
+          <w:bCs/>
+          <w:szCs w:val="28"/>
+          <w:lang w:val="es-419"/>
+        </w:rPr>
+        <w:t>Planta</w:t>
+      </w:r>
+      <w:r>
+        <w:rPr>
+          <w:rFonts w:ascii="Calibri" w:hAnsi="Calibri" w:cs="Calibri"/>
+          <w:szCs w:val="28"/>
+          <w:lang w:val="es-419"/>
+        </w:rPr>
+        <w:t>: s</w:t>
+      </w:r>
+      <w:r>
+        <w:rPr>
+          <w:rFonts w:ascii="Calibri" w:hAnsi="Calibri" w:cs="Calibri"/>
+          <w:szCs w:val="28"/>
+          <w:lang w:val="es-419"/>
+        </w:rPr>
+        <w:t>istema integrado de instalaciones físicas, equipos y servicios necesarios para el funcionamiento del establecimiento de alojamiento.</w:t>
+      </w:r>
+    </w:p>
+    <w:p>
+      <w:pPr>
+        <w:rPr>
+          <w:rFonts w:ascii="Calibri" w:hAnsi="Calibri" w:cs="Calibri"/>
+          <w:szCs w:val="28"/>
+          <w:lang w:val="es-419"/>
+        </w:rPr>
+      </w:pPr>
+      <w:r>
+        <w:rPr>
+          <w:rFonts w:ascii="Calibri" w:hAnsi="Calibri" w:cs="Calibri"/>
+          <w:b/>
+          <w:bCs/>
+          <w:szCs w:val="28"/>
+          <w:lang w:val="es-419"/>
+        </w:rPr>
+        <w:t>Política de calidad</w:t>
+      </w:r>
+      <w:r>
+        <w:rPr>
+          <w:rFonts w:ascii="Calibri" w:hAnsi="Calibri" w:cs="Calibri"/>
+          <w:szCs w:val="28"/>
+          <w:lang w:val="es-419"/>
+        </w:rPr>
+        <w:t>: d</w:t>
+      </w:r>
+      <w:r>
+        <w:rPr>
+          <w:rFonts w:ascii="Calibri" w:hAnsi="Calibri" w:cs="Calibri"/>
+          <w:szCs w:val="28"/>
+          <w:lang w:val="es-419"/>
+        </w:rPr>
+        <w:t>eclaración formal de las intenciones y directrices de la organización en materia de calidad, definida por la alta dirección y alineada con la política corporativa.</w:t>
+      </w:r>
+    </w:p>
+    <w:p>
+      <w:pPr>
+        <w:rPr>
+          <w:rFonts w:ascii="Calibri" w:hAnsi="Calibri" w:cs="Calibri"/>
+          <w:szCs w:val="28"/>
+          <w:lang w:val="es-419"/>
+        </w:rPr>
+      </w:pPr>
+      <w:r>
+        <w:rPr>
+          <w:rFonts w:ascii="Calibri" w:hAnsi="Calibri" w:cs="Calibri"/>
+          <w:b/>
+          <w:bCs/>
+          <w:szCs w:val="28"/>
+          <w:lang w:val="es-419"/>
+        </w:rPr>
+        <w:t>Portafolio de servicios</w:t>
+      </w:r>
+      <w:r>
+        <w:rPr>
+          <w:rFonts w:ascii="Calibri" w:hAnsi="Calibri" w:cs="Calibri"/>
+          <w:szCs w:val="28"/>
+          <w:lang w:val="es-419"/>
+        </w:rPr>
+        <w:t>: c</w:t>
+      </w:r>
+      <w:r>
+        <w:rPr>
+          <w:rFonts w:ascii="Calibri" w:hAnsi="Calibri" w:cs="Calibri"/>
+          <w:szCs w:val="28"/>
+          <w:lang w:val="es-419"/>
+        </w:rPr>
+        <w:t>onjunto organizado de servicios básicos y complementarios que ofrece el establecimiento de alojamiento a sus clientes.</w:t>
+      </w:r>
+    </w:p>
+    <w:p>
+      <w:pPr>
+        <w:rPr>
+          <w:rFonts w:ascii="Calibri" w:hAnsi="Calibri" w:cs="Calibri"/>
+          <w:szCs w:val="28"/>
+          <w:lang w:val="es-419"/>
+        </w:rPr>
+      </w:pPr>
+      <w:r>
+        <w:rPr>
+          <w:rFonts w:ascii="Calibri" w:hAnsi="Calibri" w:cs="Calibri"/>
+          <w:b/>
+          <w:bCs/>
+          <w:szCs w:val="28"/>
+          <w:lang w:val="es-419"/>
+        </w:rPr>
+        <w:t>Procedimiento técnico</w:t>
+      </w:r>
+      <w:r>
+        <w:rPr>
+          <w:rFonts w:ascii="Calibri" w:hAnsi="Calibri" w:cs="Calibri"/>
+          <w:szCs w:val="28"/>
+          <w:lang w:val="es-419"/>
+        </w:rPr>
+        <w:t>: s</w:t>
+      </w:r>
+      <w:r>
+        <w:rPr>
+          <w:rFonts w:ascii="Calibri" w:hAnsi="Calibri" w:cs="Calibri"/>
+          <w:szCs w:val="28"/>
+          <w:lang w:val="es-419"/>
+        </w:rPr>
+        <w:t>ecuencia estandarizada de actividades que permite ejecutar un proceso operativo de manera ordenada, eficiente y conforme a normas establecidas.</w:t>
+      </w:r>
+    </w:p>
+    <w:p>
+      <w:pPr>
+        <w:rPr>
+          <w:rFonts w:ascii="Calibri" w:hAnsi="Calibri" w:cs="Calibri"/>
+          <w:szCs w:val="28"/>
+          <w:lang w:val="es-419"/>
+        </w:rPr>
+      </w:pPr>
+      <w:r>
+        <w:rPr>
+          <w:rFonts w:ascii="Calibri" w:hAnsi="Calibri" w:cs="Calibri"/>
+          <w:b/>
+          <w:bCs/>
+          <w:szCs w:val="28"/>
+          <w:lang w:val="es-419"/>
+        </w:rPr>
+        <w:t>Programa de mantenimiento</w:t>
+      </w:r>
+      <w:r>
+        <w:rPr>
+          <w:rFonts w:ascii="Calibri" w:hAnsi="Calibri" w:cs="Calibri"/>
           <w:szCs w:val="28"/>
           <w:lang w:val="es-419"/>
         </w:rPr>
@@ -7648,7 +8075,183 @@
           <w:szCs w:val="28"/>
           <w:lang w:val="es-419"/>
         </w:rPr>
-        <w:t>roceso mediante el cual el huésped entrega la habitación ocupada, se revisa y liquida la cuenta por los servicios consumidos y se formaliza la salida del establecimiento.</w:t>
+        <w:t>lanificación de actividades de mantenimiento preventivo y correctivo de las instalaciones físicas durante un periodo determinado.</w:t>
+      </w:r>
+    </w:p>
+    <w:p>
+      <w:pPr>
+        <w:rPr>
+          <w:rFonts w:ascii="Calibri" w:hAnsi="Calibri" w:cs="Calibri"/>
+          <w:szCs w:val="28"/>
+          <w:lang w:val="es-419"/>
+        </w:rPr>
+      </w:pPr>
+      <w:r>
+        <w:rPr>
+          <w:rFonts w:ascii="Calibri" w:hAnsi="Calibri" w:cs="Calibri"/>
+          <w:b/>
+          <w:bCs/>
+          <w:szCs w:val="28"/>
+          <w:lang w:val="es-419"/>
+        </w:rPr>
+        <w:t>Protocolo de atención al cliente</w:t>
+      </w:r>
+      <w:r>
+        <w:rPr>
+          <w:rFonts w:ascii="Calibri" w:hAnsi="Calibri" w:cs="Calibri"/>
+          <w:szCs w:val="28"/>
+          <w:lang w:val="es-419"/>
+        </w:rPr>
+        <w:t>: l</w:t>
+      </w:r>
+      <w:r>
+        <w:rPr>
+          <w:rFonts w:ascii="Calibri" w:hAnsi="Calibri" w:cs="Calibri"/>
+          <w:szCs w:val="28"/>
+          <w:lang w:val="es-419"/>
+        </w:rPr>
+        <w:t>ineamientos que orientan la conducta, la comunicación y el servicio del personal hacia el huésped, asegurando atención uniforme y de calidad.</w:t>
+      </w:r>
+    </w:p>
+    <w:p>
+      <w:pPr>
+        <w:rPr>
+          <w:rFonts w:ascii="Calibri" w:hAnsi="Calibri" w:cs="Calibri"/>
+          <w:szCs w:val="28"/>
+          <w:lang w:val="es-419"/>
+        </w:rPr>
+      </w:pPr>
+      <w:r>
+        <w:rPr>
+          <w:rFonts w:ascii="Calibri" w:hAnsi="Calibri" w:cs="Calibri"/>
+          <w:b/>
+          <w:bCs/>
+          <w:szCs w:val="28"/>
+          <w:lang w:val="es-419"/>
+        </w:rPr>
+        <w:lastRenderedPageBreak/>
+        <w:t>Recepción</w:t>
+      </w:r>
+      <w:r>
+        <w:rPr>
+          <w:rFonts w:ascii="Calibri" w:hAnsi="Calibri" w:cs="Calibri"/>
+          <w:szCs w:val="28"/>
+          <w:lang w:val="es-419"/>
+        </w:rPr>
+        <w:t>: á</w:t>
+      </w:r>
+      <w:r>
+        <w:rPr>
+          <w:rFonts w:ascii="Calibri" w:hAnsi="Calibri" w:cs="Calibri"/>
+          <w:szCs w:val="28"/>
+          <w:lang w:val="es-419"/>
+        </w:rPr>
+        <w:t>rea estratégica del hotel encargada del registro de huéspedes, la gestión de reservas, la atención al cliente y el control de la información operativa.</w:t>
+      </w:r>
+    </w:p>
+    <w:p>
+      <w:pPr>
+        <w:rPr>
+          <w:rFonts w:ascii="Calibri" w:hAnsi="Calibri" w:cs="Calibri"/>
+          <w:szCs w:val="28"/>
+          <w:lang w:val="es-419"/>
+        </w:rPr>
+      </w:pPr>
+      <w:r>
+        <w:rPr>
+          <w:rFonts w:ascii="Calibri" w:hAnsi="Calibri" w:cs="Calibri"/>
+          <w:b/>
+          <w:bCs/>
+          <w:szCs w:val="28"/>
+          <w:lang w:val="es-419"/>
+        </w:rPr>
+        <w:t>Registros de mantenimiento</w:t>
+      </w:r>
+      <w:r>
+        <w:rPr>
+          <w:rFonts w:ascii="Calibri" w:hAnsi="Calibri" w:cs="Calibri"/>
+          <w:szCs w:val="28"/>
+          <w:lang w:val="es-419"/>
+        </w:rPr>
+        <w:t>: d</w:t>
+      </w:r>
+      <w:r>
+        <w:rPr>
+          <w:rFonts w:ascii="Calibri" w:hAnsi="Calibri" w:cs="Calibri"/>
+          <w:szCs w:val="28"/>
+          <w:lang w:val="es-419"/>
+        </w:rPr>
+        <w:t>ocumentos que evidencian las actividades realizadas y los resultados obtenidos en los procesos de mantenimiento de las instalaciones.</w:t>
+      </w:r>
+    </w:p>
+    <w:p>
+      <w:pPr>
+        <w:rPr>
+          <w:rFonts w:ascii="Calibri" w:hAnsi="Calibri" w:cs="Calibri"/>
+          <w:szCs w:val="28"/>
+          <w:lang w:val="es-419"/>
+        </w:rPr>
+      </w:pPr>
+      <w:r>
+        <w:rPr>
+          <w:rFonts w:ascii="Calibri" w:hAnsi="Calibri" w:cs="Calibri"/>
+          <w:b/>
+          <w:bCs/>
+          <w:szCs w:val="28"/>
+          <w:lang w:val="es-419"/>
+        </w:rPr>
+        <w:t>Reserva garantizada</w:t>
+      </w:r>
+      <w:r>
+        <w:rPr>
+          <w:rFonts w:ascii="Calibri" w:hAnsi="Calibri" w:cs="Calibri"/>
+          <w:szCs w:val="28"/>
+          <w:lang w:val="es-419"/>
+        </w:rPr>
+        <w:t>: e</w:t>
+      </w:r>
+      <w:r>
+        <w:rPr>
+          <w:rFonts w:ascii="Calibri" w:hAnsi="Calibri" w:cs="Calibri"/>
+          <w:szCs w:val="28"/>
+          <w:lang w:val="es-419"/>
+        </w:rPr>
+        <w:t>stado de una reserva que asegura la disponibilidad de la habitación mediante un medio de pago o garantía aceptada por el establecimiento.</w:t>
+      </w:r>
+    </w:p>
+    <w:p>
+      <w:pPr>
+        <w:rPr>
+          <w:rFonts w:ascii="Calibri" w:hAnsi="Calibri" w:cs="Calibri"/>
+          <w:szCs w:val="28"/>
+          <w:lang w:val="es-419"/>
+        </w:rPr>
+      </w:pPr>
+      <w:r>
+        <w:rPr>
+          <w:rFonts w:ascii="Calibri" w:hAnsi="Calibri" w:cs="Calibri"/>
+          <w:b/>
+          <w:bCs/>
+          <w:szCs w:val="28"/>
+          <w:lang w:val="es-419"/>
+        </w:rPr>
+        <w:t>Reserva hotelera</w:t>
+      </w:r>
+      <w:r>
+        <w:rPr>
+          <w:rFonts w:ascii="Calibri" w:hAnsi="Calibri" w:cs="Calibri"/>
+          <w:szCs w:val="28"/>
+          <w:lang w:val="es-419"/>
+        </w:rPr>
+        <w:t>: c</w:t>
+      </w:r>
+      <w:r>
+        <w:rPr>
+          <w:rFonts w:ascii="Calibri" w:hAnsi="Calibri" w:cs="Calibri"/>
+          <w:szCs w:val="28"/>
+          <w:lang w:val="es-419"/>
+        </w:rPr>
+        <w:t>ompromiso mediante el cual el establecimiento retiene una o varias habitaciones para una fecha determinada, bajo condiciones específicas de pago y cancelación.</w:t>
       </w:r>
     </w:p>
     <w:p>
@@ -7666,10 +8269,68 @@
           <w:bCs/>
           <w:lang w:val="es-419"/>
         </w:rPr>
-        <w:lastRenderedPageBreak/>
-        <w:t>Check-</w:t>
-      </w:r>
-      <w:proofErr w:type="spellStart"/>
+        <w:t>Room service</w:t>
+      </w:r>
+      <w:r>
+        <w:rPr>
+          <w:rFonts w:ascii="Calibri" w:hAnsi="Calibri" w:cs="Calibri"/>
+          <w:szCs w:val="28"/>
+          <w:lang w:val="es-419"/>
+        </w:rPr>
+        <w:t>: s</w:t>
+      </w:r>
+      <w:r>
+        <w:rPr>
+          <w:rFonts w:ascii="Calibri" w:hAnsi="Calibri" w:cs="Calibri"/>
+          <w:szCs w:val="28"/>
+          <w:lang w:val="es-419"/>
+        </w:rPr>
+        <w:t>ervicio de alimentación proporcionado directamente en la habitación del huésped.</w:t>
+      </w:r>
+    </w:p>
+    <w:p>
+      <w:pPr>
+        <w:rPr>
+          <w:rFonts w:ascii="Calibri" w:hAnsi="Calibri" w:cs="Calibri"/>
+          <w:szCs w:val="28"/>
+          <w:lang w:val="es-419"/>
+        </w:rPr>
+      </w:pPr>
+      <w:r>
+        <w:rPr>
+          <w:rFonts w:ascii="Calibri" w:hAnsi="Calibri" w:cs="Calibri"/>
+          <w:b/>
+          <w:bCs/>
+          <w:szCs w:val="28"/>
+          <w:lang w:val="es-419"/>
+        </w:rPr>
+        <w:t>Señalización</w:t>
+      </w:r>
+      <w:r>
+        <w:rPr>
+          <w:rFonts w:ascii="Calibri" w:hAnsi="Calibri" w:cs="Calibri"/>
+          <w:szCs w:val="28"/>
+          <w:lang w:val="es-419"/>
+        </w:rPr>
+        <w:t>: c</w:t>
+      </w:r>
+      <w:r>
+        <w:rPr>
+          <w:rFonts w:ascii="Calibri" w:hAnsi="Calibri" w:cs="Calibri"/>
+          <w:szCs w:val="28"/>
+          <w:lang w:val="es-419"/>
+        </w:rPr>
+        <w:t>onjunto de indicaciones visuales que orientan y regulan el comportamiento de las personas dentro del establecimiento.</w:t>
+      </w:r>
+    </w:p>
+    <w:p>
+      <w:pPr>
+        <w:rPr>
+          <w:rFonts w:ascii="Calibri" w:hAnsi="Calibri" w:cs="Calibri"/>
+          <w:szCs w:val="28"/>
+          <w:lang w:val="es-419"/>
+        </w:rPr>
+      </w:pPr>
       <w:r>
         <w:rPr>
           <w:rStyle w:val="Extranjerismo"/>
@@ -7677,9 +8338,41 @@
           <w:bCs/>
           <w:lang w:val="es-419"/>
         </w:rPr>
-        <w:t>out</w:t>
-      </w:r>
-      <w:proofErr w:type="spellEnd"/>
+        <w:t>Spa</w:t>
+      </w:r>
+      <w:r>
+        <w:rPr>
+          <w:rStyle w:val="Extranjerismo"/>
+          <w:b/>
+          <w:bCs/>
+        </w:rPr>
+        <w:t>:</w:t>
+      </w:r>
+      <w:r>
+        <w:rPr>
+          <w:rFonts w:ascii="Calibri" w:hAnsi="Calibri" w:cs="Calibri"/>
+          <w:szCs w:val="28"/>
+          <w:lang w:val="es-419"/>
+        </w:rPr>
+        <w:t xml:space="preserve"> i</w:t>
+      </w:r>
+      <w:r>
+        <w:rPr>
+          <w:rFonts w:ascii="Calibri" w:hAnsi="Calibri" w:cs="Calibri"/>
+          <w:szCs w:val="28"/>
+          <w:lang w:val="es-419"/>
+        </w:rPr>
+        <w:t>nfraestructura destinada al bienestar físico y mental, que utiliza elementos naturales o tratamientos especializados como servicio complementario del hotel.</w:t>
+      </w:r>
+    </w:p>
+    <w:p>
+      <w:pPr>
+        <w:rPr>
+          <w:rFonts w:ascii="Calibri" w:hAnsi="Calibri" w:cs="Calibri"/>
+          <w:szCs w:val="28"/>
+          <w:lang w:val="es-419"/>
+        </w:rPr>
+      </w:pPr>
       <w:r>
         <w:rPr>
           <w:rFonts w:ascii="Calibri" w:hAnsi="Calibri" w:cs="Calibri"/>
@@ -7688,8 +8381,118 @@
           <w:szCs w:val="28"/>
           <w:lang w:val="es-419"/>
         </w:rPr>
-        <w:t xml:space="preserve"> tardío (</w:t>
-      </w:r>
+        <w:t>Tarifa hotelera</w:t>
+      </w:r>
+      <w:r>
+        <w:rPr>
+          <w:rFonts w:ascii="Calibri" w:hAnsi="Calibri" w:cs="Calibri"/>
+          <w:szCs w:val="28"/>
+          <w:lang w:val="es-419"/>
+        </w:rPr>
+        <w:t>: v</w:t>
+      </w:r>
+      <w:r>
+        <w:rPr>
+          <w:rFonts w:ascii="Calibri" w:hAnsi="Calibri" w:cs="Calibri"/>
+          <w:szCs w:val="28"/>
+          <w:lang w:val="es-419"/>
+        </w:rPr>
+        <w:t>alor económico asignado a los servicios de alojamiento y complementarios, definido según políticas internas, temporada y tipo de cliente.</w:t>
+      </w:r>
+    </w:p>
+    <w:p>
+      <w:pPr>
+        <w:rPr>
+          <w:rFonts w:ascii="Calibri" w:hAnsi="Calibri" w:cs="Calibri"/>
+          <w:szCs w:val="28"/>
+          <w:lang w:val="es-419"/>
+        </w:rPr>
+      </w:pPr>
+      <w:r>
+        <w:rPr>
+          <w:rFonts w:ascii="Calibri" w:hAnsi="Calibri" w:cs="Calibri"/>
+          <w:b/>
+          <w:bCs/>
+          <w:szCs w:val="28"/>
+          <w:lang w:val="es-419"/>
+        </w:rPr>
+        <w:t>Tipología de habitaciones</w:t>
+      </w:r>
+      <w:r>
+        <w:rPr>
+          <w:rFonts w:ascii="Calibri" w:hAnsi="Calibri" w:cs="Calibri"/>
+          <w:szCs w:val="28"/>
+          <w:lang w:val="es-419"/>
+        </w:rPr>
+        <w:t>: c</w:t>
+      </w:r>
+      <w:r>
+        <w:rPr>
+          <w:rFonts w:ascii="Calibri" w:hAnsi="Calibri" w:cs="Calibri"/>
+          <w:szCs w:val="28"/>
+          <w:lang w:val="es-419"/>
+        </w:rPr>
+        <w:t>lasificación de las habitaciones según características como tamaño, tipo de cama, capacidad y nivel de</w:t>
+      </w:r>
+      <w:r>
+        <w:rPr>
+          <w:rStyle w:val="Extranjerismo"/>
+          <w:lang w:val="es-419"/>
+        </w:rPr>
+        <w:t xml:space="preserve"> confort</w:t>
+      </w:r>
+      <w:r>
+        <w:rPr>
+          <w:rFonts w:ascii="Calibri" w:hAnsi="Calibri" w:cs="Calibri"/>
+          <w:szCs w:val="28"/>
+          <w:lang w:val="es-419"/>
+        </w:rPr>
+        <w:t>.</w:t>
+      </w:r>
+    </w:p>
+    <w:p>
+      <w:pPr>
+        <w:rPr>
+          <w:rFonts w:ascii="Calibri" w:hAnsi="Calibri" w:cs="Calibri"/>
+          <w:szCs w:val="28"/>
+          <w:lang w:val="es-419"/>
+        </w:rPr>
+      </w:pPr>
+      <w:r>
+        <w:rPr>
+          <w:rFonts w:ascii="Calibri" w:hAnsi="Calibri" w:cs="Calibri"/>
+          <w:b/>
+          <w:bCs/>
+          <w:szCs w:val="28"/>
+          <w:lang w:val="es-419"/>
+        </w:rPr>
+        <w:t>Turno operativo</w:t>
+      </w:r>
+      <w:r>
+        <w:rPr>
+          <w:rFonts w:ascii="Calibri" w:hAnsi="Calibri" w:cs="Calibri"/>
+          <w:szCs w:val="28"/>
+          <w:lang w:val="es-419"/>
+        </w:rPr>
+        <w:t>: f</w:t>
+      </w:r>
+      <w:r>
+        <w:rPr>
+          <w:rFonts w:ascii="Calibri" w:hAnsi="Calibri" w:cs="Calibri"/>
+          <w:szCs w:val="28"/>
+          <w:lang w:val="es-419"/>
+        </w:rPr>
+        <w:t>ranja horaria en la cual el personal desarrolla sus funciones, garantizando la continuidad del servicio hotelero.</w:t>
+      </w:r>
+    </w:p>
+    <w:p>
+      <w:pPr>
+        <w:rPr>
+          <w:rFonts w:ascii="Calibri" w:hAnsi="Calibri" w:cs="Calibri"/>
+          <w:szCs w:val="28"/>
+          <w:lang w:val="es-419"/>
+        </w:rPr>
+      </w:pPr>
       <w:r>
         <w:rPr>
           <w:rStyle w:val="Extranjerismo"/>
@@ -7697,1070 +8500,9 @@
           <w:bCs/>
           <w:lang w:val="es-419"/>
         </w:rPr>
-        <w:t xml:space="preserve">Late </w:t>
-      </w:r>
-      <w:proofErr w:type="spellStart"/>
-      <w:r>
-        <w:rPr>
-          <w:rStyle w:val="Extranjerismo"/>
-          <w:b/>
-          <w:bCs/>
-          <w:lang w:val="es-419"/>
-        </w:rPr>
-        <w:t>check-out</w:t>
-      </w:r>
-      <w:proofErr w:type="spellEnd"/>
-      <w:r>
-        <w:rPr>
-          <w:rFonts w:ascii="Calibri" w:hAnsi="Calibri" w:cs="Calibri"/>
-          <w:b/>
-          <w:bCs/>
-          <w:szCs w:val="28"/>
-          <w:lang w:val="es-419"/>
-        </w:rPr>
-        <w:t>):</w:t>
-      </w:r>
-      <w:r>
-        <w:rPr>
-          <w:rFonts w:ascii="Calibri" w:hAnsi="Calibri" w:cs="Calibri"/>
-          <w:szCs w:val="28"/>
-          <w:lang w:val="es-419"/>
-        </w:rPr>
-        <w:t xml:space="preserve"> s</w:t>
-      </w:r>
-      <w:r>
-        <w:rPr>
-          <w:rFonts w:ascii="Calibri" w:hAnsi="Calibri" w:cs="Calibri"/>
-          <w:szCs w:val="28"/>
-          <w:lang w:val="es-419"/>
-        </w:rPr>
-        <w:t>ervicio que autoriza al huésped a permanecer en la habitación después de la hora de salida establecida, de acuerdo con la disponibilidad y las condiciones del hotel.</w:t>
-      </w:r>
-    </w:p>
-    <w:p>
-      <w:pPr>
-        <w:rPr>
-          <w:rFonts w:ascii="Calibri" w:hAnsi="Calibri" w:cs="Calibri"/>
-          <w:szCs w:val="28"/>
-          <w:lang w:val="es-419"/>
-        </w:rPr>
-      </w:pPr>
-      <w:r>
-        <w:rPr>
-          <w:rFonts w:ascii="Calibri" w:hAnsi="Calibri" w:cs="Calibri"/>
-          <w:b/>
-          <w:bCs/>
-          <w:szCs w:val="28"/>
-          <w:lang w:val="es-419"/>
-        </w:rPr>
-        <w:t>Conserjería</w:t>
-      </w:r>
-      <w:r>
-        <w:rPr>
-          <w:rFonts w:ascii="Calibri" w:hAnsi="Calibri" w:cs="Calibri"/>
-          <w:szCs w:val="28"/>
-          <w:lang w:val="es-419"/>
-        </w:rPr>
-        <w:t>: á</w:t>
-      </w:r>
-      <w:r>
-        <w:rPr>
-          <w:rFonts w:ascii="Calibri" w:hAnsi="Calibri" w:cs="Calibri"/>
-          <w:szCs w:val="28"/>
-          <w:lang w:val="es-419"/>
-        </w:rPr>
-        <w:t>rea del hotel encargada de ofrecer información, asistencia y servicios personalizados al huésped, contribuyendo a mejorar su experiencia durante la estadía.</w:t>
-      </w:r>
-    </w:p>
-    <w:p>
-      <w:pPr>
-        <w:rPr>
-          <w:rFonts w:ascii="Calibri" w:hAnsi="Calibri" w:cs="Calibri"/>
-          <w:szCs w:val="28"/>
-          <w:lang w:val="es-419"/>
-        </w:rPr>
-      </w:pPr>
-      <w:r>
-        <w:rPr>
-          <w:rFonts w:ascii="Calibri" w:hAnsi="Calibri" w:cs="Calibri"/>
-          <w:b/>
-          <w:bCs/>
-          <w:szCs w:val="28"/>
-          <w:lang w:val="es-419"/>
-        </w:rPr>
-        <w:t>Disponibilidad:</w:t>
-      </w:r>
-      <w:r>
-        <w:rPr>
-          <w:rFonts w:ascii="Calibri" w:hAnsi="Calibri" w:cs="Calibri"/>
-          <w:szCs w:val="28"/>
-          <w:lang w:val="es-419"/>
-        </w:rPr>
-        <w:t xml:space="preserve"> c</w:t>
-      </w:r>
-      <w:r>
-        <w:rPr>
-          <w:rFonts w:ascii="Calibri" w:hAnsi="Calibri" w:cs="Calibri"/>
-          <w:szCs w:val="28"/>
-          <w:lang w:val="es-419"/>
-        </w:rPr>
-        <w:t>apacidad real del establecimiento para ofrecer habitaciones o servicios en una fecha determinada, de acuerdo con el nivel de ocupación y las reservas existentes.</w:t>
-      </w:r>
-    </w:p>
-    <w:p>
-      <w:pPr>
-        <w:rPr>
-          <w:rFonts w:ascii="Calibri" w:hAnsi="Calibri" w:cs="Calibri"/>
-          <w:szCs w:val="28"/>
-          <w:lang w:val="es-419"/>
-        </w:rPr>
-      </w:pPr>
-      <w:r>
-        <w:rPr>
-          <w:rFonts w:ascii="Calibri" w:hAnsi="Calibri" w:cs="Calibri"/>
-          <w:b/>
-          <w:bCs/>
-          <w:szCs w:val="28"/>
-          <w:lang w:val="es-419"/>
-        </w:rPr>
-        <w:t>Estancia</w:t>
-      </w:r>
-      <w:r>
-        <w:rPr>
-          <w:rFonts w:ascii="Calibri" w:hAnsi="Calibri" w:cs="Calibri"/>
-          <w:szCs w:val="28"/>
-          <w:lang w:val="es-419"/>
-        </w:rPr>
-        <w:t>: p</w:t>
-      </w:r>
-      <w:r>
-        <w:rPr>
-          <w:rFonts w:ascii="Calibri" w:hAnsi="Calibri" w:cs="Calibri"/>
-          <w:szCs w:val="28"/>
-          <w:lang w:val="es-419"/>
-        </w:rPr>
-        <w:t xml:space="preserve">eriodo comprendido entre el </w:t>
-      </w:r>
-      <w:proofErr w:type="spellStart"/>
-      <w:r>
-        <w:rPr>
-          <w:rStyle w:val="Extranjerismo"/>
-          <w:lang w:val="es-419"/>
-        </w:rPr>
-        <w:t>check</w:t>
-      </w:r>
-      <w:proofErr w:type="spellEnd"/>
-      <w:r>
-        <w:rPr>
-          <w:rStyle w:val="Extranjerismo"/>
-          <w:lang w:val="es-419"/>
-        </w:rPr>
-        <w:t>-in</w:t>
-      </w:r>
-      <w:r>
-        <w:rPr>
-          <w:rFonts w:ascii="Calibri" w:hAnsi="Calibri" w:cs="Calibri"/>
-          <w:szCs w:val="28"/>
-          <w:lang w:val="es-419"/>
-        </w:rPr>
-        <w:t xml:space="preserve"> y el </w:t>
-      </w:r>
-      <w:proofErr w:type="spellStart"/>
-      <w:r>
-        <w:rPr>
-          <w:rStyle w:val="Extranjerismo"/>
-          <w:lang w:val="es-419"/>
-        </w:rPr>
-        <w:t>check-out</w:t>
-      </w:r>
-      <w:proofErr w:type="spellEnd"/>
-      <w:r>
-        <w:rPr>
-          <w:rFonts w:ascii="Calibri" w:hAnsi="Calibri" w:cs="Calibri"/>
-          <w:szCs w:val="28"/>
-          <w:lang w:val="es-419"/>
-        </w:rPr>
-        <w:t>, durante el cual el huésped permanece alojado en el establecimiento.</w:t>
-      </w:r>
-    </w:p>
-    <w:p>
-      <w:pPr>
-        <w:rPr>
-          <w:rFonts w:ascii="Calibri" w:hAnsi="Calibri" w:cs="Calibri"/>
-          <w:szCs w:val="28"/>
-          <w:lang w:val="es-419"/>
-        </w:rPr>
-      </w:pPr>
-      <w:r>
-        <w:rPr>
-          <w:rStyle w:val="Extranjerismo"/>
-          <w:b/>
-          <w:bCs/>
-          <w:lang w:val="es-419"/>
-        </w:rPr>
-        <w:t>Housekeeping</w:t>
-      </w:r>
-      <w:r>
-        <w:rPr>
-          <w:rFonts w:ascii="Calibri" w:hAnsi="Calibri" w:cs="Calibri"/>
-          <w:szCs w:val="28"/>
-          <w:lang w:val="es-419"/>
-        </w:rPr>
-        <w:t>: d</w:t>
-      </w:r>
-      <w:r>
-        <w:rPr>
-          <w:rFonts w:ascii="Calibri" w:hAnsi="Calibri" w:cs="Calibri"/>
-          <w:szCs w:val="28"/>
-          <w:lang w:val="es-419"/>
-        </w:rPr>
-        <w:t>epartamento operativo responsable de la limpieza, orden, presentación y mantenimiento básico de habitaciones y áreas comunes del hotel.</w:t>
-      </w:r>
-    </w:p>
-    <w:p>
-      <w:pPr>
-        <w:rPr>
-          <w:rFonts w:ascii="Calibri" w:hAnsi="Calibri" w:cs="Calibri"/>
-          <w:szCs w:val="28"/>
-          <w:lang w:val="es-419"/>
-        </w:rPr>
-      </w:pPr>
-      <w:r>
-        <w:rPr>
-          <w:rFonts w:ascii="Calibri" w:hAnsi="Calibri" w:cs="Calibri"/>
-          <w:b/>
-          <w:bCs/>
-          <w:szCs w:val="28"/>
-          <w:lang w:val="es-419"/>
-        </w:rPr>
-        <w:t>Inventario hotelero</w:t>
-      </w:r>
-      <w:r>
-        <w:rPr>
-          <w:rFonts w:ascii="Calibri" w:hAnsi="Calibri" w:cs="Calibri"/>
-          <w:szCs w:val="28"/>
-          <w:lang w:val="es-419"/>
-        </w:rPr>
-        <w:t>: c</w:t>
-      </w:r>
-      <w:r>
-        <w:rPr>
-          <w:rFonts w:ascii="Calibri" w:hAnsi="Calibri" w:cs="Calibri"/>
-          <w:szCs w:val="28"/>
-          <w:lang w:val="es-419"/>
-        </w:rPr>
-        <w:t>onjunto de habitaciones, servicios y recursos físicos disponibles para la operación y comercialización del establecimiento de alojamiento.</w:t>
-      </w:r>
-    </w:p>
-    <w:p>
-      <w:pPr>
-        <w:rPr>
-          <w:rFonts w:ascii="Calibri" w:hAnsi="Calibri" w:cs="Calibri"/>
-          <w:szCs w:val="28"/>
-          <w:lang w:val="es-419"/>
-        </w:rPr>
-      </w:pPr>
-      <w:r>
-        <w:rPr>
-          <w:rFonts w:ascii="Calibri" w:hAnsi="Calibri" w:cs="Calibri"/>
-          <w:b/>
-          <w:bCs/>
-          <w:szCs w:val="28"/>
-          <w:lang w:val="es-419"/>
-        </w:rPr>
-        <w:t>Norma de competencia</w:t>
-      </w:r>
-      <w:r>
-        <w:rPr>
-          <w:rFonts w:ascii="Calibri" w:hAnsi="Calibri" w:cs="Calibri"/>
-          <w:szCs w:val="28"/>
-          <w:lang w:val="es-419"/>
-        </w:rPr>
-        <w:t>: c</w:t>
-      </w:r>
-      <w:r>
-        <w:rPr>
-          <w:rFonts w:ascii="Calibri" w:hAnsi="Calibri" w:cs="Calibri"/>
-          <w:szCs w:val="28"/>
-          <w:lang w:val="es-419"/>
-        </w:rPr>
-        <w:t>onjunto de funciones laborales que describen el desempeño esperado en un proceso de trabajo, con valor y significado para el ejercicio profesional.</w:t>
-      </w:r>
-    </w:p>
-    <w:p>
-      <w:pPr>
-        <w:rPr>
-          <w:rFonts w:ascii="Calibri" w:hAnsi="Calibri" w:cs="Calibri"/>
-          <w:szCs w:val="28"/>
-          <w:lang w:val="es-419"/>
-        </w:rPr>
-      </w:pPr>
-      <w:r>
-        <w:rPr>
-          <w:rFonts w:ascii="Calibri" w:hAnsi="Calibri" w:cs="Calibri"/>
-          <w:b/>
-          <w:bCs/>
-          <w:szCs w:val="28"/>
-          <w:lang w:val="es-419"/>
-        </w:rPr>
-        <w:t>Objetivos de calidad</w:t>
-      </w:r>
-      <w:r>
-        <w:rPr>
-          <w:rFonts w:ascii="Calibri" w:hAnsi="Calibri" w:cs="Calibri"/>
-          <w:szCs w:val="28"/>
-          <w:lang w:val="es-419"/>
-        </w:rPr>
-        <w:t>: r</w:t>
-      </w:r>
-      <w:r>
-        <w:rPr>
-          <w:rFonts w:ascii="Calibri" w:hAnsi="Calibri" w:cs="Calibri"/>
-          <w:szCs w:val="28"/>
-          <w:lang w:val="es-419"/>
-        </w:rPr>
-        <w:t>esultados esperados relacionados con la calidad del servicio, definidos a partir de la política de calidad de la organización.</w:t>
-      </w:r>
-    </w:p>
-    <w:p>
-      <w:pPr>
-        <w:rPr>
-          <w:rFonts w:ascii="Calibri" w:hAnsi="Calibri" w:cs="Calibri"/>
-          <w:szCs w:val="28"/>
-          <w:lang w:val="es-419"/>
-        </w:rPr>
-      </w:pPr>
-      <w:r>
-        <w:rPr>
-          <w:rFonts w:ascii="Calibri" w:hAnsi="Calibri" w:cs="Calibri"/>
-          <w:b/>
-          <w:bCs/>
-          <w:szCs w:val="28"/>
-          <w:lang w:val="es-419"/>
-        </w:rPr>
-        <w:t>Ocupación</w:t>
-      </w:r>
-      <w:r>
-        <w:rPr>
-          <w:rFonts w:ascii="Calibri" w:hAnsi="Calibri" w:cs="Calibri"/>
-          <w:szCs w:val="28"/>
-          <w:lang w:val="es-419"/>
-        </w:rPr>
-        <w:t>: i</w:t>
-      </w:r>
-      <w:r>
-        <w:rPr>
-          <w:rFonts w:ascii="Calibri" w:hAnsi="Calibri" w:cs="Calibri"/>
-          <w:szCs w:val="28"/>
-          <w:lang w:val="es-419"/>
-        </w:rPr>
-        <w:t>ndicador que refleja el uso efectivo de las habitaciones disponibles durante un periodo determinado, generalmente expresado en porcentaje.</w:t>
-      </w:r>
-    </w:p>
-    <w:p>
-      <w:pPr>
-        <w:rPr>
-          <w:rFonts w:ascii="Calibri" w:hAnsi="Calibri" w:cs="Calibri"/>
-          <w:szCs w:val="28"/>
-          <w:lang w:val="es-419"/>
-        </w:rPr>
-      </w:pPr>
-      <w:r>
-        <w:rPr>
-          <w:rStyle w:val="Extranjerismo"/>
-          <w:b/>
-          <w:bCs/>
-          <w:lang w:val="es-419"/>
-        </w:rPr>
-        <w:lastRenderedPageBreak/>
-        <w:t>Par stock</w:t>
-      </w:r>
-      <w:r>
-        <w:rPr>
-          <w:rFonts w:ascii="Calibri" w:hAnsi="Calibri" w:cs="Calibri"/>
-          <w:b/>
-          <w:bCs/>
-          <w:szCs w:val="28"/>
-          <w:lang w:val="es-419"/>
-        </w:rPr>
-        <w:t>:</w:t>
-      </w:r>
-      <w:r>
-        <w:rPr>
-          <w:rFonts w:ascii="Calibri" w:hAnsi="Calibri" w:cs="Calibri"/>
-          <w:szCs w:val="28"/>
-          <w:lang w:val="es-419"/>
-        </w:rPr>
-        <w:t xml:space="preserve"> c</w:t>
-      </w:r>
-      <w:r>
-        <w:rPr>
-          <w:rFonts w:ascii="Calibri" w:hAnsi="Calibri" w:cs="Calibri"/>
-          <w:szCs w:val="28"/>
-          <w:lang w:val="es-419"/>
-        </w:rPr>
-        <w:t>antidad mínima de elementos operativos (lencería, vajilla, utensilios, entre otros) necesarios para garantizar la continuidad del servicio según la capacidad instalada.</w:t>
-      </w:r>
-    </w:p>
-    <w:p>
-      <w:pPr>
-        <w:rPr>
-          <w:rFonts w:ascii="Calibri" w:hAnsi="Calibri" w:cs="Calibri"/>
-          <w:szCs w:val="28"/>
-          <w:lang w:val="es-419"/>
-        </w:rPr>
-      </w:pPr>
-      <w:r>
-        <w:rPr>
-          <w:rFonts w:ascii="Calibri" w:hAnsi="Calibri" w:cs="Calibri"/>
-          <w:b/>
-          <w:bCs/>
-          <w:szCs w:val="28"/>
-          <w:lang w:val="es-419"/>
-        </w:rPr>
-        <w:t>Plan de emergencia</w:t>
-      </w:r>
-      <w:r>
-        <w:rPr>
-          <w:rFonts w:ascii="Calibri" w:hAnsi="Calibri" w:cs="Calibri"/>
-          <w:szCs w:val="28"/>
-          <w:lang w:val="es-419"/>
-        </w:rPr>
-        <w:t>: c</w:t>
-      </w:r>
-      <w:r>
-        <w:rPr>
-          <w:rFonts w:ascii="Calibri" w:hAnsi="Calibri" w:cs="Calibri"/>
-          <w:szCs w:val="28"/>
-          <w:lang w:val="es-419"/>
-        </w:rPr>
-        <w:t>onjunto de medidas y procedimientos destinados a salvaguardar la vida de las personas y los bienes del establecimiento ante situaciones de riesgo o desastre.</w:t>
-      </w:r>
-    </w:p>
-    <w:p>
-      <w:pPr>
-        <w:rPr>
-          <w:rFonts w:ascii="Calibri" w:hAnsi="Calibri" w:cs="Calibri"/>
-          <w:szCs w:val="28"/>
-          <w:lang w:val="es-419"/>
-        </w:rPr>
-      </w:pPr>
-      <w:r>
-        <w:rPr>
-          <w:rFonts w:ascii="Calibri" w:hAnsi="Calibri" w:cs="Calibri"/>
-          <w:b/>
-          <w:bCs/>
-          <w:szCs w:val="28"/>
-          <w:lang w:val="es-419"/>
-        </w:rPr>
-        <w:t>Planta</w:t>
-      </w:r>
-      <w:r>
-        <w:rPr>
-          <w:rFonts w:ascii="Calibri" w:hAnsi="Calibri" w:cs="Calibri"/>
-          <w:szCs w:val="28"/>
-          <w:lang w:val="es-419"/>
-        </w:rPr>
-        <w:t>: s</w:t>
-      </w:r>
-      <w:r>
-        <w:rPr>
-          <w:rFonts w:ascii="Calibri" w:hAnsi="Calibri" w:cs="Calibri"/>
-          <w:szCs w:val="28"/>
-          <w:lang w:val="es-419"/>
-        </w:rPr>
-        <w:t>istema integrado de instalaciones físicas, equipos y servicios necesarios para el funcionamiento del establecimiento de alojamiento.</w:t>
-      </w:r>
-    </w:p>
-    <w:p>
-      <w:pPr>
-        <w:rPr>
-          <w:rFonts w:ascii="Calibri" w:hAnsi="Calibri" w:cs="Calibri"/>
-          <w:szCs w:val="28"/>
-          <w:lang w:val="es-419"/>
-        </w:rPr>
-      </w:pPr>
-      <w:r>
-        <w:rPr>
-          <w:rFonts w:ascii="Calibri" w:hAnsi="Calibri" w:cs="Calibri"/>
-          <w:b/>
-          <w:bCs/>
-          <w:szCs w:val="28"/>
-          <w:lang w:val="es-419"/>
-        </w:rPr>
-        <w:t>Política de calidad</w:t>
-      </w:r>
-      <w:r>
-        <w:rPr>
-          <w:rFonts w:ascii="Calibri" w:hAnsi="Calibri" w:cs="Calibri"/>
-          <w:szCs w:val="28"/>
-          <w:lang w:val="es-419"/>
-        </w:rPr>
-        <w:t>: d</w:t>
-      </w:r>
-      <w:r>
-        <w:rPr>
-          <w:rFonts w:ascii="Calibri" w:hAnsi="Calibri" w:cs="Calibri"/>
-          <w:szCs w:val="28"/>
-          <w:lang w:val="es-419"/>
-        </w:rPr>
-        <w:t>eclaración formal de las intenciones y directrices de la organización en materia de calidad, definida por la alta dirección y alineada con la política corporativa.</w:t>
-      </w:r>
-    </w:p>
-    <w:p>
-      <w:pPr>
-        <w:rPr>
-          <w:rFonts w:ascii="Calibri" w:hAnsi="Calibri" w:cs="Calibri"/>
-          <w:szCs w:val="28"/>
-          <w:lang w:val="es-419"/>
-        </w:rPr>
-      </w:pPr>
-      <w:r>
-        <w:rPr>
-          <w:rFonts w:ascii="Calibri" w:hAnsi="Calibri" w:cs="Calibri"/>
-          <w:b/>
-          <w:bCs/>
-          <w:szCs w:val="28"/>
-          <w:lang w:val="es-419"/>
-        </w:rPr>
-        <w:t>Portafolio de servicios</w:t>
-      </w:r>
-      <w:r>
-        <w:rPr>
-          <w:rFonts w:ascii="Calibri" w:hAnsi="Calibri" w:cs="Calibri"/>
-          <w:szCs w:val="28"/>
-          <w:lang w:val="es-419"/>
-        </w:rPr>
-        <w:t>: c</w:t>
-      </w:r>
-      <w:r>
-        <w:rPr>
-          <w:rFonts w:ascii="Calibri" w:hAnsi="Calibri" w:cs="Calibri"/>
-          <w:szCs w:val="28"/>
-          <w:lang w:val="es-419"/>
-        </w:rPr>
-        <w:t>onjunto organizado de servicios básicos y complementarios que ofrece el establecimiento de alojamiento a sus clientes.</w:t>
-      </w:r>
-    </w:p>
-    <w:p>
-      <w:pPr>
-        <w:rPr>
-          <w:rFonts w:ascii="Calibri" w:hAnsi="Calibri" w:cs="Calibri"/>
-          <w:szCs w:val="28"/>
-          <w:lang w:val="es-419"/>
-        </w:rPr>
-      </w:pPr>
-      <w:r>
-        <w:rPr>
-          <w:rFonts w:ascii="Calibri" w:hAnsi="Calibri" w:cs="Calibri"/>
-          <w:b/>
-          <w:bCs/>
-          <w:szCs w:val="28"/>
-          <w:lang w:val="es-419"/>
-        </w:rPr>
-        <w:t>Procedimiento técnico</w:t>
-      </w:r>
-      <w:r>
-        <w:rPr>
-          <w:rFonts w:ascii="Calibri" w:hAnsi="Calibri" w:cs="Calibri"/>
-          <w:szCs w:val="28"/>
-          <w:lang w:val="es-419"/>
-        </w:rPr>
-        <w:t>: s</w:t>
-      </w:r>
-      <w:r>
-        <w:rPr>
-          <w:rFonts w:ascii="Calibri" w:hAnsi="Calibri" w:cs="Calibri"/>
-          <w:szCs w:val="28"/>
-          <w:lang w:val="es-419"/>
-        </w:rPr>
-        <w:t>ecuencia estandarizada de actividades que permite ejecutar un proceso operativo de manera ordenada, eficiente y conforme a normas establecidas.</w:t>
-      </w:r>
-    </w:p>
-    <w:p>
-      <w:pPr>
-        <w:rPr>
-          <w:rFonts w:ascii="Calibri" w:hAnsi="Calibri" w:cs="Calibri"/>
-          <w:szCs w:val="28"/>
-          <w:lang w:val="es-419"/>
-        </w:rPr>
-      </w:pPr>
-      <w:r>
-        <w:rPr>
-          <w:rFonts w:ascii="Calibri" w:hAnsi="Calibri" w:cs="Calibri"/>
-          <w:b/>
-          <w:bCs/>
-          <w:szCs w:val="28"/>
-          <w:lang w:val="es-419"/>
-        </w:rPr>
-        <w:t>Programa de mantenimiento</w:t>
-      </w:r>
-      <w:r>
-        <w:rPr>
-          <w:rFonts w:ascii="Calibri" w:hAnsi="Calibri" w:cs="Calibri"/>
-          <w:szCs w:val="28"/>
-          <w:lang w:val="es-419"/>
-        </w:rPr>
-        <w:t>: p</w:t>
-      </w:r>
-      <w:r>
-        <w:rPr>
-          <w:rFonts w:ascii="Calibri" w:hAnsi="Calibri" w:cs="Calibri"/>
-          <w:szCs w:val="28"/>
-          <w:lang w:val="es-419"/>
-        </w:rPr>
-        <w:t>lanificación de actividades de mantenimiento preventivo y correctivo de las instalaciones físicas durante un periodo determinado.</w:t>
-      </w:r>
-    </w:p>
-    <w:p>
-      <w:pPr>
-        <w:rPr>
-          <w:rFonts w:ascii="Calibri" w:hAnsi="Calibri" w:cs="Calibri"/>
-          <w:szCs w:val="28"/>
-          <w:lang w:val="es-419"/>
-        </w:rPr>
-      </w:pPr>
-      <w:r>
-        <w:rPr>
-          <w:rFonts w:ascii="Calibri" w:hAnsi="Calibri" w:cs="Calibri"/>
-          <w:b/>
-          <w:bCs/>
-          <w:szCs w:val="28"/>
-          <w:lang w:val="es-419"/>
-        </w:rPr>
-        <w:t>Protocolo de atención al cliente</w:t>
-      </w:r>
-      <w:r>
-        <w:rPr>
-          <w:rFonts w:ascii="Calibri" w:hAnsi="Calibri" w:cs="Calibri"/>
-          <w:szCs w:val="28"/>
-          <w:lang w:val="es-419"/>
-        </w:rPr>
-        <w:t>: l</w:t>
-      </w:r>
-      <w:r>
-        <w:rPr>
-          <w:rFonts w:ascii="Calibri" w:hAnsi="Calibri" w:cs="Calibri"/>
-          <w:szCs w:val="28"/>
-          <w:lang w:val="es-419"/>
-        </w:rPr>
-        <w:t>ineamientos que orientan la conducta, la comunicación y el servicio del personal hacia el huésped, asegurando atención uniforme y de calidad.</w:t>
-      </w:r>
-    </w:p>
-    <w:p>
-      <w:pPr>
-        <w:rPr>
-          <w:rFonts w:ascii="Calibri" w:hAnsi="Calibri" w:cs="Calibri"/>
-          <w:szCs w:val="28"/>
-          <w:lang w:val="es-419"/>
-        </w:rPr>
-      </w:pPr>
-      <w:r>
-        <w:rPr>
-          <w:rFonts w:ascii="Calibri" w:hAnsi="Calibri" w:cs="Calibri"/>
-          <w:b/>
-          <w:bCs/>
-          <w:szCs w:val="28"/>
-          <w:lang w:val="es-419"/>
-        </w:rPr>
-        <w:lastRenderedPageBreak/>
-        <w:t>Recepción</w:t>
-      </w:r>
-      <w:r>
-        <w:rPr>
-          <w:rFonts w:ascii="Calibri" w:hAnsi="Calibri" w:cs="Calibri"/>
-          <w:szCs w:val="28"/>
-          <w:lang w:val="es-419"/>
-        </w:rPr>
-        <w:t>: á</w:t>
-      </w:r>
-      <w:r>
-        <w:rPr>
-          <w:rFonts w:ascii="Calibri" w:hAnsi="Calibri" w:cs="Calibri"/>
-          <w:szCs w:val="28"/>
-          <w:lang w:val="es-419"/>
-        </w:rPr>
-        <w:t>rea estratégica del hotel encargada del registro de huéspedes, la gestión de reservas, la atención al cliente y el control de la información operativa.</w:t>
-      </w:r>
-    </w:p>
-    <w:p>
-      <w:pPr>
-        <w:rPr>
-          <w:rFonts w:ascii="Calibri" w:hAnsi="Calibri" w:cs="Calibri"/>
-          <w:szCs w:val="28"/>
-          <w:lang w:val="es-419"/>
-        </w:rPr>
-      </w:pPr>
-      <w:r>
-        <w:rPr>
-          <w:rFonts w:ascii="Calibri" w:hAnsi="Calibri" w:cs="Calibri"/>
-          <w:b/>
-          <w:bCs/>
-          <w:szCs w:val="28"/>
-          <w:lang w:val="es-419"/>
-        </w:rPr>
-        <w:t>Registros de mantenimiento</w:t>
-      </w:r>
-      <w:r>
-        <w:rPr>
-          <w:rFonts w:ascii="Calibri" w:hAnsi="Calibri" w:cs="Calibri"/>
-          <w:szCs w:val="28"/>
-          <w:lang w:val="es-419"/>
-        </w:rPr>
-        <w:t>: d</w:t>
-      </w:r>
-      <w:r>
-        <w:rPr>
-          <w:rFonts w:ascii="Calibri" w:hAnsi="Calibri" w:cs="Calibri"/>
-          <w:szCs w:val="28"/>
-          <w:lang w:val="es-419"/>
-        </w:rPr>
-        <w:t>ocumentos que evidencian las actividades realizadas y los resultados obtenidos en los procesos de mantenimiento de las instalaciones.</w:t>
-      </w:r>
-    </w:p>
-    <w:p>
-      <w:pPr>
-        <w:rPr>
-          <w:rFonts w:ascii="Calibri" w:hAnsi="Calibri" w:cs="Calibri"/>
-          <w:szCs w:val="28"/>
-          <w:lang w:val="es-419"/>
-        </w:rPr>
-      </w:pPr>
-      <w:r>
-        <w:rPr>
-          <w:rFonts w:ascii="Calibri" w:hAnsi="Calibri" w:cs="Calibri"/>
-          <w:b/>
-          <w:bCs/>
-          <w:szCs w:val="28"/>
-          <w:lang w:val="es-419"/>
-        </w:rPr>
-        <w:t>Reserva garantizada</w:t>
-      </w:r>
-      <w:r>
-        <w:rPr>
-          <w:rFonts w:ascii="Calibri" w:hAnsi="Calibri" w:cs="Calibri"/>
-          <w:szCs w:val="28"/>
-          <w:lang w:val="es-419"/>
-        </w:rPr>
-        <w:t>: e</w:t>
-      </w:r>
-      <w:r>
-        <w:rPr>
-          <w:rFonts w:ascii="Calibri" w:hAnsi="Calibri" w:cs="Calibri"/>
-          <w:szCs w:val="28"/>
-          <w:lang w:val="es-419"/>
-        </w:rPr>
-        <w:t>stado de una reserva que asegura la disponibilidad de la habitación mediante un medio de pago o garantía aceptada por el establecimiento.</w:t>
-      </w:r>
-    </w:p>
-    <w:p>
-      <w:pPr>
-        <w:rPr>
-          <w:rFonts w:ascii="Calibri" w:hAnsi="Calibri" w:cs="Calibri"/>
-          <w:szCs w:val="28"/>
-          <w:lang w:val="es-419"/>
-        </w:rPr>
-      </w:pPr>
-      <w:r>
-        <w:rPr>
-          <w:rFonts w:ascii="Calibri" w:hAnsi="Calibri" w:cs="Calibri"/>
-          <w:b/>
-          <w:bCs/>
-          <w:szCs w:val="28"/>
-          <w:lang w:val="es-419"/>
-        </w:rPr>
-        <w:t>Reserva hotelera</w:t>
-      </w:r>
-      <w:r>
-        <w:rPr>
-          <w:rFonts w:ascii="Calibri" w:hAnsi="Calibri" w:cs="Calibri"/>
-          <w:szCs w:val="28"/>
-          <w:lang w:val="es-419"/>
-        </w:rPr>
-        <w:t>: c</w:t>
-      </w:r>
-      <w:r>
-        <w:rPr>
-          <w:rFonts w:ascii="Calibri" w:hAnsi="Calibri" w:cs="Calibri"/>
-          <w:szCs w:val="28"/>
-          <w:lang w:val="es-419"/>
-        </w:rPr>
-        <w:t>ompromiso mediante el cual el establecimiento retiene una o varias habitaciones para una fecha determinada, bajo condiciones específicas de pago y cancelación.</w:t>
-      </w:r>
-    </w:p>
-    <w:p>
-      <w:pPr>
-        <w:rPr>
-          <w:rFonts w:ascii="Calibri" w:hAnsi="Calibri" w:cs="Calibri"/>
-          <w:szCs w:val="28"/>
-          <w:lang w:val="es-419"/>
-        </w:rPr>
-      </w:pPr>
-      <w:proofErr w:type="spellStart"/>
-      <w:r>
-        <w:rPr>
-          <w:rStyle w:val="Extranjerismo"/>
-          <w:b/>
-          <w:bCs/>
-          <w:lang w:val="es-419"/>
-        </w:rPr>
-        <w:t>Room</w:t>
-      </w:r>
-      <w:proofErr w:type="spellEnd"/>
-      <w:r>
-        <w:rPr>
-          <w:rStyle w:val="Extranjerismo"/>
-          <w:b/>
-          <w:bCs/>
-          <w:lang w:val="es-419"/>
-        </w:rPr>
-        <w:t xml:space="preserve"> </w:t>
-      </w:r>
-      <w:proofErr w:type="spellStart"/>
-      <w:r>
-        <w:rPr>
-          <w:rStyle w:val="Extranjerismo"/>
-          <w:b/>
-          <w:bCs/>
-          <w:lang w:val="es-419"/>
-        </w:rPr>
-        <w:t>service</w:t>
-      </w:r>
-      <w:proofErr w:type="spellEnd"/>
-      <w:r>
-        <w:rPr>
-          <w:rFonts w:ascii="Calibri" w:hAnsi="Calibri" w:cs="Calibri"/>
-          <w:szCs w:val="28"/>
-          <w:lang w:val="es-419"/>
-        </w:rPr>
-        <w:t>: s</w:t>
-      </w:r>
-      <w:r>
-        <w:rPr>
-          <w:rFonts w:ascii="Calibri" w:hAnsi="Calibri" w:cs="Calibri"/>
-          <w:szCs w:val="28"/>
-          <w:lang w:val="es-419"/>
-        </w:rPr>
-        <w:t>ervicio de alimentación proporcionado directamente en la habitación del huésped.</w:t>
-      </w:r>
-    </w:p>
-    <w:p>
-      <w:pPr>
-        <w:rPr>
-          <w:rFonts w:ascii="Calibri" w:hAnsi="Calibri" w:cs="Calibri"/>
-          <w:szCs w:val="28"/>
-          <w:lang w:val="es-419"/>
-        </w:rPr>
-      </w:pPr>
-      <w:r>
-        <w:rPr>
-          <w:rFonts w:ascii="Calibri" w:hAnsi="Calibri" w:cs="Calibri"/>
-          <w:b/>
-          <w:bCs/>
-          <w:szCs w:val="28"/>
-          <w:lang w:val="es-419"/>
-        </w:rPr>
-        <w:t>Señalización</w:t>
-      </w:r>
-      <w:r>
-        <w:rPr>
-          <w:rFonts w:ascii="Calibri" w:hAnsi="Calibri" w:cs="Calibri"/>
-          <w:szCs w:val="28"/>
-          <w:lang w:val="es-419"/>
-        </w:rPr>
-        <w:t>: c</w:t>
-      </w:r>
-      <w:r>
-        <w:rPr>
-          <w:rFonts w:ascii="Calibri" w:hAnsi="Calibri" w:cs="Calibri"/>
-          <w:szCs w:val="28"/>
-          <w:lang w:val="es-419"/>
-        </w:rPr>
-        <w:t>onjunto de indicaciones visuales que orientan y regulan el comportamiento de las personas dentro del establecimiento.</w:t>
-      </w:r>
-    </w:p>
-    <w:p>
-      <w:pPr>
-        <w:rPr>
-          <w:rFonts w:ascii="Calibri" w:hAnsi="Calibri" w:cs="Calibri"/>
-          <w:szCs w:val="28"/>
-          <w:lang w:val="es-419"/>
-        </w:rPr>
-      </w:pPr>
-      <w:r>
-        <w:rPr>
-          <w:rStyle w:val="Extranjerismo"/>
-          <w:b/>
-          <w:bCs/>
-          <w:lang w:val="es-419"/>
-        </w:rPr>
-        <w:t>Spa</w:t>
-      </w:r>
-      <w:r>
-        <w:rPr>
-          <w:rStyle w:val="Extranjerismo"/>
-          <w:b/>
-          <w:bCs/>
-        </w:rPr>
-        <w:t>:</w:t>
-      </w:r>
-      <w:r>
-        <w:rPr>
-          <w:rFonts w:ascii="Calibri" w:hAnsi="Calibri" w:cs="Calibri"/>
-          <w:szCs w:val="28"/>
-          <w:lang w:val="es-419"/>
-        </w:rPr>
-        <w:t xml:space="preserve"> i</w:t>
-      </w:r>
-      <w:r>
-        <w:rPr>
-          <w:rFonts w:ascii="Calibri" w:hAnsi="Calibri" w:cs="Calibri"/>
-          <w:szCs w:val="28"/>
-          <w:lang w:val="es-419"/>
-        </w:rPr>
-        <w:t>nfraestructura destinada al bienestar físico y mental, que utiliza elementos naturales o tratamientos especializados como servicio complementario del hotel.</w:t>
-      </w:r>
-    </w:p>
-    <w:p>
-      <w:pPr>
-        <w:rPr>
-          <w:rFonts w:ascii="Calibri" w:hAnsi="Calibri" w:cs="Calibri"/>
-          <w:szCs w:val="28"/>
-          <w:lang w:val="es-419"/>
-        </w:rPr>
-      </w:pPr>
-      <w:r>
-        <w:rPr>
-          <w:rFonts w:ascii="Calibri" w:hAnsi="Calibri" w:cs="Calibri"/>
-          <w:b/>
-          <w:bCs/>
-          <w:szCs w:val="28"/>
-          <w:lang w:val="es-419"/>
-        </w:rPr>
-        <w:t>Tarifa hotelera</w:t>
-      </w:r>
-      <w:r>
-        <w:rPr>
-          <w:rFonts w:ascii="Calibri" w:hAnsi="Calibri" w:cs="Calibri"/>
-          <w:szCs w:val="28"/>
-          <w:lang w:val="es-419"/>
-        </w:rPr>
-        <w:t>: v</w:t>
-      </w:r>
-      <w:r>
-        <w:rPr>
-          <w:rFonts w:ascii="Calibri" w:hAnsi="Calibri" w:cs="Calibri"/>
-          <w:szCs w:val="28"/>
-          <w:lang w:val="es-419"/>
-        </w:rPr>
-        <w:t>alor económico asignado a los servicios de alojamiento y complementarios, definido según políticas internas, temporada y tipo de cliente.</w:t>
-      </w:r>
-    </w:p>
-    <w:p>
-      <w:pPr>
-        <w:rPr>
-          <w:rFonts w:ascii="Calibri" w:hAnsi="Calibri" w:cs="Calibri"/>
-          <w:szCs w:val="28"/>
-          <w:lang w:val="es-419"/>
-        </w:rPr>
-      </w:pPr>
-      <w:r>
-        <w:rPr>
-          <w:rFonts w:ascii="Calibri" w:hAnsi="Calibri" w:cs="Calibri"/>
-          <w:b/>
-          <w:bCs/>
-          <w:szCs w:val="28"/>
-          <w:lang w:val="es-419"/>
-        </w:rPr>
-        <w:t>Tipología de habitaciones</w:t>
-      </w:r>
-      <w:r>
-        <w:rPr>
-          <w:rFonts w:ascii="Calibri" w:hAnsi="Calibri" w:cs="Calibri"/>
-          <w:szCs w:val="28"/>
-          <w:lang w:val="es-419"/>
-        </w:rPr>
-        <w:t>: c</w:t>
-      </w:r>
-      <w:r>
-        <w:rPr>
-          <w:rFonts w:ascii="Calibri" w:hAnsi="Calibri" w:cs="Calibri"/>
-          <w:szCs w:val="28"/>
-          <w:lang w:val="es-419"/>
-        </w:rPr>
-        <w:t>lasificación de las habitaciones según características como tamaño, tipo de cama, capacidad y nivel de</w:t>
-      </w:r>
-      <w:r>
-        <w:rPr>
-          <w:rStyle w:val="Extranjerismo"/>
-          <w:lang w:val="es-419"/>
-        </w:rPr>
-        <w:t xml:space="preserve"> confort</w:t>
-      </w:r>
-      <w:r>
-        <w:rPr>
-          <w:rFonts w:ascii="Calibri" w:hAnsi="Calibri" w:cs="Calibri"/>
-          <w:szCs w:val="28"/>
-          <w:lang w:val="es-419"/>
-        </w:rPr>
-        <w:t>.</w:t>
-      </w:r>
-    </w:p>
-    <w:p>
-      <w:pPr>
-        <w:rPr>
-          <w:rFonts w:ascii="Calibri" w:hAnsi="Calibri" w:cs="Calibri"/>
-          <w:szCs w:val="28"/>
-          <w:lang w:val="es-419"/>
-        </w:rPr>
-      </w:pPr>
-      <w:r>
-        <w:rPr>
-          <w:rFonts w:ascii="Calibri" w:hAnsi="Calibri" w:cs="Calibri"/>
-          <w:b/>
-          <w:bCs/>
-          <w:szCs w:val="28"/>
-          <w:lang w:val="es-419"/>
-        </w:rPr>
-        <w:t>Turno operativo</w:t>
-      </w:r>
-      <w:r>
-        <w:rPr>
-          <w:rFonts w:ascii="Calibri" w:hAnsi="Calibri" w:cs="Calibri"/>
-          <w:szCs w:val="28"/>
-          <w:lang w:val="es-419"/>
-        </w:rPr>
-        <w:t>: f</w:t>
-      </w:r>
-      <w:r>
-        <w:rPr>
-          <w:rFonts w:ascii="Calibri" w:hAnsi="Calibri" w:cs="Calibri"/>
-          <w:szCs w:val="28"/>
-          <w:lang w:val="es-419"/>
-        </w:rPr>
-        <w:t>ranja horaria en la cual el personal desarrolla sus funciones, garantizando la continuidad del servicio hotelero.</w:t>
-      </w:r>
-    </w:p>
-    <w:p>
-      <w:pPr>
-        <w:rPr>
-          <w:rFonts w:ascii="Calibri" w:hAnsi="Calibri" w:cs="Calibri"/>
-          <w:szCs w:val="28"/>
-          <w:lang w:val="es-419"/>
-        </w:rPr>
-      </w:pPr>
-      <w:proofErr w:type="spellStart"/>
-      <w:r>
-        <w:rPr>
-          <w:rStyle w:val="Extranjerismo"/>
-          <w:b/>
-          <w:bCs/>
-          <w:lang w:val="es-419"/>
-        </w:rPr>
         <w:lastRenderedPageBreak/>
         <w:t>Upselling</w:t>
       </w:r>
-      <w:proofErr w:type="spellEnd"/>
       <w:r>
         <w:rPr>
           <w:rFonts w:ascii="Calibri" w:hAnsi="Calibri" w:cs="Calibri"/>
@@ -8782,7 +8524,7 @@
       <w:pPr>
         <w:pStyle w:val="Titulosgenerales"/>
       </w:pPr>
-      <w:bookmarkStart w:id="19" w:name="_Toc240622566"/>
+      <w:bookmarkStart w:id="19" w:name="_Toc242269715"/>
       <w:r>
         <w:lastRenderedPageBreak/>
         <w:t>Referencias bibliográficas</w:t>
@@ -8796,7 +8538,7 @@
       <w:r>
         <w:t xml:space="preserve">Alcaldía Mayor de Bogotá – Secretaría General (1996). Documentos para turismo (Reglamentación). </w:t>
       </w:r>
-      <w:hyperlink r:id="rId24" w:history="1">
+      <w:hyperlink r:id="rId23" w:history="1">
         <w:r>
           <w:rPr>
             <w:rStyle w:val="Hipervnculo"/>
@@ -8846,7 +8588,7 @@
       <w:r>
         <w:t xml:space="preserve">. </w:t>
       </w:r>
-      <w:hyperlink r:id="rId25" w:history="1">
+      <w:hyperlink r:id="rId24" w:history="1">
         <w:r>
           <w:rPr>
             <w:rStyle w:val="Hipervnculo"/>
@@ -8859,7 +8601,7 @@
       <w:r>
         <w:t xml:space="preserve">Ministerio de Comercio, Industria y Turismo. (2003). NTSH 001 Realización de actividades básicas para la prestación del servicio </w:t>
       </w:r>
-      <w:hyperlink r:id="rId26" w:history="1">
+      <w:hyperlink r:id="rId25" w:history="1">
         <w:r>
           <w:rPr>
             <w:rStyle w:val="Hipervnculo"/>
@@ -8872,7 +8614,7 @@
       <w:r>
         <w:t xml:space="preserve"> Ministerio de Comercio, Industria y Turismo. (2003). NTSH 002 Información a clientes, atención de sugerencias y reclamaciones de acuerdo a políticas de servicio </w:t>
       </w:r>
-      <w:hyperlink r:id="rId27" w:history="1">
+      <w:hyperlink r:id="rId26" w:history="1">
         <w:r>
           <w:rPr>
             <w:rStyle w:val="Hipervnculo"/>
@@ -8892,7 +8634,7 @@
       <w:r>
         <w:t xml:space="preserve"> Ministerio de Comercio, Industria y Turismo. (2003). NTSH 003 Prestación de servicio de recepción y reservas conforme a manuales existentes </w:t>
       </w:r>
-      <w:hyperlink r:id="rId28" w:history="1">
+      <w:hyperlink r:id="rId27" w:history="1">
         <w:r>
           <w:rPr>
             <w:rStyle w:val="Hipervnculo"/>
@@ -8905,7 +8647,7 @@
       <w:r>
         <w:t xml:space="preserve">Ministerio de Comercio, Industria y Turismo. (2003). NTSH 004 Atención del área de conserjería de acuerdo al manual de procedimientos </w:t>
       </w:r>
-      <w:hyperlink r:id="rId29" w:history="1">
+      <w:hyperlink r:id="rId28" w:history="1">
         <w:r>
           <w:rPr>
             <w:rStyle w:val="Hipervnculo"/>
@@ -8918,7 +8660,7 @@
       <w:r>
         <w:t xml:space="preserve">Ministerio de Comercio, Industria y Turismo. (2003). NTSH 005 Manejo de valores e ingresos relacionados con la operación del establecimiento </w:t>
       </w:r>
-      <w:hyperlink r:id="rId30" w:history="1">
+      <w:hyperlink r:id="rId29" w:history="1">
         <w:r>
           <w:rPr>
             <w:rStyle w:val="Hipervnculo"/>
@@ -8936,7 +8678,7 @@
       <w:r>
         <w:t xml:space="preserve"> Ministerio de Comercio, Industria y Turismo. (2009). NTSH 006 Clasificación de Establecimientos de Alojamiento y Hospedaje. Categorización por Estrellas de Hoteles. Requisitos Normativos </w:t>
       </w:r>
-      <w:hyperlink r:id="rId31" w:history="1">
+      <w:hyperlink r:id="rId30" w:history="1">
         <w:r>
           <w:rPr>
             <w:rStyle w:val="Hipervnculo"/>
@@ -8956,7 +8698,7 @@
       <w:r>
         <w:t xml:space="preserve">Ministerio de Desarrollo económico (1996 - 2025). Normatividad Turismo Colombia. </w:t>
       </w:r>
-      <w:hyperlink r:id="rId32" w:history="1">
+      <w:hyperlink r:id="rId31" w:history="1">
         <w:r>
           <w:rPr>
             <w:rStyle w:val="Hipervnculo"/>
@@ -8969,7 +8711,7 @@
       <w:r>
         <w:t xml:space="preserve"> Universidad Peruana de Ciencias Aplicadas. (s. f.). Separata: Introducción al turismo y hotelería. </w:t>
       </w:r>
-      <w:hyperlink r:id="rId33" w:history="1">
+      <w:hyperlink r:id="rId32" w:history="1">
         <w:r>
           <w:rPr>
             <w:rStyle w:val="Hipervnculo"/>
@@ -8988,7 +8730,7 @@
       <w:pPr>
         <w:pStyle w:val="Titulosgenerales"/>
       </w:pPr>
-      <w:bookmarkStart w:id="20" w:name="_Toc240622567"/>
+      <w:bookmarkStart w:id="20" w:name="_Toc242269716"/>
       <w:r>
         <w:lastRenderedPageBreak/>
         <w:t>C</w:t>
@@ -9530,7 +9272,21 @@
                 <w:rFonts w:asciiTheme="minorHAnsi" w:hAnsiTheme="minorHAnsi" w:cstheme="minorHAnsi"/>
                 <w:szCs w:val="28"/>
               </w:rPr>
-              <w:t xml:space="preserve">Desarrollo </w:t>
+              <w:t>Desarrollo</w:t>
+            </w:r>
+            <w:r>
+              <w:rPr>
+                <w:rFonts w:asciiTheme="minorHAnsi" w:hAnsiTheme="minorHAnsi" w:cstheme="minorHAnsi"/>
+                <w:szCs w:val="28"/>
+              </w:rPr>
+              <w:t>r</w:t>
+            </w:r>
+            <w:r>
+              <w:rPr>
+                <w:rFonts w:asciiTheme="minorHAnsi" w:hAnsiTheme="minorHAnsi" w:cstheme="minorHAnsi"/>
+                <w:szCs w:val="28"/>
+              </w:rPr>
+              <w:t xml:space="preserve"> </w:t>
             </w:r>
             <w:r>
               <w:rPr>
@@ -9955,8 +9711,8 @@
       </w:pPr>
     </w:p>
     <w:sectPr>
-      <w:headerReference w:type="default" r:id="rId34"/>
-      <w:footerReference w:type="default" r:id="rId35"/>
+      <w:headerReference w:type="default" r:id="rId33"/>
+      <w:footerReference w:type="default" r:id="rId34"/>
       <w:pgSz w:w="12240" w:h="15840"/>
       <w:pgMar w:top="1701" w:right="1134" w:bottom="1134" w:left="1134" w:header="709" w:footer="737" w:gutter="0"/>
       <w:pgNumType w:start="1"/>
@@ -9968,7 +9724,7 @@
 </file>
 
 <file path=word/endnotes.xml><?xml version="1.0" encoding="utf-8"?>
-<w:endnotes xmlns:wpc="http://schemas.microsoft.com/office/word/2010/wordprocessingCanvas" xmlns:cx="http://schemas.microsoft.com/office/drawing/2014/chartex" xmlns:cx1="http://schemas.microsoft.com/office/drawing/2015/9/8/chartex" xmlns:cx2="http://schemas.microsoft.com/office/drawing/2015/10/21/chartex" xmlns:cx3="http://schemas.microsoft.com/office/drawing/2016/5/9/chartex" xmlns:cx4="http://schemas.microsoft.com/office/drawing/2016/5/10/chartex" xmlns:cx5="http://schemas.microsoft.com/office/drawing/2016/5/11/chartex" xmlns:cx6="http://schemas.microsoft.com/office/drawing/2016/5/12/chartex" xmlns:cx7="http://schemas.microsoft.com/office/drawing/2016/5/13/chartex" xmlns:cx8="http://schemas.microsoft.com/office/drawing/2016/5/14/chartex" xmlns:mc="http://schemas.openxmlformats.org/markup-compatibility/2006" xmlns:aink="http://schemas.microsoft.com/office/drawing/2016/ink" xmlns:am3d="http://schemas.microsoft.com/office/drawing/2017/model3d" xmlns:o="urn:schemas-microsoft-com:office:office" xmlns:r="http://schemas.openxmlformats.org/officeDocument/2006/relationships" xmlns:m="http://schemas.openxmlformats.org/officeDocument/2006/math" xmlns:v="urn:schemas-microsoft-com:vml" xmlns:wp14="http://schemas.microsoft.com/office/word/2010/wordprocessingDrawing" xmlns:wp="http://schemas.openxmlformats.org/drawingml/2006/wordprocessingDrawing" xmlns:w10="urn:schemas-microsoft-com:office:word" xmlns:w="http://schemas.openxmlformats.org/wordprocessingml/2006/main" xmlns:w14="http://schemas.microsoft.com/office/word/2010/wordml" xmlns:w15="http://schemas.microsoft.com/office/word/2012/wordml" xmlns:w16cex="http://schemas.microsoft.com/office/word/2018/wordml/cex" xmlns:w16cid="http://schemas.microsoft.com/office/word/2016/wordml/cid" xmlns:w16="http://schemas.microsoft.com/office/word/2018/wordml" xmlns:w16sdtdh="http://schemas.microsoft.com/office/word/2020/wordml/sdtdatahash" xmlns:w16se="http://schemas.microsoft.com/office/word/2015/wordml/symex" xmlns:wpg="http://schemas.microsoft.com/office/word/2010/wordprocessingGroup" xmlns:wpi="http://schemas.microsoft.com/office/word/2010/wordprocessingInk" xmlns:wne="http://schemas.microsoft.com/office/word/2006/wordml" xmlns:wps="http://schemas.microsoft.com/office/word/2010/wordprocessingShape" mc:Ignorable="w14 w15 w16se w16cid w16 w16cex w16sdtdh wp14">
+<w:endnotes xmlns:wpc="http://schemas.microsoft.com/office/word/2010/wordprocessingCanvas" xmlns:cx="http://schemas.microsoft.com/office/drawing/2014/chartex" xmlns:cx1="http://schemas.microsoft.com/office/drawing/2015/9/8/chartex" xmlns:cx2="http://schemas.microsoft.com/office/drawing/2015/10/21/chartex" xmlns:cx3="http://schemas.microsoft.com/office/drawing/2016/5/9/chartex" xmlns:cx4="http://schemas.microsoft.com/office/drawing/2016/5/10/chartex" xmlns:cx5="http://schemas.microsoft.com/office/drawing/2016/5/11/chartex" xmlns:cx6="http://schemas.microsoft.com/office/drawing/2016/5/12/chartex" xmlns:cx7="http://schemas.microsoft.com/office/drawing/2016/5/13/chartex" xmlns:cx8="http://schemas.microsoft.com/office/drawing/2016/5/14/chartex" xmlns:mc="http://schemas.openxmlformats.org/markup-compatibility/2006" xmlns:m="http://schemas.openxmlformats.org/officeDocument/2006/math" xmlns:aink="http://schemas.microsoft.com/office/drawing/2016/ink" xmlns:am3d="http://schemas.microsoft.com/office/drawing/2017/model3d" xmlns:oel="http://schemas.microsoft.com/office/2019/extlst" xmlns:r="http://schemas.openxmlformats.org/officeDocument/2006/relationships" xmlns:wp14="http://schemas.microsoft.com/office/word/2010/wordprocessingDrawing" xmlns:wp="http://schemas.openxmlformats.org/drawingml/2006/wordprocessingDrawing" xmlns:wpg="http://schemas.microsoft.com/office/word/2010/wordprocessingGroup" xmlns:wpi="http://schemas.microsoft.com/office/word/2010/wordprocessingInk" xmlns:wps="http://schemas.microsoft.com/office/word/2010/wordprocessingShape" xmlns:o="urn:schemas-microsoft-com:office:office" xmlns:v="urn:schemas-microsoft-com:vml" xmlns:w10="urn:schemas-microsoft-com:office:word" xmlns:w="http://schemas.openxmlformats.org/wordprocessingml/2006/main" xmlns:w14="http://schemas.microsoft.com/office/word/2010/wordml" xmlns:w15="http://schemas.microsoft.com/office/word/2012/wordml" xmlns:w16cex="http://schemas.microsoft.com/office/word/2018/wordml/cex" xmlns:w16cid="http://schemas.microsoft.com/office/word/2016/wordml/cid" xmlns:w16="http://schemas.microsoft.com/office/word/2018/wordml" xmlns:w16sdtdh="http://schemas.microsoft.com/office/word/2020/wordml/sdtdatahash" xmlns:w16sdtfl="http://schemas.microsoft.com/office/word/2024/wordml/sdtformatlock" xmlns:w16se="http://schemas.microsoft.com/office/word/2015/wordml/symex" xmlns:w16du="http://schemas.microsoft.com/office/word/2023/wordml/word16du" xmlns:wne="http://schemas.microsoft.com/office/word/2006/wordml" mc:Ignorable="w14 w15 w16se w16cid w16 w16cex w16sdtdh w16sdtfl w16du wp14">
   <w:endnote w:type="separator" w:id="-1">
     <w:p>
       <w:pPr>
@@ -9993,7 +9749,7 @@
 </file>
 
 <file path=word/footer1.xml><?xml version="1.0" encoding="utf-8"?>
-<w:ftr xmlns:wpc="http://schemas.microsoft.com/office/word/2010/wordprocessingCanvas" xmlns:cx="http://schemas.microsoft.com/office/drawing/2014/chartex" xmlns:cx1="http://schemas.microsoft.com/office/drawing/2015/9/8/chartex" xmlns:cx2="http://schemas.microsoft.com/office/drawing/2015/10/21/chartex" xmlns:cx3="http://schemas.microsoft.com/office/drawing/2016/5/9/chartex" xmlns:cx4="http://schemas.microsoft.com/office/drawing/2016/5/10/chartex" xmlns:cx5="http://schemas.microsoft.com/office/drawing/2016/5/11/chartex" xmlns:cx6="http://schemas.microsoft.com/office/drawing/2016/5/12/chartex" xmlns:cx7="http://schemas.microsoft.com/office/drawing/2016/5/13/chartex" xmlns:cx8="http://schemas.microsoft.com/office/drawing/2016/5/14/chartex" xmlns:mc="http://schemas.openxmlformats.org/markup-compatibility/2006" xmlns:aink="http://schemas.microsoft.com/office/drawing/2016/ink" xmlns:am3d="http://schemas.microsoft.com/office/drawing/2017/model3d" xmlns:o="urn:schemas-microsoft-com:office:office" xmlns:r="http://schemas.openxmlformats.org/officeDocument/2006/relationships" xmlns:m="http://schemas.openxmlformats.org/officeDocument/2006/math" xmlns:v="urn:schemas-microsoft-com:vml" xmlns:wp14="http://schemas.microsoft.com/office/word/2010/wordprocessingDrawing" xmlns:wp="http://schemas.openxmlformats.org/drawingml/2006/wordprocessingDrawing" xmlns:w10="urn:schemas-microsoft-com:office:word" xmlns:w="http://schemas.openxmlformats.org/wordprocessingml/2006/main" xmlns:w14="http://schemas.microsoft.com/office/word/2010/wordml" xmlns:w15="http://schemas.microsoft.com/office/word/2012/wordml" xmlns:w16cex="http://schemas.microsoft.com/office/word/2018/wordml/cex" xmlns:w16cid="http://schemas.microsoft.com/office/word/2016/wordml/cid" xmlns:w16="http://schemas.microsoft.com/office/word/2018/wordml" xmlns:w16sdtdh="http://schemas.microsoft.com/office/word/2020/wordml/sdtdatahash" xmlns:w16se="http://schemas.microsoft.com/office/word/2015/wordml/symex" xmlns:wpg="http://schemas.microsoft.com/office/word/2010/wordprocessingGroup" xmlns:wpi="http://schemas.microsoft.com/office/word/2010/wordprocessingInk" xmlns:wne="http://schemas.microsoft.com/office/word/2006/wordml" xmlns:wps="http://schemas.microsoft.com/office/word/2010/wordprocessingShape" mc:Ignorable="w14 w15 w16se w16cid w16 w16cex w16sdtdh wp14">
+<w:ftr xmlns:wpc="http://schemas.microsoft.com/office/word/2010/wordprocessingCanvas" xmlns:cx="http://schemas.microsoft.com/office/drawing/2014/chartex" xmlns:cx1="http://schemas.microsoft.com/office/drawing/2015/9/8/chartex" xmlns:cx2="http://schemas.microsoft.com/office/drawing/2015/10/21/chartex" xmlns:cx3="http://schemas.microsoft.com/office/drawing/2016/5/9/chartex" xmlns:cx4="http://schemas.microsoft.com/office/drawing/2016/5/10/chartex" xmlns:cx5="http://schemas.microsoft.com/office/drawing/2016/5/11/chartex" xmlns:cx6="http://schemas.microsoft.com/office/drawing/2016/5/12/chartex" xmlns:cx7="http://schemas.microsoft.com/office/drawing/2016/5/13/chartex" xmlns:cx8="http://schemas.microsoft.com/office/drawing/2016/5/14/chartex" xmlns:mc="http://schemas.openxmlformats.org/markup-compatibility/2006" xmlns:m="http://schemas.openxmlformats.org/officeDocument/2006/math" xmlns:aink="http://schemas.microsoft.com/office/drawing/2016/ink" xmlns:am3d="http://schemas.microsoft.com/office/drawing/2017/model3d" xmlns:oel="http://schemas.microsoft.com/office/2019/extlst" xmlns:r="http://schemas.openxmlformats.org/officeDocument/2006/relationships" xmlns:wp14="http://schemas.microsoft.com/office/word/2010/wordprocessingDrawing" xmlns:wp="http://schemas.openxmlformats.org/drawingml/2006/wordprocessingDrawing" xmlns:wpg="http://schemas.microsoft.com/office/word/2010/wordprocessingGroup" xmlns:wpi="http://schemas.microsoft.com/office/word/2010/wordprocessingInk" xmlns:wps="http://schemas.microsoft.com/office/word/2010/wordprocessingShape" xmlns:o="urn:schemas-microsoft-com:office:office" xmlns:v="urn:schemas-microsoft-com:vml" xmlns:w10="urn:schemas-microsoft-com:office:word" xmlns:w="http://schemas.openxmlformats.org/wordprocessingml/2006/main" xmlns:w14="http://schemas.microsoft.com/office/word/2010/wordml" xmlns:w15="http://schemas.microsoft.com/office/word/2012/wordml" xmlns:w16cex="http://schemas.microsoft.com/office/word/2018/wordml/cex" xmlns:w16cid="http://schemas.microsoft.com/office/word/2016/wordml/cid" xmlns:w16="http://schemas.microsoft.com/office/word/2018/wordml" xmlns:w16sdtdh="http://schemas.microsoft.com/office/word/2020/wordml/sdtdatahash" xmlns:w16sdtfl="http://schemas.microsoft.com/office/word/2024/wordml/sdtformatlock" xmlns:w16se="http://schemas.microsoft.com/office/word/2015/wordml/symex" xmlns:w16du="http://schemas.microsoft.com/office/word/2023/wordml/word16du" xmlns:wne="http://schemas.microsoft.com/office/word/2006/wordml" mc:Ignorable="w14 w15 w16se w16cid w16 w16cex w16sdtdh w16sdtfl w16du wp14">
   <w:sdt>
     <w:sdtPr>
       <w:id w:val="-1465197936"/>
@@ -10002,7 +9758,6 @@
         <w:docPartUnique/>
       </w:docPartObj>
     </w:sdtPr>
-    <w:sdtEndPr/>
     <w:sdtContent>
       <w:p>
         <w:pPr>
@@ -10096,7 +9851,7 @@
                   <v:stroke joinstyle="miter"/>
                   <v:path gradientshapeok="t" o:connecttype="rect"/>
                 </v:shapetype>
-                <v:shape id="_x0000_s1027" type="#_x0000_t202" alt="&quot;&quot;" style="position:absolute;left:0;text-align:left;margin-left:16.1pt;margin-top:.65pt;width:455.15pt;height:41.4pt;z-index:251661312;visibility:visible;mso-wrap-style:square;mso-width-percent:0;mso-height-percent:0;mso-wrap-distance-left:9pt;mso-wrap-distance-top:3.6pt;mso-wrap-distance-right:9pt;mso-wrap-distance-bottom:3.6pt;mso-position-horizontal:absolute;mso-position-horizontal-relative:text;mso-position-vertical:absolute;mso-position-vertical-relative:text;mso-width-percent:0;mso-height-percent:0;mso-width-relative:margin;mso-height-relative:margin;v-text-anchor:top" o:gfxdata="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" stroked="f">
+                <v:shape id="_x0000_s1027" type="#_x0000_t202" alt="&quot;&quot;" style="position:absolute;left:0;text-align:left;margin-left:16.1pt;margin-top:.65pt;width:455.15pt;height:41.4pt;z-index:251661312;visibility:visible;mso-wrap-style:square;mso-width-percent:0;mso-height-percent:0;mso-wrap-distance-left:9pt;mso-wrap-distance-top:3.6pt;mso-wrap-distance-right:9pt;mso-wrap-distance-bottom:3.6pt;mso-position-horizontal:absolute;mso-position-horizontal-relative:text;mso-position-vertical:absolute;mso-position-vertical-relative:text;mso-width-percent:0;mso-height-percent:0;mso-width-relative:margin;mso-height-relative:margin;v-text-anchor:top" o:gfxdata="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" stroked="f">
                   <v:textbox>
                     <w:txbxContent>
                       <w:p>
@@ -10146,7 +9901,7 @@
 </file>
 
 <file path=word/footnotes.xml><?xml version="1.0" encoding="utf-8"?>
-<w:footnotes xmlns:wpc="http://schemas.microsoft.com/office/word/2010/wordprocessingCanvas" xmlns:cx="http://schemas.microsoft.com/office/drawing/2014/chartex" xmlns:cx1="http://schemas.microsoft.com/office/drawing/2015/9/8/chartex" xmlns:cx2="http://schemas.microsoft.com/office/drawing/2015/10/21/chartex" xmlns:cx3="http://schemas.microsoft.com/office/drawing/2016/5/9/chartex" xmlns:cx4="http://schemas.microsoft.com/office/drawing/2016/5/10/chartex" xmlns:cx5="http://schemas.microsoft.com/office/drawing/2016/5/11/chartex" xmlns:cx6="http://schemas.microsoft.com/office/drawing/2016/5/12/chartex" xmlns:cx7="http://schemas.microsoft.com/office/drawing/2016/5/13/chartex" xmlns:cx8="http://schemas.microsoft.com/office/drawing/2016/5/14/chartex" xmlns:mc="http://schemas.openxmlformats.org/markup-compatibility/2006" xmlns:aink="http://schemas.microsoft.com/office/drawing/2016/ink" xmlns:am3d="http://schemas.microsoft.com/office/drawing/2017/model3d" xmlns:o="urn:schemas-microsoft-com:office:office" xmlns:r="http://schemas.openxmlformats.org/officeDocument/2006/relationships" xmlns:m="http://schemas.openxmlformats.org/officeDocument/2006/math" xmlns:v="urn:schemas-microsoft-com:vml" xmlns:wp14="http://schemas.microsoft.com/office/word/2010/wordprocessingDrawing" xmlns:wp="http://schemas.openxmlformats.org/drawingml/2006/wordprocessingDrawing" xmlns:w10="urn:schemas-microsoft-com:office:word" xmlns:w="http://schemas.openxmlformats.org/wordprocessingml/2006/main" xmlns:w14="http://schemas.microsoft.com/office/word/2010/wordml" xmlns:w15="http://schemas.microsoft.com/office/word/2012/wordml" xmlns:w16cex="http://schemas.microsoft.com/office/word/2018/wordml/cex" xmlns:w16cid="http://schemas.microsoft.com/office/word/2016/wordml/cid" xmlns:w16="http://schemas.microsoft.com/office/word/2018/wordml" xmlns:w16sdtdh="http://schemas.microsoft.com/office/word/2020/wordml/sdtdatahash" xmlns:w16se="http://schemas.microsoft.com/office/word/2015/wordml/symex" xmlns:wpg="http://schemas.microsoft.com/office/word/2010/wordprocessingGroup" xmlns:wpi="http://schemas.microsoft.com/office/word/2010/wordprocessingInk" xmlns:wne="http://schemas.microsoft.com/office/word/2006/wordml" xmlns:wps="http://schemas.microsoft.com/office/word/2010/wordprocessingShape" mc:Ignorable="w14 w15 w16se w16cid w16 w16cex w16sdtdh wp14">
+<w:footnotes xmlns:wpc="http://schemas.microsoft.com/office/word/2010/wordprocessingCanvas" xmlns:cx="http://schemas.microsoft.com/office/drawing/2014/chartex" xmlns:cx1="http://schemas.microsoft.com/office/drawing/2015/9/8/chartex" xmlns:cx2="http://schemas.microsoft.com/office/drawing/2015/10/21/chartex" xmlns:cx3="http://schemas.microsoft.com/office/drawing/2016/5/9/chartex" xmlns:cx4="http://schemas.microsoft.com/office/drawing/2016/5/10/chartex" xmlns:cx5="http://schemas.microsoft.com/office/drawing/2016/5/11/chartex" xmlns:cx6="http://schemas.microsoft.com/office/drawing/2016/5/12/chartex" xmlns:cx7="http://schemas.microsoft.com/office/drawing/2016/5/13/chartex" xmlns:cx8="http://schemas.microsoft.com/office/drawing/2016/5/14/chartex" xmlns:mc="http://schemas.openxmlformats.org/markup-compatibility/2006" xmlns:m="http://schemas.openxmlformats.org/officeDocument/2006/math" xmlns:aink="http://schemas.microsoft.com/office/drawing/2016/ink" xmlns:am3d="http://schemas.microsoft.com/office/drawing/2017/model3d" xmlns:oel="http://schemas.microsoft.com/office/2019/extlst" xmlns:r="http://schemas.openxmlformats.org/officeDocument/2006/relationships" xmlns:wp14="http://schemas.microsoft.com/office/word/2010/wordprocessingDrawing" xmlns:wp="http://schemas.openxmlformats.org/drawingml/2006/wordprocessingDrawing" xmlns:wpg="http://schemas.microsoft.com/office/word/2010/wordprocessingGroup" xmlns:wpi="http://schemas.microsoft.com/office/word/2010/wordprocessingInk" xmlns:wps="http://schemas.microsoft.com/office/word/2010/wordprocessingShape" xmlns:o="urn:schemas-microsoft-com:office:office" xmlns:v="urn:schemas-microsoft-com:vml" xmlns:w10="urn:schemas-microsoft-com:office:word" xmlns:w="http://schemas.openxmlformats.org/wordprocessingml/2006/main" xmlns:w14="http://schemas.microsoft.com/office/word/2010/wordml" xmlns:w15="http://schemas.microsoft.com/office/word/2012/wordml" xmlns:w16cex="http://schemas.microsoft.com/office/word/2018/wordml/cex" xmlns:w16cid="http://schemas.microsoft.com/office/word/2016/wordml/cid" xmlns:w16="http://schemas.microsoft.com/office/word/2018/wordml" xmlns:w16sdtdh="http://schemas.microsoft.com/office/word/2020/wordml/sdtdatahash" xmlns:w16sdtfl="http://schemas.microsoft.com/office/word/2024/wordml/sdtformatlock" xmlns:w16se="http://schemas.microsoft.com/office/word/2015/wordml/symex" xmlns:w16du="http://schemas.microsoft.com/office/word/2023/wordml/word16du" xmlns:wne="http://schemas.microsoft.com/office/word/2006/wordml" mc:Ignorable="w14 w15 w16se w16cid w16 w16cex w16sdtdh w16sdtfl w16du wp14">
   <w:footnote w:type="separator" w:id="-1">
     <w:p>
       <w:pPr>
@@ -10171,7 +9926,7 @@
 </file>
 
 <file path=word/header1.xml><?xml version="1.0" encoding="utf-8"?>
-<w:hdr xmlns:wpc="http://schemas.microsoft.com/office/word/2010/wordprocessingCanvas" xmlns:cx="http://schemas.microsoft.com/office/drawing/2014/chartex" xmlns:cx1="http://schemas.microsoft.com/office/drawing/2015/9/8/chartex" xmlns:cx2="http://schemas.microsoft.com/office/drawing/2015/10/21/chartex" xmlns:cx3="http://schemas.microsoft.com/office/drawing/2016/5/9/chartex" xmlns:cx4="http://schemas.microsoft.com/office/drawing/2016/5/10/chartex" xmlns:cx5="http://schemas.microsoft.com/office/drawing/2016/5/11/chartex" xmlns:cx6="http://schemas.microsoft.com/office/drawing/2016/5/12/chartex" xmlns:cx7="http://schemas.microsoft.com/office/drawing/2016/5/13/chartex" xmlns:cx8="http://schemas.microsoft.com/office/drawing/2016/5/14/chartex" xmlns:mc="http://schemas.openxmlformats.org/markup-compatibility/2006" xmlns:aink="http://schemas.microsoft.com/office/drawing/2016/ink" xmlns:am3d="http://schemas.microsoft.com/office/drawing/2017/model3d" xmlns:o="urn:schemas-microsoft-com:office:office" xmlns:r="http://schemas.openxmlformats.org/officeDocument/2006/relationships" xmlns:m="http://schemas.openxmlformats.org/officeDocument/2006/math" xmlns:v="urn:schemas-microsoft-com:vml" xmlns:wp14="http://schemas.microsoft.com/office/word/2010/wordprocessingDrawing" xmlns:wp="http://schemas.openxmlformats.org/drawingml/2006/wordprocessingDrawing" xmlns:w10="urn:schemas-microsoft-com:office:word" xmlns:w="http://schemas.openxmlformats.org/wordprocessingml/2006/main" xmlns:w14="http://schemas.microsoft.com/office/word/2010/wordml" xmlns:w15="http://schemas.microsoft.com/office/word/2012/wordml" xmlns:w16cex="http://schemas.microsoft.com/office/word/2018/wordml/cex" xmlns:w16cid="http://schemas.microsoft.com/office/word/2016/wordml/cid" xmlns:w16="http://schemas.microsoft.com/office/word/2018/wordml" xmlns:w16sdtdh="http://schemas.microsoft.com/office/word/2020/wordml/sdtdatahash" xmlns:w16se="http://schemas.microsoft.com/office/word/2015/wordml/symex" xmlns:wpg="http://schemas.microsoft.com/office/word/2010/wordprocessingGroup" xmlns:wpi="http://schemas.microsoft.com/office/word/2010/wordprocessingInk" xmlns:wne="http://schemas.microsoft.com/office/word/2006/wordml" xmlns:wps="http://schemas.microsoft.com/office/word/2010/wordprocessingShape" mc:Ignorable="w14 w15 w16se w16cid w16 w16cex w16sdtdh wp14">
+<w:hdr xmlns:wpc="http://schemas.microsoft.com/office/word/2010/wordprocessingCanvas" xmlns:cx="http://schemas.microsoft.com/office/drawing/2014/chartex" xmlns:cx1="http://schemas.microsoft.com/office/drawing/2015/9/8/chartex" xmlns:cx2="http://schemas.microsoft.com/office/drawing/2015/10/21/chartex" xmlns:cx3="http://schemas.microsoft.com/office/drawing/2016/5/9/chartex" xmlns:cx4="http://schemas.microsoft.com/office/drawing/2016/5/10/chartex" xmlns:cx5="http://schemas.microsoft.com/office/drawing/2016/5/11/chartex" xmlns:cx6="http://schemas.microsoft.com/office/drawing/2016/5/12/chartex" xmlns:cx7="http://schemas.microsoft.com/office/drawing/2016/5/13/chartex" xmlns:cx8="http://schemas.microsoft.com/office/drawing/2016/5/14/chartex" xmlns:mc="http://schemas.openxmlformats.org/markup-compatibility/2006" xmlns:m="http://schemas.openxmlformats.org/officeDocument/2006/math" xmlns:aink="http://schemas.microsoft.com/office/drawing/2016/ink" xmlns:am3d="http://schemas.microsoft.com/office/drawing/2017/model3d" xmlns:oel="http://schemas.microsoft.com/office/2019/extlst" xmlns:r="http://schemas.openxmlformats.org/officeDocument/2006/relationships" xmlns:wp14="http://schemas.microsoft.com/office/word/2010/wordprocessingDrawing" xmlns:wp="http://schemas.openxmlformats.org/drawingml/2006/wordprocessingDrawing" xmlns:wpg="http://schemas.microsoft.com/office/word/2010/wordprocessingGroup" xmlns:wpi="http://schemas.microsoft.com/office/word/2010/wordprocessingInk" xmlns:wps="http://schemas.microsoft.com/office/word/2010/wordprocessingShape" xmlns:o="urn:schemas-microsoft-com:office:office" xmlns:v="urn:schemas-microsoft-com:vml" xmlns:w10="urn:schemas-microsoft-com:office:word" xmlns:w="http://schemas.openxmlformats.org/wordprocessingml/2006/main" xmlns:w14="http://schemas.microsoft.com/office/word/2010/wordml" xmlns:w15="http://schemas.microsoft.com/office/word/2012/wordml" xmlns:w16cex="http://schemas.microsoft.com/office/word/2018/wordml/cex" xmlns:w16cid="http://schemas.microsoft.com/office/word/2016/wordml/cid" xmlns:w16="http://schemas.microsoft.com/office/word/2018/wordml" xmlns:w16sdtdh="http://schemas.microsoft.com/office/word/2020/wordml/sdtdatahash" xmlns:w16sdtfl="http://schemas.microsoft.com/office/word/2024/wordml/sdtformatlock" xmlns:w16se="http://schemas.microsoft.com/office/word/2015/wordml/symex" xmlns:w16du="http://schemas.microsoft.com/office/word/2023/wordml/word16du" xmlns:wne="http://schemas.microsoft.com/office/word/2006/wordml" mc:Ignorable="w14 w15 w16se w16cid w16 w16cex w16sdtdh w16sdtfl w16du wp14">
   <w:p>
     <w:pPr>
       <w:pStyle w:val="Encabezado"/>
@@ -10256,7 +10011,7 @@
 </file>
 
 <file path=word/numbering.xml><?xml version="1.0" encoding="utf-8"?>
-<w:numbering xmlns:wpc="http://schemas.microsoft.com/office/word/2010/wordprocessingCanvas" xmlns:cx="http://schemas.microsoft.com/office/drawing/2014/chartex" xmlns:cx1="http://schemas.microsoft.com/office/drawing/2015/9/8/chartex" xmlns:cx2="http://schemas.microsoft.com/office/drawing/2015/10/21/chartex" xmlns:cx3="http://schemas.microsoft.com/office/drawing/2016/5/9/chartex" xmlns:cx4="http://schemas.microsoft.com/office/drawing/2016/5/10/chartex" xmlns:cx5="http://schemas.microsoft.com/office/drawing/2016/5/11/chartex" xmlns:cx6="http://schemas.microsoft.com/office/drawing/2016/5/12/chartex" xmlns:cx7="http://schemas.microsoft.com/office/drawing/2016/5/13/chartex" xmlns:cx8="http://schemas.microsoft.com/office/drawing/2016/5/14/chartex" xmlns:mc="http://schemas.openxmlformats.org/markup-compatibility/2006" xmlns:aink="http://schemas.microsoft.com/office/drawing/2016/ink" xmlns:am3d="http://schemas.microsoft.com/office/drawing/2017/model3d" xmlns:o="urn:schemas-microsoft-com:office:office" xmlns:r="http://schemas.openxmlformats.org/officeDocument/2006/relationships" xmlns:m="http://schemas.openxmlformats.org/officeDocument/2006/math" xmlns:v="urn:schemas-microsoft-com:vml" xmlns:wp14="http://schemas.microsoft.com/office/word/2010/wordprocessingDrawing" xmlns:wp="http://schemas.openxmlformats.org/drawingml/2006/wordprocessingDrawing" xmlns:w10="urn:schemas-microsoft-com:office:word" xmlns:w="http://schemas.openxmlformats.org/wordprocessingml/2006/main" xmlns:w14="http://schemas.microsoft.com/office/word/2010/wordml" xmlns:w15="http://schemas.microsoft.com/office/word/2012/wordml" xmlns:w16cex="http://schemas.microsoft.com/office/word/2018/wordml/cex" xmlns:w16cid="http://schemas.microsoft.com/office/word/2016/wordml/cid" xmlns:w16="http://schemas.microsoft.com/office/word/2018/wordml" xmlns:w16sdtdh="http://schemas.microsoft.com/office/word/2020/wordml/sdtdatahash" xmlns:w16se="http://schemas.microsoft.com/office/word/2015/wordml/symex" xmlns:wpg="http://schemas.microsoft.com/office/word/2010/wordprocessingGroup" xmlns:wpi="http://schemas.microsoft.com/office/word/2010/wordprocessingInk" xmlns:wne="http://schemas.microsoft.com/office/word/2006/wordml" xmlns:wps="http://schemas.microsoft.com/office/word/2010/wordprocessingShape" mc:Ignorable="w14 w15 w16se w16cid w16 w16cex w16sdtdh wp14">
+<w:numbering xmlns:wpc="http://schemas.microsoft.com/office/word/2010/wordprocessingCanvas" xmlns:cx="http://schemas.microsoft.com/office/drawing/2014/chartex" xmlns:cx1="http://schemas.microsoft.com/office/drawing/2015/9/8/chartex" xmlns:cx2="http://schemas.microsoft.com/office/drawing/2015/10/21/chartex" xmlns:cx3="http://schemas.microsoft.com/office/drawing/2016/5/9/chartex" xmlns:cx4="http://schemas.microsoft.com/office/drawing/2016/5/10/chartex" xmlns:cx5="http://schemas.microsoft.com/office/drawing/2016/5/11/chartex" xmlns:cx6="http://schemas.microsoft.com/office/drawing/2016/5/12/chartex" xmlns:cx7="http://schemas.microsoft.com/office/drawing/2016/5/13/chartex" xmlns:cx8="http://schemas.microsoft.com/office/drawing/2016/5/14/chartex" xmlns:mc="http://schemas.openxmlformats.org/markup-compatibility/2006" xmlns:m="http://schemas.openxmlformats.org/officeDocument/2006/math" xmlns:aink="http://schemas.microsoft.com/office/drawing/2016/ink" xmlns:am3d="http://schemas.microsoft.com/office/drawing/2017/model3d" xmlns:oel="http://schemas.microsoft.com/office/2019/extlst" xmlns:r="http://schemas.openxmlformats.org/officeDocument/2006/relationships" xmlns:wp14="http://schemas.microsoft.com/office/word/2010/wordprocessingDrawing" xmlns:wp="http://schemas.openxmlformats.org/drawingml/2006/wordprocessingDrawing" xmlns:wpg="http://schemas.microsoft.com/office/word/2010/wordprocessingGroup" xmlns:wpi="http://schemas.microsoft.com/office/word/2010/wordprocessingInk" xmlns:wps="http://schemas.microsoft.com/office/word/2010/wordprocessingShape" xmlns:o="urn:schemas-microsoft-com:office:office" xmlns:v="urn:schemas-microsoft-com:vml" xmlns:w10="urn:schemas-microsoft-com:office:word" xmlns:w="http://schemas.openxmlformats.org/wordprocessingml/2006/main" xmlns:w14="http://schemas.microsoft.com/office/word/2010/wordml" xmlns:w15="http://schemas.microsoft.com/office/word/2012/wordml" xmlns:w16cex="http://schemas.microsoft.com/office/word/2018/wordml/cex" xmlns:w16cid="http://schemas.microsoft.com/office/word/2016/wordml/cid" xmlns:w16="http://schemas.microsoft.com/office/word/2018/wordml" xmlns:w16sdtdh="http://schemas.microsoft.com/office/word/2020/wordml/sdtdatahash" xmlns:w16sdtfl="http://schemas.microsoft.com/office/word/2024/wordml/sdtformatlock" xmlns:w16se="http://schemas.microsoft.com/office/word/2015/wordml/symex" xmlns:w16du="http://schemas.microsoft.com/office/word/2023/wordml/word16du" xmlns:wne="http://schemas.microsoft.com/office/word/2006/wordml" mc:Ignorable="w14 w15 w16se w16cid w16 w16cex w16sdtdh w16sdtfl w16du wp14">
   <w:abstractNum w:abstractNumId="0" w15:restartNumberingAfterBreak="0">
     <w:nsid w:val="FFFFFF89"/>
     <w:multiLevelType w:val="singleLevel"/>
@@ -11895,52 +11650,52 @@
       </w:rPr>
     </w:lvl>
   </w:abstractNum>
-  <w:num w:numId="1">
+  <w:num w:numId="1" w16cid:durableId="125974693">
     <w:abstractNumId w:val="0"/>
   </w:num>
-  <w:num w:numId="2">
+  <w:num w:numId="2" w16cid:durableId="1115714931">
     <w:abstractNumId w:val="5"/>
   </w:num>
-  <w:num w:numId="3">
+  <w:num w:numId="3" w16cid:durableId="430009920">
     <w:abstractNumId w:val="8"/>
   </w:num>
-  <w:num w:numId="4">
+  <w:num w:numId="4" w16cid:durableId="1248736148">
     <w:abstractNumId w:val="7"/>
   </w:num>
-  <w:num w:numId="5">
+  <w:num w:numId="5" w16cid:durableId="28574067">
     <w:abstractNumId w:val="10"/>
   </w:num>
-  <w:num w:numId="6">
+  <w:num w:numId="6" w16cid:durableId="2102942747">
     <w:abstractNumId w:val="13"/>
   </w:num>
-  <w:num w:numId="7">
+  <w:num w:numId="7" w16cid:durableId="507981675">
     <w:abstractNumId w:val="4"/>
   </w:num>
-  <w:num w:numId="8">
+  <w:num w:numId="8" w16cid:durableId="669331901">
     <w:abstractNumId w:val="12"/>
   </w:num>
-  <w:num w:numId="9">
+  <w:num w:numId="9" w16cid:durableId="557399098">
     <w:abstractNumId w:val="9"/>
   </w:num>
-  <w:num w:numId="10">
+  <w:num w:numId="10" w16cid:durableId="193463379">
     <w:abstractNumId w:val="1"/>
   </w:num>
-  <w:num w:numId="11">
+  <w:num w:numId="11" w16cid:durableId="347172506">
     <w:abstractNumId w:val="2"/>
   </w:num>
-  <w:num w:numId="12">
+  <w:num w:numId="12" w16cid:durableId="1997689273">
     <w:abstractNumId w:val="6"/>
   </w:num>
-  <w:num w:numId="13">
+  <w:num w:numId="13" w16cid:durableId="986473665">
     <w:abstractNumId w:val="11"/>
   </w:num>
-  <w:num w:numId="14">
+  <w:num w:numId="14" w16cid:durableId="1817527969">
     <w:abstractNumId w:val="15"/>
   </w:num>
-  <w:num w:numId="15">
+  <w:num w:numId="15" w16cid:durableId="767701530">
     <w:abstractNumId w:val="3"/>
   </w:num>
-  <w:num w:numId="16">
+  <w:num w:numId="16" w16cid:durableId="300501401">
     <w:abstractNumId w:val="14"/>
   </w:num>
   <w:numIdMacAtCleanup w:val="16"/>
@@ -11948,7 +11703,7 @@
 </file>
 
 <file path=word/styles.xml><?xml version="1.0" encoding="utf-8"?>
-<w:styles xmlns:mc="http://schemas.openxmlformats.org/markup-compatibility/2006" xmlns:r="http://schemas.openxmlformats.org/officeDocument/2006/relationships" xmlns:w="http://schemas.openxmlformats.org/wordprocessingml/2006/main" xmlns:w14="http://schemas.microsoft.com/office/word/2010/wordml" xmlns:w15="http://schemas.microsoft.com/office/word/2012/wordml" xmlns:w16cex="http://schemas.microsoft.com/office/word/2018/wordml/cex" xmlns:w16cid="http://schemas.microsoft.com/office/word/2016/wordml/cid" xmlns:w16="http://schemas.microsoft.com/office/word/2018/wordml" xmlns:w16sdtdh="http://schemas.microsoft.com/office/word/2020/wordml/sdtdatahash" xmlns:w16se="http://schemas.microsoft.com/office/word/2015/wordml/symex" mc:Ignorable="w14 w15 w16se w16cid w16 w16cex w16sdtdh">
+<w:styles xmlns:mc="http://schemas.openxmlformats.org/markup-compatibility/2006" xmlns:r="http://schemas.openxmlformats.org/officeDocument/2006/relationships" xmlns:w="http://schemas.openxmlformats.org/wordprocessingml/2006/main" xmlns:w14="http://schemas.microsoft.com/office/word/2010/wordml" xmlns:w15="http://schemas.microsoft.com/office/word/2012/wordml" xmlns:w16cex="http://schemas.microsoft.com/office/word/2018/wordml/cex" xmlns:w16cid="http://schemas.microsoft.com/office/word/2016/wordml/cid" xmlns:w16="http://schemas.microsoft.com/office/word/2018/wordml" xmlns:w16sdtdh="http://schemas.microsoft.com/office/word/2020/wordml/sdtdatahash" xmlns:w16sdtfl="http://schemas.microsoft.com/office/word/2024/wordml/sdtformatlock" xmlns:w16se="http://schemas.microsoft.com/office/word/2015/wordml/symex" xmlns:w16du="http://schemas.microsoft.com/office/word/2023/wordml/word16du" mc:Ignorable="w14 w15 w16se w16cid w16 w16cex w16sdtdh w16sdtfl w16du">
   <w:docDefaults>
     <w:rPrDefault>
       <w:rPr>
@@ -13321,7 +13076,7 @@
       <w14:ligatures w14:val="none"/>
     </w:rPr>
   </w:style>
-  <w:style w:type="character" w:styleId="Textoennegrita">
+  <w:style w:type="character" w:styleId="Fuerte">
     <w:name w:val="Strong"/>
     <w:basedOn w:val="Fuentedeprrafopredeter"/>
     <w:uiPriority w:val="22"/>

--- a/fuentes/633400_CF01_CFA.docx
+++ b/fuentes/633400_CF01_CFA.docx
@@ -589,7 +589,7 @@
           <w:r>
             <w:fldChar w:fldCharType="separate"/>
           </w:r>
-          <w:hyperlink w:anchor="_Toc242269696" w:history="1">
+          <w:hyperlink w:anchor="_Toc243123951" w:history="1">
             <w:r>
               <w:rPr>
                 <w:rStyle w:val="Hipervnculo"/>
@@ -616,7 +616,7 @@
                 <w:noProof/>
                 <w:webHidden/>
               </w:rPr>
-              <w:instrText xml:space="preserve"> PAGEREF _Toc242269696 \h </w:instrText>
+              <w:instrText xml:space="preserve"> PAGEREF _Toc243123951 \h </w:instrText>
             </w:r>
             <w:r>
               <w:rPr>
@@ -658,7 +658,7 @@
               <w:lang w:eastAsia="es-MX"/>
             </w:rPr>
           </w:pPr>
-          <w:hyperlink w:anchor="_Toc242269697" w:history="1">
+          <w:hyperlink w:anchor="_Toc243123952" w:history="1">
             <w:r>
               <w:rPr>
                 <w:rStyle w:val="Hipervnculo"/>
@@ -702,7 +702,7 @@
                 <w:noProof/>
                 <w:webHidden/>
               </w:rPr>
-              <w:instrText xml:space="preserve"> PAGEREF _Toc242269697 \h </w:instrText>
+              <w:instrText xml:space="preserve"> PAGEREF _Toc243123952 \h </w:instrText>
             </w:r>
             <w:r>
               <w:rPr>
@@ -744,7 +744,7 @@
               <w:lang w:eastAsia="es-MX"/>
             </w:rPr>
           </w:pPr>
-          <w:hyperlink w:anchor="_Toc242269698" w:history="1">
+          <w:hyperlink w:anchor="_Toc243123953" w:history="1">
             <w:r>
               <w:rPr>
                 <w:rStyle w:val="Hipervnculo"/>
@@ -788,7 +788,7 @@
                 <w:noProof/>
                 <w:webHidden/>
               </w:rPr>
-              <w:instrText xml:space="preserve"> PAGEREF _Toc242269698 \h </w:instrText>
+              <w:instrText xml:space="preserve"> PAGEREF _Toc243123953 \h </w:instrText>
             </w:r>
             <w:r>
               <w:rPr>
@@ -830,7 +830,7 @@
               <w:lang w:eastAsia="es-MX"/>
             </w:rPr>
           </w:pPr>
-          <w:hyperlink w:anchor="_Toc242269699" w:history="1">
+          <w:hyperlink w:anchor="_Toc243123954" w:history="1">
             <w:r>
               <w:rPr>
                 <w:rStyle w:val="Hipervnculo"/>
@@ -874,7 +874,7 @@
                 <w:noProof/>
                 <w:webHidden/>
               </w:rPr>
-              <w:instrText xml:space="preserve"> PAGEREF _Toc242269699 \h </w:instrText>
+              <w:instrText xml:space="preserve"> PAGEREF _Toc243123954 \h </w:instrText>
             </w:r>
             <w:r>
               <w:rPr>
@@ -916,7 +916,7 @@
               <w:lang w:eastAsia="es-MX"/>
             </w:rPr>
           </w:pPr>
-          <w:hyperlink w:anchor="_Toc242269700" w:history="1">
+          <w:hyperlink w:anchor="_Toc243123955" w:history="1">
             <w:r>
               <w:rPr>
                 <w:rStyle w:val="Hipervnculo"/>
@@ -960,7 +960,7 @@
                 <w:noProof/>
                 <w:webHidden/>
               </w:rPr>
-              <w:instrText xml:space="preserve"> PAGEREF _Toc242269700 \h </w:instrText>
+              <w:instrText xml:space="preserve"> PAGEREF _Toc243123955 \h </w:instrText>
             </w:r>
             <w:r>
               <w:rPr>
@@ -1002,7 +1002,7 @@
               <w:lang w:eastAsia="es-MX"/>
             </w:rPr>
           </w:pPr>
-          <w:hyperlink w:anchor="_Toc242269701" w:history="1">
+          <w:hyperlink w:anchor="_Toc243123956" w:history="1">
             <w:r>
               <w:rPr>
                 <w:rStyle w:val="Hipervnculo"/>
@@ -1046,7 +1046,7 @@
                 <w:noProof/>
                 <w:webHidden/>
               </w:rPr>
-              <w:instrText xml:space="preserve"> PAGEREF _Toc242269701 \h </w:instrText>
+              <w:instrText xml:space="preserve"> PAGEREF _Toc243123956 \h </w:instrText>
             </w:r>
             <w:r>
               <w:rPr>
@@ -1088,7 +1088,7 @@
               <w:lang w:eastAsia="es-MX"/>
             </w:rPr>
           </w:pPr>
-          <w:hyperlink w:anchor="_Toc242269702" w:history="1">
+          <w:hyperlink w:anchor="_Toc243123957" w:history="1">
             <w:r>
               <w:rPr>
                 <w:rStyle w:val="Hipervnculo"/>
@@ -1132,7 +1132,7 @@
                 <w:noProof/>
                 <w:webHidden/>
               </w:rPr>
-              <w:instrText xml:space="preserve"> PAGEREF _Toc242269702 \h </w:instrText>
+              <w:instrText xml:space="preserve"> PAGEREF _Toc243123957 \h </w:instrText>
             </w:r>
             <w:r>
               <w:rPr>
@@ -1174,7 +1174,7 @@
               <w:lang w:eastAsia="es-MX"/>
             </w:rPr>
           </w:pPr>
-          <w:hyperlink w:anchor="_Toc242269703" w:history="1">
+          <w:hyperlink w:anchor="_Toc243123958" w:history="1">
             <w:r>
               <w:rPr>
                 <w:rStyle w:val="Hipervnculo"/>
@@ -1218,7 +1218,7 @@
                 <w:noProof/>
                 <w:webHidden/>
               </w:rPr>
-              <w:instrText xml:space="preserve"> PAGEREF _Toc242269703 \h </w:instrText>
+              <w:instrText xml:space="preserve"> PAGEREF _Toc243123958 \h </w:instrText>
             </w:r>
             <w:r>
               <w:rPr>
@@ -1260,7 +1260,7 @@
               <w:lang w:eastAsia="es-MX"/>
             </w:rPr>
           </w:pPr>
-          <w:hyperlink w:anchor="_Toc242269704" w:history="1">
+          <w:hyperlink w:anchor="_Toc243123959" w:history="1">
             <w:r>
               <w:rPr>
                 <w:rStyle w:val="Hipervnculo"/>
@@ -1304,7 +1304,7 @@
                 <w:noProof/>
                 <w:webHidden/>
               </w:rPr>
-              <w:instrText xml:space="preserve"> PAGEREF _Toc242269704 \h </w:instrText>
+              <w:instrText xml:space="preserve"> PAGEREF _Toc243123959 \h </w:instrText>
             </w:r>
             <w:r>
               <w:rPr>
@@ -1346,7 +1346,7 @@
               <w:lang w:eastAsia="es-MX"/>
             </w:rPr>
           </w:pPr>
-          <w:hyperlink w:anchor="_Toc242269705" w:history="1">
+          <w:hyperlink w:anchor="_Toc243123960" w:history="1">
             <w:r>
               <w:rPr>
                 <w:rStyle w:val="Hipervnculo"/>
@@ -1390,7 +1390,7 @@
                 <w:noProof/>
                 <w:webHidden/>
               </w:rPr>
-              <w:instrText xml:space="preserve"> PAGEREF _Toc242269705 \h </w:instrText>
+              <w:instrText xml:space="preserve"> PAGEREF _Toc243123960 \h </w:instrText>
             </w:r>
             <w:r>
               <w:rPr>
@@ -1432,7 +1432,7 @@
               <w:lang w:eastAsia="es-MX"/>
             </w:rPr>
           </w:pPr>
-          <w:hyperlink w:anchor="_Toc242269706" w:history="1">
+          <w:hyperlink w:anchor="_Toc243123961" w:history="1">
             <w:r>
               <w:rPr>
                 <w:rStyle w:val="Hipervnculo"/>
@@ -1476,7 +1476,7 @@
                 <w:noProof/>
                 <w:webHidden/>
               </w:rPr>
-              <w:instrText xml:space="preserve"> PAGEREF _Toc242269706 \h </w:instrText>
+              <w:instrText xml:space="preserve"> PAGEREF _Toc243123961 \h </w:instrText>
             </w:r>
             <w:r>
               <w:rPr>
@@ -1518,7 +1518,7 @@
               <w:lang w:eastAsia="es-MX"/>
             </w:rPr>
           </w:pPr>
-          <w:hyperlink w:anchor="_Toc242269707" w:history="1">
+          <w:hyperlink w:anchor="_Toc243123962" w:history="1">
             <w:r>
               <w:rPr>
                 <w:rStyle w:val="Hipervnculo"/>
@@ -1562,7 +1562,7 @@
                 <w:noProof/>
                 <w:webHidden/>
               </w:rPr>
-              <w:instrText xml:space="preserve"> PAGEREF _Toc242269707 \h </w:instrText>
+              <w:instrText xml:space="preserve"> PAGEREF _Toc243123962 \h </w:instrText>
             </w:r>
             <w:r>
               <w:rPr>
@@ -1604,7 +1604,7 @@
               <w:lang w:eastAsia="es-MX"/>
             </w:rPr>
           </w:pPr>
-          <w:hyperlink w:anchor="_Toc242269708" w:history="1">
+          <w:hyperlink w:anchor="_Toc243123963" w:history="1">
             <w:r>
               <w:rPr>
                 <w:rStyle w:val="Hipervnculo"/>
@@ -1648,7 +1648,7 @@
                 <w:noProof/>
                 <w:webHidden/>
               </w:rPr>
-              <w:instrText xml:space="preserve"> PAGEREF _Toc242269708 \h </w:instrText>
+              <w:instrText xml:space="preserve"> PAGEREF _Toc243123963 \h </w:instrText>
             </w:r>
             <w:r>
               <w:rPr>
@@ -1690,7 +1690,7 @@
               <w:lang w:eastAsia="es-MX"/>
             </w:rPr>
           </w:pPr>
-          <w:hyperlink w:anchor="_Toc242269709" w:history="1">
+          <w:hyperlink w:anchor="_Toc243123964" w:history="1">
             <w:r>
               <w:rPr>
                 <w:rStyle w:val="Hipervnculo"/>
@@ -1734,7 +1734,7 @@
                 <w:noProof/>
                 <w:webHidden/>
               </w:rPr>
-              <w:instrText xml:space="preserve"> PAGEREF _Toc242269709 \h </w:instrText>
+              <w:instrText xml:space="preserve"> PAGEREF _Toc243123964 \h </w:instrText>
             </w:r>
             <w:r>
               <w:rPr>
@@ -1776,7 +1776,7 @@
               <w:lang w:eastAsia="es-MX"/>
             </w:rPr>
           </w:pPr>
-          <w:hyperlink w:anchor="_Toc242269710" w:history="1">
+          <w:hyperlink w:anchor="_Toc243123965" w:history="1">
             <w:r>
               <w:rPr>
                 <w:rStyle w:val="Hipervnculo"/>
@@ -1820,7 +1820,7 @@
                 <w:noProof/>
                 <w:webHidden/>
               </w:rPr>
-              <w:instrText xml:space="preserve"> PAGEREF _Toc242269710 \h </w:instrText>
+              <w:instrText xml:space="preserve"> PAGEREF _Toc243123965 \h </w:instrText>
             </w:r>
             <w:r>
               <w:rPr>
@@ -1862,7 +1862,7 @@
               <w:lang w:eastAsia="es-MX"/>
             </w:rPr>
           </w:pPr>
-          <w:hyperlink w:anchor="_Toc242269711" w:history="1">
+          <w:hyperlink w:anchor="_Toc243123966" w:history="1">
             <w:r>
               <w:rPr>
                 <w:rStyle w:val="Hipervnculo"/>
@@ -1906,7 +1906,7 @@
                 <w:noProof/>
                 <w:webHidden/>
               </w:rPr>
-              <w:instrText xml:space="preserve"> PAGEREF _Toc242269711 \h </w:instrText>
+              <w:instrText xml:space="preserve"> PAGEREF _Toc243123966 \h </w:instrText>
             </w:r>
             <w:r>
               <w:rPr>
@@ -1948,7 +1948,7 @@
               <w:lang w:eastAsia="es-MX"/>
             </w:rPr>
           </w:pPr>
-          <w:hyperlink w:anchor="_Toc242269712" w:history="1">
+          <w:hyperlink w:anchor="_Toc243123967" w:history="1">
             <w:r>
               <w:rPr>
                 <w:rStyle w:val="Hipervnculo"/>
@@ -1992,7 +1992,7 @@
                 <w:noProof/>
                 <w:webHidden/>
               </w:rPr>
-              <w:instrText xml:space="preserve"> PAGEREF _Toc242269712 \h </w:instrText>
+              <w:instrText xml:space="preserve"> PAGEREF _Toc243123967 \h </w:instrText>
             </w:r>
             <w:r>
               <w:rPr>
@@ -2034,7 +2034,7 @@
               <w:lang w:eastAsia="es-MX"/>
             </w:rPr>
           </w:pPr>
-          <w:hyperlink w:anchor="_Toc242269713" w:history="1">
+          <w:hyperlink w:anchor="_Toc243123968" w:history="1">
             <w:r>
               <w:rPr>
                 <w:rStyle w:val="Hipervnculo"/>
@@ -2061,7 +2061,7 @@
                 <w:noProof/>
                 <w:webHidden/>
               </w:rPr>
-              <w:instrText xml:space="preserve"> PAGEREF _Toc242269713 \h </w:instrText>
+              <w:instrText xml:space="preserve"> PAGEREF _Toc243123968 \h </w:instrText>
             </w:r>
             <w:r>
               <w:rPr>
@@ -2103,7 +2103,7 @@
               <w:lang w:eastAsia="es-MX"/>
             </w:rPr>
           </w:pPr>
-          <w:hyperlink w:anchor="_Toc242269714" w:history="1">
+          <w:hyperlink w:anchor="_Toc243123969" w:history="1">
             <w:r>
               <w:rPr>
                 <w:rStyle w:val="Hipervnculo"/>
@@ -2130,7 +2130,7 @@
                 <w:noProof/>
                 <w:webHidden/>
               </w:rPr>
-              <w:instrText xml:space="preserve"> PAGEREF _Toc242269714 \h </w:instrText>
+              <w:instrText xml:space="preserve"> PAGEREF _Toc243123969 \h </w:instrText>
             </w:r>
             <w:r>
               <w:rPr>
@@ -2172,7 +2172,7 @@
               <w:lang w:eastAsia="es-MX"/>
             </w:rPr>
           </w:pPr>
-          <w:hyperlink w:anchor="_Toc242269715" w:history="1">
+          <w:hyperlink w:anchor="_Toc243123970" w:history="1">
             <w:r>
               <w:rPr>
                 <w:rStyle w:val="Hipervnculo"/>
@@ -2199,7 +2199,7 @@
                 <w:noProof/>
                 <w:webHidden/>
               </w:rPr>
-              <w:instrText xml:space="preserve"> PAGEREF _Toc242269715 \h </w:instrText>
+              <w:instrText xml:space="preserve"> PAGEREF _Toc243123970 \h </w:instrText>
             </w:r>
             <w:r>
               <w:rPr>
@@ -2241,7 +2241,7 @@
               <w:lang w:eastAsia="es-MX"/>
             </w:rPr>
           </w:pPr>
-          <w:hyperlink w:anchor="_Toc242269716" w:history="1">
+          <w:hyperlink w:anchor="_Toc243123971" w:history="1">
             <w:r>
               <w:rPr>
                 <w:rStyle w:val="Hipervnculo"/>
@@ -2268,7 +2268,7 @@
                 <w:noProof/>
                 <w:webHidden/>
               </w:rPr>
-              <w:instrText xml:space="preserve"> PAGEREF _Toc242269716 \h </w:instrText>
+              <w:instrText xml:space="preserve"> PAGEREF _Toc243123971 \h </w:instrText>
             </w:r>
             <w:r>
               <w:rPr>
@@ -2318,7 +2318,7 @@
       <w:pPr>
         <w:pStyle w:val="Titulosgenerales"/>
       </w:pPr>
-      <w:bookmarkStart w:id="0" w:name="_Toc242269696"/>
+      <w:bookmarkStart w:id="0" w:name="_Toc243123951"/>
       <w:r>
         <w:lastRenderedPageBreak/>
         <w:t>Introducción</w:t>
@@ -2348,7 +2348,7 @@
       <w:pPr>
         <w:pStyle w:val="Ttulo1"/>
       </w:pPr>
-      <w:bookmarkStart w:id="1" w:name="_Toc242269697"/>
+      <w:bookmarkStart w:id="1" w:name="_Toc243123952"/>
       <w:r>
         <w:lastRenderedPageBreak/>
         <w:t>Hotelería</w:t>
@@ -2376,7 +2376,7 @@
       <w:pPr>
         <w:pStyle w:val="Ttulo2"/>
       </w:pPr>
-      <w:bookmarkStart w:id="2" w:name="_Toc242269698"/>
+      <w:bookmarkStart w:id="2" w:name="_Toc243123953"/>
       <w:r>
         <w:t>Historia de la hotelería y su evolución</w:t>
       </w:r>
@@ -2632,7 +2632,7 @@
       <w:pPr>
         <w:pStyle w:val="Ttulo2"/>
       </w:pPr>
-      <w:bookmarkStart w:id="3" w:name="_Toc242269699"/>
+      <w:bookmarkStart w:id="3" w:name="_Toc243123954"/>
       <w:r>
         <w:lastRenderedPageBreak/>
         <w:t>Normativa de formalización</w:t>
@@ -2718,15 +2718,23 @@
         </w:rPr>
       </w:pPr>
       <w:r>
+        <w:fldChar w:fldCharType="begin"/>
+      </w:r>
+      <w:r>
+        <w:instrText xml:space="preserve"> INCLUDEPICTURE "http://localhost:8080/img/img14.099e8cdb.png" \* MERGEFORMATINET </w:instrText>
+      </w:r>
+      <w:r>
+        <w:fldChar w:fldCharType="separate"/>
+      </w:r>
+      <w:r>
         <w:rPr>
           <w:noProof/>
-          <w:lang w:eastAsia="es-CO"/>
         </w:rPr>
         <w:drawing>
-          <wp:inline distT="0" distB="0" distL="0" distR="0" wp14:anchorId="3FDCDE88" wp14:editId="6FB158C1">
-            <wp:extent cx="4680000" cy="2631600"/>
-            <wp:effectExtent l="0" t="0" r="6350" b="0"/>
-            <wp:docPr id="12" name="Imagen 12" descr="La figura 1 enuncia los aspectos sobre los cuales dicta disposiciones la Ley 300 de 1996. Dentro de estos afectos se encuentran entre otros, que el ecoturismo, etnoturismo, agroturismo, el turismo metropolitano, el turismo de interés social, el mercadeo promoción del turismo y la cooperación turística internacional, los incentivos tributarios, el Fondo de promoción turística, la Corporaciíon Nacional de Turismo, el Registro Nacional de Turismo y los derechos y obligaciones de los usuarios, control y sanciones pertinentes."/>
+          <wp:inline distT="0" distB="0" distL="0" distR="0" wp14:anchorId="2DAE99AE" wp14:editId="16128E8F">
+            <wp:extent cx="4680000" cy="2163069"/>
+            <wp:effectExtent l="0" t="0" r="0" b="0"/>
+            <wp:docPr id="1356507748" name="Imagen 4" descr="La figura 1 enuncia los aspectos sobre los cuales dicta disposiciones la Ley 300 de 1996. Dentro de estos afectos se encuentran entre otros, que el ecoturismo, etnoturismo, agroturismo, el turismo metropolitano, el turismo de interés social, el mercadeo promoción del turismo y la cooperación turística internacional, los incentivos tributarios, el Fondo de promoción turística, la Corporación Nacional de Turismo, el Registro Nacional de Turismo y los derechos y obligaciones de los usuarios, control y sanciones pertinentes."/>
             <wp:cNvGraphicFramePr>
               <a:graphicFrameLocks xmlns:a="http://schemas.openxmlformats.org/drawingml/2006/main" noChangeAspect="1"/>
             </wp:cNvGraphicFramePr>
@@ -2734,29 +2742,36 @@
               <a:graphicData uri="http://schemas.openxmlformats.org/drawingml/2006/picture">
                 <pic:pic xmlns:pic="http://schemas.openxmlformats.org/drawingml/2006/picture">
                   <pic:nvPicPr>
-                    <pic:cNvPr id="12" name="Imagen 12" descr="La figura 1 enuncia los aspectos sobre los cuales dicta disposiciones la Ley 300 de 1996. Dentro de estos afectos se encuentran entre otros, que el ecoturismo, etnoturismo, agroturismo, el turismo metropolitano, el turismo de interés social, el mercadeo promoción del turismo y la cooperación turística internacional, los incentivos tributarios, el Fondo de promoción turística, la Corporaciíon Nacional de Turismo, el Registro Nacional de Turismo y los derechos y obligaciones de los usuarios, control y sanciones pertinentes."/>
-                    <pic:cNvPicPr/>
+                    <pic:cNvPr id="1356507748" name="Imagen 4" descr="La figura 1 enuncia los aspectos sobre los cuales dicta disposiciones la Ley 300 de 1996. Dentro de estos afectos se encuentran entre otros, que el ecoturismo, etnoturismo, agroturismo, el turismo metropolitano, el turismo de interés social, el mercadeo promoción del turismo y la cooperación turística internacional, los incentivos tributarios, el Fondo de promoción turística, la Corporación Nacional de Turismo, el Registro Nacional de Turismo y los derechos y obligaciones de los usuarios, control y sanciones pertinentes."/>
+                    <pic:cNvPicPr>
+                      <a:picLocks noChangeAspect="1" noChangeArrowheads="1"/>
+                    </pic:cNvPicPr>
                   </pic:nvPicPr>
                   <pic:blipFill>
-                    <a:blip r:embed="rId14">
+                    <a:blip r:embed="rId14" cstate="print">
                       <a:extLst>
                         <a:ext uri="{28A0092B-C50C-407E-A947-70E740481C1C}">
                           <a14:useLocalDpi xmlns:a14="http://schemas.microsoft.com/office/drawing/2010/main" val="0"/>
                         </a:ext>
                       </a:extLst>
                     </a:blip>
+                    <a:srcRect/>
                     <a:stretch>
                       <a:fillRect/>
                     </a:stretch>
                   </pic:blipFill>
-                  <pic:spPr>
+                  <pic:spPr bwMode="auto">
                     <a:xfrm>
                       <a:off x="0" y="0"/>
-                      <a:ext cx="4680000" cy="2631600"/>
+                      <a:ext cx="4680000" cy="2163069"/>
                     </a:xfrm>
                     <a:prstGeom prst="rect">
                       <a:avLst/>
                     </a:prstGeom>
+                    <a:noFill/>
+                    <a:ln>
+                      <a:noFill/>
+                    </a:ln>
                   </pic:spPr>
                 </pic:pic>
               </a:graphicData>
@@ -2764,6 +2779,9 @@
           </wp:inline>
         </w:drawing>
       </w:r>
+      <w:r>
+        <w:fldChar w:fldCharType="end"/>
+      </w:r>
     </w:p>
     <w:p>
       <w:r>
@@ -2786,7 +2804,6 @@
         <w:pStyle w:val="Tabla"/>
       </w:pPr>
       <w:r>
-        <w:lastRenderedPageBreak/>
         <w:t>Aspectos principales de la Ley 300 de 1996</w:t>
       </w:r>
     </w:p>
@@ -2816,6 +2833,7 @@
               <w:pStyle w:val="TextoTablas"/>
             </w:pPr>
             <w:r>
+              <w:lastRenderedPageBreak/>
               <w:t>Aspecto</w:t>
             </w:r>
           </w:p>
@@ -3382,7 +3400,7 @@
       <w:pPr>
         <w:pStyle w:val="Ttulo2"/>
       </w:pPr>
-      <w:bookmarkStart w:id="4" w:name="_Toc242269700"/>
+      <w:bookmarkStart w:id="4" w:name="_Toc243123955"/>
       <w:r>
         <w:lastRenderedPageBreak/>
         <w:t>Normas técnicas sectoriales hoteleras para establecimientos de alojamiento y hospedaje</w:t>
@@ -3730,7 +3748,7 @@
       <w:pPr>
         <w:pStyle w:val="Ttulo1"/>
       </w:pPr>
-      <w:bookmarkStart w:id="5" w:name="_Toc242269701"/>
+      <w:bookmarkStart w:id="5" w:name="_Toc243123956"/>
       <w:r>
         <w:lastRenderedPageBreak/>
         <w:t xml:space="preserve">Establecimientos de alojamiento y </w:t>
@@ -3981,7 +3999,7 @@
       <w:pPr>
         <w:pStyle w:val="Ttulo2"/>
       </w:pPr>
-      <w:bookmarkStart w:id="6" w:name="_Toc242269702"/>
+      <w:bookmarkStart w:id="6" w:name="_Toc243123957"/>
       <w:r>
         <w:lastRenderedPageBreak/>
         <w:t>Clasificación de hoteles</w:t>
@@ -4072,7 +4090,7 @@
           <w:lang w:eastAsia="es-CO"/>
         </w:rPr>
         <w:drawing>
-          <wp:inline distT="0" distB="0" distL="0" distR="0" wp14:anchorId="50C1000D" wp14:editId="5589B008">
+          <wp:inline distT="0" distB="0" distL="0" distR="0" wp14:anchorId="50C1000D" wp14:editId="2FF6471A">
             <wp:extent cx="4680000" cy="1638000"/>
             <wp:effectExtent l="0" t="0" r="6350" b="635"/>
             <wp:docPr id="13" name="Imagen 13" descr="En la figura 2 se enuncian los criterios de evaluación para el otorgamiento y categorización de estrellas en los hoteles de acuerdo a la norma NTSH006. &#10;Esta norma determina la categorización por estrellas de los hoteles en las modalidades 1, 2, 3, 4 y 5 estrellas; teniendo en cuenta, además, los requisitos legales vigentes para cumplir con dicha norma y la cantidad de puntos que requiere el hotel para obtener cada categorización."/>
@@ -4143,7 +4161,7 @@
       <w:pPr>
         <w:pStyle w:val="Ttulo2"/>
       </w:pPr>
-      <w:bookmarkStart w:id="7" w:name="_Toc242269703"/>
+      <w:bookmarkStart w:id="7" w:name="_Toc243123958"/>
       <w:r>
         <w:t>Tipos de alojamiento y hospedajes</w:t>
       </w:r>
@@ -4210,7 +4228,7 @@
       <w:pPr>
         <w:pStyle w:val="Ttulo1"/>
       </w:pPr>
-      <w:bookmarkStart w:id="8" w:name="_Toc242269704"/>
+      <w:bookmarkStart w:id="8" w:name="_Toc243123959"/>
       <w:r>
         <w:lastRenderedPageBreak/>
         <w:t>Habitaciones hoteleras</w:t>
@@ -4270,7 +4288,7 @@
       <w:pPr>
         <w:pStyle w:val="Ttulo2"/>
       </w:pPr>
-      <w:bookmarkStart w:id="9" w:name="_Toc242269705"/>
+      <w:bookmarkStart w:id="9" w:name="_Toc243123960"/>
       <w:r>
         <w:t>Tipo</w:t>
       </w:r>
@@ -4745,7 +4763,7 @@
       <w:pPr>
         <w:pStyle w:val="Ttulo2"/>
       </w:pPr>
-      <w:bookmarkStart w:id="10" w:name="_Toc242269706"/>
+      <w:bookmarkStart w:id="10" w:name="_Toc243123961"/>
       <w:r>
         <w:t>Servicios complementarios</w:t>
       </w:r>
@@ -4974,6 +4992,20 @@
     </w:p>
     <w:p>
       <w:pPr>
+        <w:rPr>
+          <w:lang w:val="es-419" w:eastAsia="es-CO"/>
+        </w:rPr>
+      </w:pPr>
+    </w:p>
+    <w:p>
+      <w:pPr>
+        <w:rPr>
+          <w:lang w:val="es-419" w:eastAsia="es-CO"/>
+        </w:rPr>
+      </w:pPr>
+    </w:p>
+    <w:p>
+      <w:pPr>
         <w:pStyle w:val="Tabla"/>
         <w:rPr>
           <w:lang w:val="es-419" w:eastAsia="es-CO"/>
@@ -4983,6 +5015,7 @@
         <w:rPr>
           <w:lang w:val="es-419" w:eastAsia="es-CO"/>
         </w:rPr>
+        <w:lastRenderedPageBreak/>
         <w:t>Tipos de servicios complementarios en los establecimientos hoteleros</w:t>
       </w:r>
     </w:p>
@@ -5012,7 +5045,6 @@
               <w:pStyle w:val="TextoTablas"/>
             </w:pPr>
             <w:r>
-              <w:lastRenderedPageBreak/>
               <w:t>Clasificación del servicio complementario</w:t>
             </w:r>
           </w:p>
@@ -5977,7 +6009,7 @@
       <w:pPr>
         <w:pStyle w:val="Ttulo2"/>
       </w:pPr>
-      <w:bookmarkStart w:id="11" w:name="_Toc242269707"/>
+      <w:bookmarkStart w:id="11" w:name="_Toc243123962"/>
       <w:r>
         <w:t>Convenciones</w:t>
       </w:r>
@@ -6331,7 +6363,7 @@
       <w:pPr>
         <w:pStyle w:val="Ttulo1"/>
       </w:pPr>
-      <w:bookmarkStart w:id="12" w:name="_Toc242269708"/>
+      <w:bookmarkStart w:id="12" w:name="_Toc243123963"/>
       <w:r>
         <w:lastRenderedPageBreak/>
         <w:t>Estructura organizacional</w:t>
@@ -6352,7 +6384,7 @@
       <w:pPr>
         <w:pStyle w:val="Ttulo2"/>
       </w:pPr>
-      <w:bookmarkStart w:id="13" w:name="_Toc242269709"/>
+      <w:bookmarkStart w:id="13" w:name="_Toc243123964"/>
       <w:r>
         <w:t>Principios de la organización hotelera</w:t>
       </w:r>
@@ -6376,7 +6408,7 @@
       <w:pPr>
         <w:pStyle w:val="Ttulo2"/>
       </w:pPr>
-      <w:bookmarkStart w:id="14" w:name="_Toc242269710"/>
+      <w:bookmarkStart w:id="14" w:name="_Toc243123965"/>
       <w:r>
         <w:t>Departamentos que conforman la estructura organizacional</w:t>
       </w:r>
@@ -6569,7 +6601,7 @@
       <w:pPr>
         <w:pStyle w:val="Ttulo2"/>
       </w:pPr>
-      <w:bookmarkStart w:id="15" w:name="_Toc242269711"/>
+      <w:bookmarkStart w:id="15" w:name="_Toc243123966"/>
       <w:r>
         <w:t>El organigrama como herramienta de gestión</w:t>
       </w:r>
@@ -6904,7 +6936,7 @@
       <w:pPr>
         <w:pStyle w:val="Ttulo2"/>
       </w:pPr>
-      <w:bookmarkStart w:id="16" w:name="_Toc242269712"/>
+      <w:bookmarkStart w:id="16" w:name="_Toc243123967"/>
       <w:r>
         <w:lastRenderedPageBreak/>
         <w:t>Importancia de la estructura organizacional para la calidad del servicio</w:t>
@@ -6991,7 +7023,7 @@
       <w:pPr>
         <w:pStyle w:val="Titulosgenerales"/>
       </w:pPr>
-      <w:bookmarkStart w:id="17" w:name="_Toc242269713"/>
+      <w:bookmarkStart w:id="17" w:name="_Toc243123968"/>
       <w:r>
         <w:lastRenderedPageBreak/>
         <w:t>S</w:t>
@@ -7140,7 +7172,7 @@
       <w:pPr>
         <w:pStyle w:val="Titulosgenerales"/>
       </w:pPr>
-      <w:bookmarkStart w:id="18" w:name="_Toc242269714"/>
+      <w:bookmarkStart w:id="18" w:name="_Toc243123969"/>
       <w:r>
         <w:lastRenderedPageBreak/>
         <w:t>Glosario</w:t>
@@ -8472,7 +8504,7 @@
       <w:pPr>
         <w:pStyle w:val="Titulosgenerales"/>
       </w:pPr>
-      <w:bookmarkStart w:id="19" w:name="_Toc242269715"/>
+      <w:bookmarkStart w:id="19" w:name="_Toc243123970"/>
       <w:r>
         <w:lastRenderedPageBreak/>
         <w:t>Referencias bibliográficas</w:t>
@@ -8678,7 +8710,7 @@
       <w:pPr>
         <w:pStyle w:val="Titulosgenerales"/>
       </w:pPr>
-      <w:bookmarkStart w:id="20" w:name="_Toc242269716"/>
+      <w:bookmarkStart w:id="20" w:name="_Toc243123971"/>
       <w:r>
         <w:lastRenderedPageBreak/>
         <w:t>C</w:t>
@@ -13982,10 +14014,21 @@
 </file>
 
 <file path=customXml/item1.xml><?xml version="1.0" encoding="utf-8"?>
+<p:properties xmlns:p="http://schemas.microsoft.com/office/2006/metadata/properties" xmlns:xsi="http://www.w3.org/2001/XMLSchema-instance" xmlns:pc="http://schemas.microsoft.com/office/infopath/2007/PartnerControls">
+  <documentManagement>
+    <TaxCatchAll xmlns="13c90a0b-73bc-4dc0-be5f-28d77b615beb" xsi:nil="true"/>
+    <lcf76f155ced4ddcb4097134ff3c332f xmlns="13c93bba-48ce-428c-bfe5-88b42c19b028">
+      <Terms xmlns="http://schemas.microsoft.com/office/infopath/2007/PartnerControls"/>
+    </lcf76f155ced4ddcb4097134ff3c332f>
+  </documentManagement>
+</p:properties>
+</file>
+
+<file path=customXml/item2.xml><?xml version="1.0" encoding="utf-8"?>
 <b:Sources xmlns:b="http://schemas.openxmlformats.org/officeDocument/2006/bibliography" xmlns="http://schemas.openxmlformats.org/officeDocument/2006/bibliography" SelectedStyle="\APASixthEditionOfficeOnline.xsl" StyleName="APA" Version="6"/>
 </file>
 
-<file path=customXml/item2.xml><?xml version="1.0" encoding="utf-8"?>
+<file path=customXml/item3.xml><?xml version="1.0" encoding="utf-8"?>
 <ct:contentTypeSchema xmlns:ct="http://schemas.microsoft.com/office/2006/metadata/contentType" xmlns:ma="http://schemas.microsoft.com/office/2006/metadata/properties/metaAttributes" ct:_="" ma:_="" ma:contentTypeName="Documento" ma:contentTypeID="0x0101006A81D6BD42E8DF4C91013959704817E1" ma:contentTypeVersion="15" ma:contentTypeDescription="Crear nuevo documento." ma:contentTypeScope="" ma:versionID="bf4f72ffd194f0963ff564daca6869f7">
   <xsd:schema xmlns:xsd="http://www.w3.org/2001/XMLSchema" xmlns:xs="http://www.w3.org/2001/XMLSchema" xmlns:p="http://schemas.microsoft.com/office/2006/metadata/properties" xmlns:ns2="13c90a0b-73bc-4dc0-be5f-28d77b615beb" xmlns:ns3="13c93bba-48ce-428c-bfe5-88b42c19b028" targetNamespace="http://schemas.microsoft.com/office/2006/metadata/properties" ma:root="true" ma:fieldsID="8718d6f4873a5b1392a45044efa78385" ns2:_="" ns3:_="">
     <xsd:import namespace="13c90a0b-73bc-4dc0-be5f-28d77b615beb"/>
@@ -14220,7 +14263,7 @@
 </ct:contentTypeSchema>
 </file>
 
-<file path=customXml/item3.xml><?xml version="1.0" encoding="utf-8"?>
+<file path=customXml/item4.xml><?xml version="1.0" encoding="utf-8"?>
 <?mso-contentType ?>
 <FormTemplates xmlns="http://schemas.microsoft.com/sharepoint/v3/contenttype/forms">
   <Display>DocumentLibraryForm</Display>
@@ -14229,18 +14272,18 @@
 </FormTemplates>
 </file>
 
-<file path=customXml/item4.xml><?xml version="1.0" encoding="utf-8"?>
-<p:properties xmlns:p="http://schemas.microsoft.com/office/2006/metadata/properties" xmlns:xsi="http://www.w3.org/2001/XMLSchema-instance" xmlns:pc="http://schemas.microsoft.com/office/infopath/2007/PartnerControls">
-  <documentManagement>
-    <TaxCatchAll xmlns="13c90a0b-73bc-4dc0-be5f-28d77b615beb" xsi:nil="true"/>
-    <lcf76f155ced4ddcb4097134ff3c332f xmlns="13c93bba-48ce-428c-bfe5-88b42c19b028">
-      <Terms xmlns="http://schemas.microsoft.com/office/infopath/2007/PartnerControls"/>
-    </lcf76f155ced4ddcb4097134ff3c332f>
-  </documentManagement>
-</p:properties>
+<file path=customXml/itemProps1.xml><?xml version="1.0" encoding="utf-8"?>
+<ds:datastoreItem xmlns:ds="http://schemas.openxmlformats.org/officeDocument/2006/customXml" ds:itemID="{1145D752-ACC1-45E1-AB53-0C756F67FC7F}">
+  <ds:schemaRefs>
+    <ds:schemaRef ds:uri="http://schemas.microsoft.com/office/2006/metadata/properties"/>
+    <ds:schemaRef ds:uri="http://schemas.microsoft.com/office/infopath/2007/PartnerControls"/>
+    <ds:schemaRef ds:uri="13c90a0b-73bc-4dc0-be5f-28d77b615beb"/>
+    <ds:schemaRef ds:uri="13c93bba-48ce-428c-bfe5-88b42c19b028"/>
+  </ds:schemaRefs>
+</ds:datastoreItem>
 </file>
 
-<file path=customXml/itemProps1.xml><?xml version="1.0" encoding="utf-8"?>
+<file path=customXml/itemProps2.xml><?xml version="1.0" encoding="utf-8"?>
 <ds:datastoreItem xmlns:ds="http://schemas.openxmlformats.org/officeDocument/2006/customXml" ds:itemID="{E8AB44A3-7C62-4BD2-82ED-8ABC209970FA}">
   <ds:schemaRefs>
     <ds:schemaRef ds:uri="http://schemas.openxmlformats.org/officeDocument/2006/bibliography"/>
@@ -14248,7 +14291,7 @@
 </ds:datastoreItem>
 </file>
 
-<file path=customXml/itemProps2.xml><?xml version="1.0" encoding="utf-8"?>
+<file path=customXml/itemProps3.xml><?xml version="1.0" encoding="utf-8"?>
 <ds:datastoreItem xmlns:ds="http://schemas.openxmlformats.org/officeDocument/2006/customXml" ds:itemID="{7EF31011-AEB4-45D1-BE72-7179C45089B8}">
   <ds:schemaRefs>
     <ds:schemaRef ds:uri="http://schemas.microsoft.com/office/2006/metadata/contentType"/>
@@ -14267,21 +14310,10 @@
 </ds:datastoreItem>
 </file>
 
-<file path=customXml/itemProps3.xml><?xml version="1.0" encoding="utf-8"?>
+<file path=customXml/itemProps4.xml><?xml version="1.0" encoding="utf-8"?>
 <ds:datastoreItem xmlns:ds="http://schemas.openxmlformats.org/officeDocument/2006/customXml" ds:itemID="{81CBDEC1-3B00-44ED-AD36-0268077980BA}">
   <ds:schemaRefs>
     <ds:schemaRef ds:uri="http://schemas.microsoft.com/sharepoint/v3/contenttype/forms"/>
   </ds:schemaRefs>
 </ds:datastoreItem>
-</file>
-
-<file path=customXml/itemProps4.xml><?xml version="1.0" encoding="utf-8"?>
-<ds:datastoreItem xmlns:ds="http://schemas.openxmlformats.org/officeDocument/2006/customXml" ds:itemID="{1145D752-ACC1-45E1-AB53-0C756F67FC7F}">
-  <ds:schemaRefs>
-    <ds:schemaRef ds:uri="http://schemas.microsoft.com/office/2006/metadata/properties"/>
-    <ds:schemaRef ds:uri="http://schemas.microsoft.com/office/infopath/2007/PartnerControls"/>
-    <ds:schemaRef ds:uri="13c90a0b-73bc-4dc0-be5f-28d77b615beb"/>
-    <ds:schemaRef ds:uri="13c93bba-48ce-428c-bfe5-88b42c19b028"/>
-  </ds:schemaRefs>
-</ds:datastoreItem>
 </file>
--- a/fuentes/633400_CF01_CFA.docx
+++ b/fuentes/633400_CF01_CFA.docx
@@ -308,7 +308,7 @@
               </wp:anchor>
             </w:drawing>
           </mc:Choice>
-          <mc:Fallback xmlns:a="http://schemas.openxmlformats.org/drawingml/2006/main" xmlns:adec="http://schemas.microsoft.com/office/drawing/2017/decorative" xmlns:pic="http://schemas.openxmlformats.org/drawingml/2006/picture" xmlns:a14="http://schemas.microsoft.com/office/drawing/2010/main">
+          <mc:Fallback xmlns:a14="http://schemas.microsoft.com/office/drawing/2010/main" xmlns:pic="http://schemas.openxmlformats.org/drawingml/2006/picture" xmlns:adec="http://schemas.microsoft.com/office/drawing/2017/decorative" xmlns:a="http://schemas.openxmlformats.org/drawingml/2006/main">
             <w:pict>
               <v:rect id="Rectángulo 3" style="position:absolute;margin-left:0;margin-top:34.95pt;width:616.85pt;height:192.75pt;z-index:-251655168;visibility:visible;mso-wrap-style:square;mso-width-percent:0;mso-height-percent:0;mso-wrap-distance-left:9pt;mso-wrap-distance-top:0;mso-wrap-distance-right:9pt;mso-wrap-distance-bottom:0;mso-position-horizontal:left;mso-position-horizontal-relative:page;mso-position-vertical:absolute;mso-position-vertical-relative:text;mso-width-percent:0;mso-height-percent:0;mso-width-relative:margin;mso-height-relative:margin;v-text-anchor:middle" alt="&quot;&quot;" o:spid="_x0000_s1026" fillcolor="#00314d" stroked="f" strokeweight="1pt" w14:anchorId="3A877550" o:gfxdata="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">
                 <w10:wrap anchorx="page"/>
@@ -4090,7 +4090,7 @@
           <w:lang w:eastAsia="es-CO"/>
         </w:rPr>
         <w:drawing>
-          <wp:inline distT="0" distB="0" distL="0" distR="0" wp14:anchorId="50C1000D" wp14:editId="2FF6471A">
+          <wp:inline distT="0" distB="0" distL="0" distR="0" wp14:anchorId="50C1000D" wp14:editId="70CF3433">
             <wp:extent cx="4680000" cy="1638000"/>
             <wp:effectExtent l="0" t="0" r="6350" b="635"/>
             <wp:docPr id="13" name="Imagen 13" descr="En la figura 2 se enuncian los criterios de evaluación para el otorgamiento y categorización de estrellas en los hoteles de acuerdo a la norma NTSH006. &#10;Esta norma determina la categorización por estrellas de los hoteles en las modalidades 1, 2, 3, 4 y 5 estrellas; teniendo en cuenta, además, los requisitos legales vigentes para cumplir con dicha norma y la cantidad de puntos que requiere el hotel para obtener cada categorización."/>
@@ -9382,16 +9382,16 @@
             <w:pPr>
               <w:pStyle w:val="TextoTablas"/>
               <w:rPr>
-                <w:rFonts w:asciiTheme="minorHAnsi" w:hAnsiTheme="minorHAnsi" w:cstheme="minorHAnsi"/>
-                <w:szCs w:val="28"/>
+                <w:rFonts w:cs="Calibri"/>
+                <w:szCs w:val="24"/>
               </w:rPr>
             </w:pPr>
             <w:r>
               <w:rPr>
-                <w:rFonts w:eastAsiaTheme="minorEastAsia"/>
-                <w:color w:val="000000"/>
-              </w:rPr>
-              <w:t>Laura Daniela Burgos Rueda</w:t>
+                <w:rFonts w:cs="Calibri"/>
+                <w:szCs w:val="24"/>
+              </w:rPr>
+              <w:t>Luz Karime Amaya Cabra</w:t>
             </w:r>
           </w:p>
         </w:tc>
@@ -9403,8 +9403,8 @@
             <w:pPr>
               <w:pStyle w:val="TextoTablas"/>
               <w:rPr>
-                <w:rFonts w:asciiTheme="minorHAnsi" w:hAnsiTheme="minorHAnsi" w:cstheme="minorHAnsi"/>
-                <w:szCs w:val="28"/>
+                <w:rFonts w:cs="Calibri"/>
+                <w:szCs w:val="24"/>
               </w:rPr>
             </w:pPr>
             <w:r>
@@ -9435,8 +9435,8 @@
             <w:pPr>
               <w:pStyle w:val="TextoTablas"/>
               <w:rPr>
-                <w:rFonts w:asciiTheme="minorHAnsi" w:hAnsiTheme="minorHAnsi" w:cstheme="minorHAnsi"/>
-                <w:szCs w:val="28"/>
+                <w:rFonts w:cs="Calibri"/>
+                <w:szCs w:val="24"/>
               </w:rPr>
             </w:pPr>
             <w:r>
@@ -9466,10 +9466,10 @@
             </w:pPr>
             <w:r>
               <w:rPr>
-                <w:rFonts w:cs="Calibri"/>
-                <w:szCs w:val="24"/>
-              </w:rPr>
-              <w:t>Luz Karime Amaya Cabra</w:t>
+                <w:rFonts w:eastAsiaTheme="minorEastAsia"/>
+                <w:color w:val="000000"/>
+              </w:rPr>
+              <w:t>Luis Gabriel Urueta Álvarez</w:t>
             </w:r>
           </w:p>
         </w:tc>
@@ -9488,20 +9488,9 @@
             <w:r>
               <w:rPr>
                 <w:rFonts w:cs="Calibri"/>
-              </w:rPr>
-              <w:t>Evaluador</w:t>
-            </w:r>
-            <w:r>
-              <w:rPr>
-                <w:rFonts w:cs="Calibri"/>
-              </w:rPr>
-              <w:t>a</w:t>
-            </w:r>
-            <w:r>
-              <w:rPr>
-                <w:rFonts w:cs="Calibri"/>
-              </w:rPr>
-              <w:t xml:space="preserve"> de contenidos inclusivos y accesibles </w:t>
+                <w:szCs w:val="24"/>
+              </w:rPr>
+              <w:t>Validador y vinculador de recursos digitales</w:t>
             </w:r>
           </w:p>
         </w:tc>
@@ -9544,74 +9533,7 @@
                 <w:rFonts w:eastAsiaTheme="minorEastAsia"/>
                 <w:color w:val="000000"/>
               </w:rPr>
-              <w:t>Jonathan Adié Villafañe</w:t>
-            </w:r>
-          </w:p>
-        </w:tc>
-        <w:tc>
-          <w:tcPr>
-            <w:tcW w:w="3261" w:type="dxa"/>
-          </w:tcPr>
-          <w:p>
-            <w:pPr>
-              <w:pStyle w:val="TextoTablas"/>
-              <w:rPr>
-                <w:rFonts w:cs="Calibri"/>
-                <w:szCs w:val="24"/>
-              </w:rPr>
-            </w:pPr>
-            <w:r>
-              <w:rPr>
-                <w:rFonts w:cs="Calibri"/>
-                <w:szCs w:val="24"/>
-              </w:rPr>
-              <w:t>Validador y vinculador de recursos digitales</w:t>
-            </w:r>
-          </w:p>
-        </w:tc>
-        <w:tc>
-          <w:tcPr>
-            <w:tcW w:w="3969" w:type="dxa"/>
-          </w:tcPr>
-          <w:p>
-            <w:pPr>
-              <w:pStyle w:val="TextoTablas"/>
-              <w:rPr>
-                <w:rFonts w:cs="Calibri"/>
-                <w:szCs w:val="24"/>
-              </w:rPr>
-            </w:pPr>
-            <w:r>
-              <w:rPr>
-                <w:rFonts w:eastAsiaTheme="minorEastAsia"/>
-              </w:rPr>
-              <w:t>Centro de Comercio y Servicios – Regional Atlántico</w:t>
-            </w:r>
-          </w:p>
-        </w:tc>
-      </w:tr>
-      <w:tr>
-        <w:trPr>
-          <w:cnfStyle w:val="000000100000" w:firstRow="0" w:lastRow="0" w:firstColumn="0" w:lastColumn="0" w:oddVBand="0" w:evenVBand="0" w:oddHBand="1" w:evenHBand="0" w:firstRowFirstColumn="0" w:firstRowLastColumn="0" w:lastRowFirstColumn="0" w:lastRowLastColumn="0"/>
-        </w:trPr>
-        <w:tc>
-          <w:tcPr>
-            <w:tcW w:w="2830" w:type="dxa"/>
-          </w:tcPr>
-          <w:p>
-            <w:pPr>
-              <w:pStyle w:val="TextoTablas"/>
-              <w:rPr>
-                <w:rFonts w:cs="Calibri"/>
-                <w:szCs w:val="24"/>
-              </w:rPr>
-            </w:pPr>
-            <w:r>
-              <w:rPr>
-                <w:rFonts w:eastAsiaTheme="minorEastAsia"/>
-                <w:color w:val="000000"/>
-              </w:rPr>
-              <w:t>Karine Isabel Ospino Fritz</w:t>
+              <w:t>Laura Daniela Burgos Rueda</w:t>
             </w:r>
           </w:p>
         </w:tc>
@@ -14014,6 +13936,10 @@
 </file>
 
 <file path=customXml/item1.xml><?xml version="1.0" encoding="utf-8"?>
+<b:Sources xmlns:b="http://schemas.openxmlformats.org/officeDocument/2006/bibliography" xmlns="http://schemas.openxmlformats.org/officeDocument/2006/bibliography" SelectedStyle="\APASixthEditionOfficeOnline.xsl" StyleName="APA" Version="6"/>
+</file>
+
+<file path=customXml/item2.xml><?xml version="1.0" encoding="utf-8"?>
 <p:properties xmlns:p="http://schemas.microsoft.com/office/2006/metadata/properties" xmlns:xsi="http://www.w3.org/2001/XMLSchema-instance" xmlns:pc="http://schemas.microsoft.com/office/infopath/2007/PartnerControls">
   <documentManagement>
     <TaxCatchAll xmlns="13c90a0b-73bc-4dc0-be5f-28d77b615beb" xsi:nil="true"/>
@@ -14024,11 +13950,16 @@
 </p:properties>
 </file>
 
-<file path=customXml/item2.xml><?xml version="1.0" encoding="utf-8"?>
-<b:Sources xmlns:b="http://schemas.openxmlformats.org/officeDocument/2006/bibliography" xmlns="http://schemas.openxmlformats.org/officeDocument/2006/bibliography" SelectedStyle="\APASixthEditionOfficeOnline.xsl" StyleName="APA" Version="6"/>
+<file path=customXml/item3.xml><?xml version="1.0" encoding="utf-8"?>
+<?mso-contentType ?>
+<FormTemplates xmlns="http://schemas.microsoft.com/sharepoint/v3/contenttype/forms">
+  <Display>DocumentLibraryForm</Display>
+  <Edit>DocumentLibraryForm</Edit>
+  <New>DocumentLibraryForm</New>
+</FormTemplates>
 </file>
 
-<file path=customXml/item3.xml><?xml version="1.0" encoding="utf-8"?>
+<file path=customXml/item4.xml><?xml version="1.0" encoding="utf-8"?>
 <ct:contentTypeSchema xmlns:ct="http://schemas.microsoft.com/office/2006/metadata/contentType" xmlns:ma="http://schemas.microsoft.com/office/2006/metadata/properties/metaAttributes" ct:_="" ma:_="" ma:contentTypeName="Documento" ma:contentTypeID="0x0101006A81D6BD42E8DF4C91013959704817E1" ma:contentTypeVersion="15" ma:contentTypeDescription="Crear nuevo documento." ma:contentTypeScope="" ma:versionID="bf4f72ffd194f0963ff564daca6869f7">
   <xsd:schema xmlns:xsd="http://www.w3.org/2001/XMLSchema" xmlns:xs="http://www.w3.org/2001/XMLSchema" xmlns:p="http://schemas.microsoft.com/office/2006/metadata/properties" xmlns:ns2="13c90a0b-73bc-4dc0-be5f-28d77b615beb" xmlns:ns3="13c93bba-48ce-428c-bfe5-88b42c19b028" targetNamespace="http://schemas.microsoft.com/office/2006/metadata/properties" ma:root="true" ma:fieldsID="8718d6f4873a5b1392a45044efa78385" ns2:_="" ns3:_="">
     <xsd:import namespace="13c90a0b-73bc-4dc0-be5f-28d77b615beb"/>
@@ -14263,16 +14194,15 @@
 </ct:contentTypeSchema>
 </file>
 
-<file path=customXml/item4.xml><?xml version="1.0" encoding="utf-8"?>
-<?mso-contentType ?>
-<FormTemplates xmlns="http://schemas.microsoft.com/sharepoint/v3/contenttype/forms">
-  <Display>DocumentLibraryForm</Display>
-  <Edit>DocumentLibraryForm</Edit>
-  <New>DocumentLibraryForm</New>
-</FormTemplates>
+<file path=customXml/itemProps1.xml><?xml version="1.0" encoding="utf-8"?>
+<ds:datastoreItem xmlns:ds="http://schemas.openxmlformats.org/officeDocument/2006/customXml" ds:itemID="{E8AB44A3-7C62-4BD2-82ED-8ABC209970FA}">
+  <ds:schemaRefs>
+    <ds:schemaRef ds:uri="http://schemas.openxmlformats.org/officeDocument/2006/bibliography"/>
+  </ds:schemaRefs>
+</ds:datastoreItem>
 </file>
 
-<file path=customXml/itemProps1.xml><?xml version="1.0" encoding="utf-8"?>
+<file path=customXml/itemProps2.xml><?xml version="1.0" encoding="utf-8"?>
 <ds:datastoreItem xmlns:ds="http://schemas.openxmlformats.org/officeDocument/2006/customXml" ds:itemID="{1145D752-ACC1-45E1-AB53-0C756F67FC7F}">
   <ds:schemaRefs>
     <ds:schemaRef ds:uri="http://schemas.microsoft.com/office/2006/metadata/properties"/>
@@ -14283,15 +14213,15 @@
 </ds:datastoreItem>
 </file>
 
-<file path=customXml/itemProps2.xml><?xml version="1.0" encoding="utf-8"?>
-<ds:datastoreItem xmlns:ds="http://schemas.openxmlformats.org/officeDocument/2006/customXml" ds:itemID="{E8AB44A3-7C62-4BD2-82ED-8ABC209970FA}">
+<file path=customXml/itemProps3.xml><?xml version="1.0" encoding="utf-8"?>
+<ds:datastoreItem xmlns:ds="http://schemas.openxmlformats.org/officeDocument/2006/customXml" ds:itemID="{81CBDEC1-3B00-44ED-AD36-0268077980BA}">
   <ds:schemaRefs>
-    <ds:schemaRef ds:uri="http://schemas.openxmlformats.org/officeDocument/2006/bibliography"/>
+    <ds:schemaRef ds:uri="http://schemas.microsoft.com/sharepoint/v3/contenttype/forms"/>
   </ds:schemaRefs>
 </ds:datastoreItem>
 </file>
 
-<file path=customXml/itemProps3.xml><?xml version="1.0" encoding="utf-8"?>
+<file path=customXml/itemProps4.xml><?xml version="1.0" encoding="utf-8"?>
 <ds:datastoreItem xmlns:ds="http://schemas.openxmlformats.org/officeDocument/2006/customXml" ds:itemID="{7EF31011-AEB4-45D1-BE72-7179C45089B8}">
   <ds:schemaRefs>
     <ds:schemaRef ds:uri="http://schemas.microsoft.com/office/2006/metadata/contentType"/>
@@ -14308,12 +14238,4 @@
     <ds:schemaRef ds:uri="http://schemas.microsoft.com/internal/obd"/>
   </ds:schemaRefs>
 </ds:datastoreItem>
-</file>
-
-<file path=customXml/itemProps4.xml><?xml version="1.0" encoding="utf-8"?>
-<ds:datastoreItem xmlns:ds="http://schemas.openxmlformats.org/officeDocument/2006/customXml" ds:itemID="{81CBDEC1-3B00-44ED-AD36-0268077980BA}">
-  <ds:schemaRefs>
-    <ds:schemaRef ds:uri="http://schemas.microsoft.com/sharepoint/v3/contenttype/forms"/>
-  </ds:schemaRefs>
-</ds:datastoreItem>
 </file>